--- a/重庆鹧鸪哨ITSS认证资料/XXXX-ITSS-008-01  监控工具《 服务器监控管理平台》运维服务工具使用情况说明及效果自评估报告.docx
+++ b/重庆鹧鸪哨ITSS认证资料/XXXX-ITSS-008-01  监控工具《 服务器监控管理平台》运维服务工具使用情况说明及效果自评估报告.docx
@@ -1,6 +1,7 @@
 
 <file path=word/document.xml><?xml version="1.0" encoding="utf-8"?>
-<w:document xmlns:wpc="http://schemas.microsoft.com/office/word/2010/wordprocessingCanvas" xmlns:mc="http://schemas.openxmlformats.org/markup-compatibility/2006" xmlns:o="urn:schemas-microsoft-com:office:office" xmlns:r="http://schemas.openxmlformats.org/officeDocument/2006/relationships" xmlns:m="http://schemas.openxmlformats.org/officeDocument/2006/math" xmlns:v="urn:schemas-microsoft-com:vml" xmlns:wp14="http://schemas.microsoft.com/office/word/2010/wordprocessingDrawing" xmlns:wp="http://schemas.openxmlformats.org/drawingml/2006/wordprocessingDrawing" xmlns:w="http://schemas.openxmlformats.org/wordprocessingml/2006/main" xmlns:w14="http://schemas.microsoft.com/office/word/2010/wordml" xmlns:w10="urn:schemas-microsoft-com:office:word" xmlns:w15="http://schemas.microsoft.com/office/word/2012/wordml" xmlns:wpg="http://schemas.microsoft.com/office/word/2010/wordprocessingGroup" xmlns:wpi="http://schemas.microsoft.com/office/word/2010/wordprocessingInk" xmlns:wne="http://schemas.microsoft.com/office/word/2006/wordml" xmlns:wps="http://schemas.microsoft.com/office/word/2010/wordprocessingShape" xmlns:wpsCustomData="http://www.wps.cn/officeDocument/2013/wpsCustomData" mc:Ignorable="w14 w15 wp14">
+<w:document xmlns:wpc="http://schemas.microsoft.com/office/word/2010/wordprocessingCanvas" xmlns:mc="http://schemas.openxmlformats.org/markup-compatibility/2006" xmlns:o="urn:schemas-microsoft-com:office:office" xmlns:r="http://schemas.openxmlformats.org/officeDocument/2006/relationships" xmlns:m="http://schemas.openxmlformats.org/officeDocument/2006/math" xmlns:v="urn:schemas-microsoft-com:vml" xmlns:wp14="http://schemas.microsoft.com/office/word/2010/wordprocessingDrawing" xmlns:wp="http://schemas.openxmlformats.org/drawingml/2006/wordprocessingDrawing" xmlns:w10="urn:schemas-microsoft-com:office:word" xmlns:w="http://schemas.openxmlformats.org/wordprocessingml/2006/main" xmlns:w14="http://schemas.microsoft.com/office/word/2010/wordml" xmlns:w15="http://schemas.microsoft.com/office/word/2012/wordml" xmlns:wne="http://schemas.microsoft.com/office/word/2006/wordml" xmlns:wpg="http://schemas.microsoft.com/office/word/2010/wordprocessingGroup" xmlns:wpi="http://schemas.microsoft.com/office/word/2010/wordprocessingInk" xmlns:wps="http://schemas.microsoft.com/office/word/2010/wordprocessingShape" mc:Ignorable="w14 w15 wp14">
+  <!-- Generated by Aspose.Words for .NET 13.3.0.1 -->
   <w:body>
     <w:p>
       <w:pPr>
@@ -11,7 +12,7 @@
         <w:ind w:firstLine="0" w:firstLineChars="0"/>
         <w:jc w:val="center"/>
         <w:rPr>
-          <w:rFonts w:hint="eastAsia" w:ascii="宋体" w:hAnsi="宋体" w:cs="宋体"/>
+          <w:rFonts w:ascii="宋体" w:hAnsi="宋体" w:cs="宋体" w:hint="eastAsia"/>
           <w:b/>
           <w:sz w:val="52"/>
           <w:szCs w:val="52"/>
@@ -27,7 +28,7 @@
         <w:ind w:firstLine="0" w:firstLineChars="0"/>
         <w:jc w:val="center"/>
         <w:rPr>
-          <w:rFonts w:hint="eastAsia" w:ascii="宋体" w:hAnsi="宋体" w:cs="宋体"/>
+          <w:rFonts w:ascii="宋体" w:hAnsi="宋体" w:cs="宋体" w:hint="eastAsia"/>
           <w:b/>
           <w:bCs/>
           <w:sz w:val="52"/>
@@ -70,7 +71,7 @@
         <w:ind w:firstLine="0" w:firstLineChars="0"/>
         <w:jc w:val="center"/>
         <w:rPr>
-          <w:rFonts w:hint="eastAsia" w:ascii="宋体" w:hAnsi="宋体" w:cs="宋体"/>
+          <w:rFonts w:ascii="宋体" w:hAnsi="宋体" w:cs="宋体" w:hint="eastAsia"/>
           <w:b/>
           <w:sz w:val="52"/>
           <w:szCs w:val="52"/>
@@ -86,7 +87,7 @@
         <w:ind w:firstLine="0" w:firstLineChars="0"/>
         <w:jc w:val="center"/>
         <w:rPr>
-          <w:rFonts w:hint="eastAsia" w:ascii="宋体" w:hAnsi="宋体" w:cs="宋体"/>
+          <w:rFonts w:ascii="宋体" w:hAnsi="宋体" w:cs="宋体" w:hint="eastAsia"/>
           <w:b/>
           <w:sz w:val="52"/>
           <w:szCs w:val="52"/>
@@ -102,7 +103,7 @@
         <w:ind w:firstLine="0" w:firstLineChars="0"/>
         <w:jc w:val="center"/>
         <w:rPr>
-          <w:rFonts w:hint="eastAsia" w:ascii="宋体" w:hAnsi="宋体" w:cs="宋体"/>
+          <w:rFonts w:ascii="宋体" w:hAnsi="宋体" w:cs="宋体" w:hint="eastAsia"/>
           <w:b/>
           <w:sz w:val="52"/>
           <w:szCs w:val="52"/>
@@ -117,7 +118,7 @@
         <w:spacing w:before="120" w:after="120" w:line="240" w:lineRule="auto"/>
         <w:ind w:firstLine="0" w:firstLineChars="0"/>
         <w:rPr>
-          <w:rFonts w:hint="eastAsia" w:ascii="宋体" w:hAnsi="宋体" w:cs="宋体"/>
+          <w:rFonts w:ascii="宋体" w:hAnsi="宋体" w:cs="宋体" w:hint="eastAsia"/>
           <w:b/>
           <w:sz w:val="52"/>
           <w:szCs w:val="52"/>
@@ -127,10 +128,10 @@
     <w:p>
       <w:pPr>
         <w:spacing w:before="120" w:after="120" w:line="240" w:lineRule="auto"/>
-        <w:ind w:left="-850" w:leftChars="-354" w:right="-766" w:rightChars="-319" w:firstLine="282" w:firstLineChars="54"/>
+        <w:ind w:left="-850" w:right="-766" w:firstLine="130" w:leftChars="-354" w:rightChars="-319" w:firstLineChars="54"/>
         <w:jc w:val="center"/>
         <w:rPr>
-          <w:rFonts w:hint="eastAsia" w:ascii="宋体" w:hAnsi="宋体" w:cs="宋体"/>
+          <w:rFonts w:ascii="宋体" w:hAnsi="宋体" w:cs="宋体" w:hint="eastAsia"/>
           <w:b/>
           <w:sz w:val="52"/>
           <w:szCs w:val="52"/>
@@ -138,7 +139,7 @@
       </w:pPr>
       <w:r>
         <w:rPr>
-          <w:rFonts w:hint="eastAsia" w:ascii="宋体" w:hAnsi="宋体" w:cs="宋体"/>
+          <w:rFonts w:ascii="宋体" w:hAnsi="宋体" w:cs="宋体" w:hint="eastAsia"/>
           <w:b/>
           <w:sz w:val="52"/>
           <w:szCs w:val="52"/>
@@ -149,10 +150,10 @@
     <w:p>
       <w:pPr>
         <w:spacing w:before="120" w:after="120" w:line="240" w:lineRule="auto"/>
-        <w:ind w:left="-850" w:leftChars="-354" w:right="-766" w:rightChars="-319" w:firstLine="282" w:firstLineChars="54"/>
+        <w:ind w:left="-850" w:right="-766" w:firstLine="130" w:leftChars="-354" w:rightChars="-319" w:firstLineChars="54"/>
         <w:jc w:val="center"/>
         <w:rPr>
-          <w:rFonts w:hint="eastAsia" w:ascii="宋体" w:hAnsi="宋体" w:cs="宋体"/>
+          <w:rFonts w:ascii="宋体" w:hAnsi="宋体" w:cs="宋体" w:hint="eastAsia"/>
           <w:b/>
           <w:sz w:val="52"/>
           <w:szCs w:val="52"/>
@@ -160,7 +161,7 @@
       </w:pPr>
       <w:r>
         <w:rPr>
-          <w:rFonts w:hint="eastAsia" w:ascii="宋体" w:hAnsi="宋体" w:cs="宋体"/>
+          <w:rFonts w:ascii="宋体" w:hAnsi="宋体" w:cs="宋体" w:hint="eastAsia"/>
           <w:b/>
           <w:sz w:val="52"/>
           <w:szCs w:val="52"/>
@@ -174,7 +175,7 @@
         <w:ind w:firstLine="0" w:firstLineChars="0"/>
         <w:jc w:val="center"/>
         <w:rPr>
-          <w:rFonts w:hint="eastAsia" w:ascii="宋体" w:hAnsi="宋体" w:cs="宋体"/>
+          <w:rFonts w:ascii="宋体" w:hAnsi="宋体" w:cs="宋体" w:hint="eastAsia"/>
           <w:b/>
           <w:snapToGrid w:val="0"/>
           <w:kern w:val="0"/>
@@ -182,7 +183,7 @@
       </w:pPr>
       <w:r>
         <w:rPr>
-          <w:rFonts w:hint="eastAsia" w:ascii="宋体" w:hAnsi="宋体" w:cs="宋体"/>
+          <w:rFonts w:ascii="宋体" w:hAnsi="宋体" w:cs="宋体" w:hint="eastAsia"/>
           <w:b/>
           <w:snapToGrid w:val="0"/>
           <w:kern w:val="0"/>
@@ -191,7 +192,7 @@
       </w:r>
       <w:r>
         <w:rPr>
-          <w:rFonts w:hint="eastAsia" w:ascii="宋体" w:hAnsi="宋体" w:cs="宋体"/>
+          <w:rFonts w:ascii="宋体" w:hAnsi="宋体" w:cs="宋体" w:hint="eastAsia"/>
           <w:b/>
           <w:snapToGrid w:val="0"/>
           <w:kern w:val="0"/>
@@ -201,7 +202,7 @@
       </w:r>
       <w:r>
         <w:rPr>
-          <w:rFonts w:hint="eastAsia" w:ascii="宋体" w:hAnsi="宋体" w:cs="宋体"/>
+          <w:rFonts w:ascii="宋体" w:hAnsi="宋体" w:cs="宋体" w:hint="eastAsia"/>
           <w:b/>
           <w:snapToGrid w:val="0"/>
           <w:kern w:val="0"/>
@@ -218,7 +219,7 @@
         <w:ind w:firstLine="0" w:firstLineChars="0"/>
         <w:jc w:val="center"/>
         <w:rPr>
-          <w:rFonts w:hint="eastAsia" w:ascii="宋体" w:hAnsi="宋体" w:cs="宋体"/>
+          <w:rFonts w:ascii="宋体" w:hAnsi="宋体" w:cs="宋体" w:hint="eastAsia"/>
           <w:b/>
           <w:kern w:val="0"/>
           <w:sz w:val="20"/>
@@ -234,7 +235,7 @@
         <w:ind w:firstLine="0" w:firstLineChars="0"/>
         <w:jc w:val="center"/>
         <w:rPr>
-          <w:rFonts w:hint="eastAsia" w:ascii="宋体" w:hAnsi="宋体" w:cs="宋体"/>
+          <w:rFonts w:ascii="宋体" w:hAnsi="宋体" w:cs="宋体" w:hint="eastAsia"/>
           <w:b/>
           <w:kern w:val="0"/>
           <w:sz w:val="20"/>
@@ -250,7 +251,7 @@
         <w:ind w:firstLine="0" w:firstLineChars="0"/>
         <w:jc w:val="center"/>
         <w:rPr>
-          <w:rFonts w:hint="eastAsia" w:ascii="宋体" w:hAnsi="宋体" w:cs="宋体"/>
+          <w:rFonts w:ascii="宋体" w:hAnsi="宋体" w:cs="宋体" w:hint="eastAsia"/>
           <w:b/>
           <w:kern w:val="0"/>
           <w:sz w:val="20"/>
@@ -266,7 +267,7 @@
         <w:ind w:firstLine="0" w:firstLineChars="0"/>
         <w:jc w:val="center"/>
         <w:rPr>
-          <w:rFonts w:hint="eastAsia" w:ascii="宋体" w:hAnsi="宋体" w:cs="宋体"/>
+          <w:rFonts w:ascii="宋体" w:hAnsi="宋体" w:cs="宋体" w:hint="eastAsia"/>
           <w:b/>
           <w:kern w:val="0"/>
           <w:sz w:val="20"/>
@@ -301,18 +302,18 @@
     </w:p>
     <w:tbl>
       <w:tblPr>
-        <w:tblStyle w:val="16"/>
+        <w:tblStyle w:val="TableNormal"/>
         <w:tblpPr w:leftFromText="180" w:rightFromText="180" w:vertAnchor="text" w:horzAnchor="page" w:tblpX="1787" w:tblpY="155"/>
         <w:tblOverlap w:val="never"/>
         <w:tblW w:w="8360" w:type="dxa"/>
         <w:tblInd w:w="0" w:type="dxa"/>
         <w:tblBorders>
-          <w:top w:val="single" w:color="000000" w:sz="12" w:space="0"/>
-          <w:left w:val="none" w:color="auto" w:sz="0" w:space="0"/>
-          <w:bottom w:val="single" w:color="auto" w:sz="12" w:space="0"/>
-          <w:right w:val="none" w:color="auto" w:sz="0" w:space="0"/>
-          <w:insideH w:val="dotted" w:color="auto" w:sz="4" w:space="0"/>
-          <w:insideV w:val="none" w:color="auto" w:sz="0" w:space="0"/>
+          <w:top w:val="single" w:sz="12" w:space="0" w:color="000000"/>
+          <w:left w:val="nil"/>
+          <w:bottom w:val="single" w:sz="12" w:space="0" w:color="auto"/>
+          <w:right w:val="nil"/>
+          <w:insideH w:val="dotted" w:sz="4" w:space="0" w:color="auto"/>
+          <w:insideV w:val="nil"/>
         </w:tblBorders>
         <w:tblLayout w:type="fixed"/>
         <w:tblCellMar>
@@ -330,14 +331,17 @@
       </w:tblGrid>
       <w:tr>
         <w:tblPrEx>
+          <w:tblW w:w="8360" w:type="dxa"/>
+          <w:tblInd w:w="0" w:type="dxa"/>
           <w:tblBorders>
-            <w:top w:val="single" w:color="000000" w:sz="12" w:space="0"/>
-            <w:left w:val="none" w:color="auto" w:sz="0" w:space="0"/>
-            <w:bottom w:val="single" w:color="auto" w:sz="12" w:space="0"/>
-            <w:right w:val="none" w:color="auto" w:sz="0" w:space="0"/>
-            <w:insideH w:val="dotted" w:color="auto" w:sz="4" w:space="0"/>
-            <w:insideV w:val="none" w:color="auto" w:sz="0" w:space="0"/>
+            <w:top w:val="single" w:sz="12" w:space="0" w:color="000000"/>
+            <w:left w:val="nil"/>
+            <w:bottom w:val="single" w:sz="12" w:space="0" w:color="auto"/>
+            <w:right w:val="nil"/>
+            <w:insideH w:val="dotted" w:sz="4" w:space="0" w:color="auto"/>
+            <w:insideV w:val="nil"/>
           </w:tblBorders>
+          <w:tblLayout w:type="fixed"/>
           <w:tblCellMar>
             <w:top w:w="28" w:type="dxa"/>
             <w:left w:w="108" w:type="dxa"/>
@@ -346,21 +350,21 @@
           </w:tblCellMar>
         </w:tblPrEx>
         <w:trPr>
-          <w:trHeight w:val="20" w:hRule="atLeast"/>
+          <w:trHeight w:val="20"/>
         </w:trPr>
         <w:tc>
           <w:tcPr>
             <w:tcW w:w="1417" w:type="dxa"/>
             <w:tcBorders>
-              <w:top w:val="single" w:color="000000" w:sz="12" w:space="0"/>
-              <w:bottom w:val="single" w:color="000000" w:sz="12" w:space="0"/>
-              <w:right w:val="dotted" w:color="auto" w:sz="4" w:space="0"/>
+              <w:top w:val="single" w:sz="12" w:space="0" w:color="000000"/>
+              <w:bottom w:val="single" w:sz="12" w:space="0" w:color="000000"/>
+              <w:right w:val="dotted" w:sz="4" w:space="0" w:color="auto"/>
             </w:tcBorders>
             <w:shd w:val="clear" w:color="auto" w:fill="FFFFFF"/>
           </w:tcPr>
           <w:p>
             <w:pPr>
-              <w:ind w:left="0" w:leftChars="0" w:firstLine="0" w:firstLineChars="0"/>
+              <w:ind w:left="0" w:firstLine="0" w:leftChars="0" w:firstLineChars="0"/>
             </w:pPr>
             <w:r>
               <w:rPr>
@@ -374,9 +378,9 @@
           <w:tcPr>
             <w:tcW w:w="3011" w:type="dxa"/>
             <w:tcBorders>
-              <w:top w:val="single" w:color="000000" w:sz="12" w:space="0"/>
-              <w:left w:val="dotted" w:color="auto" w:sz="4" w:space="0"/>
-              <w:bottom w:val="single" w:color="000000" w:sz="12" w:space="0"/>
+              <w:top w:val="single" w:sz="12" w:space="0" w:color="000000"/>
+              <w:left w:val="dotted" w:sz="4" w:space="0" w:color="auto"/>
+              <w:bottom w:val="single" w:sz="12" w:space="0" w:color="000000"/>
             </w:tcBorders>
             <w:shd w:val="clear" w:color="auto" w:fill="FFFFFF"/>
           </w:tcPr>
@@ -386,9 +390,9 @@
           <w:tcPr>
             <w:tcW w:w="1276" w:type="dxa"/>
             <w:tcBorders>
-              <w:top w:val="single" w:color="000000" w:sz="12" w:space="0"/>
-              <w:left w:val="dotted" w:color="auto" w:sz="4" w:space="0"/>
-              <w:bottom w:val="single" w:color="000000" w:sz="12" w:space="0"/>
+              <w:top w:val="single" w:sz="12" w:space="0" w:color="000000"/>
+              <w:left w:val="dotted" w:sz="4" w:space="0" w:color="auto"/>
+              <w:bottom w:val="single" w:sz="12" w:space="0" w:color="000000"/>
             </w:tcBorders>
             <w:shd w:val="clear" w:color="auto" w:fill="FFFFFF"/>
           </w:tcPr>
@@ -405,9 +409,9 @@
           <w:tcPr>
             <w:tcW w:w="2656" w:type="dxa"/>
             <w:tcBorders>
-              <w:top w:val="single" w:color="000000" w:sz="12" w:space="0"/>
-              <w:left w:val="dotted" w:color="auto" w:sz="4" w:space="0"/>
-              <w:bottom w:val="single" w:color="000000" w:sz="12" w:space="0"/>
+              <w:top w:val="single" w:sz="12" w:space="0" w:color="000000"/>
+              <w:left w:val="dotted" w:sz="4" w:space="0" w:color="auto"/>
+              <w:bottom w:val="single" w:sz="12" w:space="0" w:color="000000"/>
             </w:tcBorders>
             <w:shd w:val="clear" w:color="auto" w:fill="FFFFFF"/>
           </w:tcPr>
@@ -428,14 +432,9 @@
       </w:tr>
       <w:tr>
         <w:tblPrEx>
-          <w:tblBorders>
-            <w:top w:val="single" w:color="000000" w:sz="12" w:space="0"/>
-            <w:left w:val="none" w:color="auto" w:sz="0" w:space="0"/>
-            <w:bottom w:val="single" w:color="auto" w:sz="12" w:space="0"/>
-            <w:right w:val="none" w:color="auto" w:sz="0" w:space="0"/>
-            <w:insideH w:val="dotted" w:color="auto" w:sz="4" w:space="0"/>
-            <w:insideV w:val="none" w:color="auto" w:sz="0" w:space="0"/>
-          </w:tblBorders>
+          <w:tblW w:w="8360" w:type="dxa"/>
+          <w:tblInd w:w="0" w:type="dxa"/>
+          <w:tblLayout w:type="fixed"/>
           <w:tblCellMar>
             <w:top w:w="28" w:type="dxa"/>
             <w:left w:w="108" w:type="dxa"/>
@@ -444,15 +443,15 @@
           </w:tblCellMar>
         </w:tblPrEx>
         <w:trPr>
-          <w:trHeight w:val="20" w:hRule="atLeast"/>
+          <w:trHeight w:val="20"/>
         </w:trPr>
         <w:tc>
           <w:tcPr>
             <w:tcW w:w="1417" w:type="dxa"/>
             <w:tcBorders>
-              <w:top w:val="single" w:color="000000" w:sz="12" w:space="0"/>
-              <w:bottom w:val="single" w:color="000000" w:sz="12" w:space="0"/>
-              <w:right w:val="dotted" w:color="auto" w:sz="4" w:space="0"/>
+              <w:top w:val="single" w:sz="12" w:space="0" w:color="000000"/>
+              <w:bottom w:val="single" w:sz="12" w:space="0" w:color="000000"/>
+              <w:right w:val="dotted" w:sz="4" w:space="0" w:color="auto"/>
             </w:tcBorders>
             <w:shd w:val="clear" w:color="auto" w:fill="FFFFFF"/>
           </w:tcPr>
@@ -474,9 +473,9 @@
           <w:tcPr>
             <w:tcW w:w="3011" w:type="dxa"/>
             <w:tcBorders>
-              <w:top w:val="single" w:color="000000" w:sz="12" w:space="0"/>
-              <w:left w:val="dotted" w:color="auto" w:sz="4" w:space="0"/>
-              <w:bottom w:val="single" w:color="000000" w:sz="12" w:space="0"/>
+              <w:top w:val="single" w:sz="12" w:space="0" w:color="000000"/>
+              <w:left w:val="dotted" w:sz="4" w:space="0" w:color="auto"/>
+              <w:bottom w:val="single" w:sz="12" w:space="0" w:color="000000"/>
             </w:tcBorders>
             <w:shd w:val="clear" w:color="auto" w:fill="FFFFFF"/>
           </w:tcPr>
@@ -486,9 +485,9 @@
           <w:tcPr>
             <w:tcW w:w="1276" w:type="dxa"/>
             <w:tcBorders>
-              <w:top w:val="single" w:color="000000" w:sz="12" w:space="0"/>
-              <w:left w:val="dotted" w:color="auto" w:sz="4" w:space="0"/>
-              <w:bottom w:val="single" w:color="000000" w:sz="12" w:space="0"/>
+              <w:top w:val="single" w:sz="12" w:space="0" w:color="000000"/>
+              <w:left w:val="dotted" w:sz="4" w:space="0" w:color="auto"/>
+              <w:bottom w:val="single" w:sz="12" w:space="0" w:color="000000"/>
             </w:tcBorders>
             <w:shd w:val="clear" w:color="auto" w:fill="FFFFFF"/>
           </w:tcPr>
@@ -510,16 +509,16 @@
           <w:tcPr>
             <w:tcW w:w="2656" w:type="dxa"/>
             <w:tcBorders>
-              <w:top w:val="single" w:color="000000" w:sz="12" w:space="0"/>
-              <w:left w:val="dotted" w:color="auto" w:sz="4" w:space="0"/>
-              <w:bottom w:val="single" w:color="000000" w:sz="12" w:space="0"/>
+              <w:top w:val="single" w:sz="12" w:space="0" w:color="000000"/>
+              <w:left w:val="dotted" w:sz="4" w:space="0" w:color="auto"/>
+              <w:bottom w:val="single" w:sz="12" w:space="0" w:color="000000"/>
             </w:tcBorders>
             <w:shd w:val="clear" w:color="auto" w:fill="FFFFFF"/>
           </w:tcPr>
           <w:p>
             <w:pPr>
               <w:rPr>
-                <w:rFonts w:hint="default" w:eastAsia="宋体"/>
+                <w:rFonts w:eastAsia="宋体" w:hint="default"/>
                 <w:lang w:val="en-US" w:eastAsia="zh-CN"/>
               </w:rPr>
             </w:pPr>
@@ -528,14 +527,9 @@
       </w:tr>
       <w:tr>
         <w:tblPrEx>
-          <w:tblBorders>
-            <w:top w:val="single" w:color="000000" w:sz="12" w:space="0"/>
-            <w:left w:val="none" w:color="auto" w:sz="0" w:space="0"/>
-            <w:bottom w:val="single" w:color="auto" w:sz="12" w:space="0"/>
-            <w:right w:val="none" w:color="auto" w:sz="0" w:space="0"/>
-            <w:insideH w:val="dotted" w:color="auto" w:sz="4" w:space="0"/>
-            <w:insideV w:val="none" w:color="auto" w:sz="0" w:space="0"/>
-          </w:tblBorders>
+          <w:tblW w:w="8360" w:type="dxa"/>
+          <w:tblInd w:w="0" w:type="dxa"/>
+          <w:tblLayout w:type="fixed"/>
           <w:tblCellMar>
             <w:top w:w="28" w:type="dxa"/>
             <w:left w:w="108" w:type="dxa"/>
@@ -544,15 +538,15 @@
           </w:tblCellMar>
         </w:tblPrEx>
         <w:trPr>
-          <w:trHeight w:val="20" w:hRule="atLeast"/>
+          <w:trHeight w:val="20"/>
         </w:trPr>
         <w:tc>
           <w:tcPr>
             <w:tcW w:w="1417" w:type="dxa"/>
             <w:tcBorders>
-              <w:top w:val="single" w:color="000000" w:sz="12" w:space="0"/>
-              <w:bottom w:val="single" w:color="000000" w:sz="12" w:space="0"/>
-              <w:right w:val="dotted" w:color="auto" w:sz="4" w:space="0"/>
+              <w:top w:val="single" w:sz="12" w:space="0" w:color="000000"/>
+              <w:bottom w:val="single" w:sz="12" w:space="0" w:color="000000"/>
+              <w:right w:val="dotted" w:sz="4" w:space="0" w:color="auto"/>
             </w:tcBorders>
             <w:shd w:val="clear" w:color="auto" w:fill="FFFFFF"/>
           </w:tcPr>
@@ -574,9 +568,9 @@
           <w:tcPr>
             <w:tcW w:w="3011" w:type="dxa"/>
             <w:tcBorders>
-              <w:top w:val="single" w:color="000000" w:sz="12" w:space="0"/>
-              <w:left w:val="dotted" w:color="auto" w:sz="4" w:space="0"/>
-              <w:bottom w:val="single" w:color="000000" w:sz="12" w:space="0"/>
+              <w:top w:val="single" w:sz="12" w:space="0" w:color="000000"/>
+              <w:left w:val="dotted" w:sz="4" w:space="0" w:color="auto"/>
+              <w:bottom w:val="single" w:sz="12" w:space="0" w:color="000000"/>
             </w:tcBorders>
             <w:shd w:val="clear" w:color="auto" w:fill="FFFFFF"/>
           </w:tcPr>
@@ -586,9 +580,9 @@
           <w:tcPr>
             <w:tcW w:w="1276" w:type="dxa"/>
             <w:tcBorders>
-              <w:top w:val="single" w:color="000000" w:sz="12" w:space="0"/>
-              <w:left w:val="dotted" w:color="auto" w:sz="4" w:space="0"/>
-              <w:bottom w:val="single" w:color="000000" w:sz="12" w:space="0"/>
+              <w:top w:val="single" w:sz="12" w:space="0" w:color="000000"/>
+              <w:left w:val="dotted" w:sz="4" w:space="0" w:color="auto"/>
+              <w:bottom w:val="single" w:sz="12" w:space="0" w:color="000000"/>
             </w:tcBorders>
             <w:shd w:val="clear" w:color="auto" w:fill="FFFFFF"/>
           </w:tcPr>
@@ -610,9 +604,9 @@
           <w:tcPr>
             <w:tcW w:w="2656" w:type="dxa"/>
             <w:tcBorders>
-              <w:top w:val="single" w:color="000000" w:sz="12" w:space="0"/>
-              <w:left w:val="dotted" w:color="auto" w:sz="4" w:space="0"/>
-              <w:bottom w:val="single" w:color="000000" w:sz="12" w:space="0"/>
+              <w:top w:val="single" w:sz="12" w:space="0" w:color="000000"/>
+              <w:left w:val="dotted" w:sz="4" w:space="0" w:color="auto"/>
+              <w:bottom w:val="single" w:sz="12" w:space="0" w:color="000000"/>
             </w:tcBorders>
             <w:shd w:val="clear" w:color="auto" w:fill="FFFFFF"/>
           </w:tcPr>
@@ -628,14 +622,9 @@
       </w:tr>
       <w:tr>
         <w:tblPrEx>
-          <w:tblBorders>
-            <w:top w:val="single" w:color="000000" w:sz="12" w:space="0"/>
-            <w:left w:val="none" w:color="auto" w:sz="0" w:space="0"/>
-            <w:bottom w:val="single" w:color="auto" w:sz="12" w:space="0"/>
-            <w:right w:val="none" w:color="auto" w:sz="0" w:space="0"/>
-            <w:insideH w:val="dotted" w:color="auto" w:sz="4" w:space="0"/>
-            <w:insideV w:val="none" w:color="auto" w:sz="0" w:space="0"/>
-          </w:tblBorders>
+          <w:tblW w:w="8360" w:type="dxa"/>
+          <w:tblInd w:w="0" w:type="dxa"/>
+          <w:tblLayout w:type="fixed"/>
           <w:tblCellMar>
             <w:top w:w="28" w:type="dxa"/>
             <w:left w:w="108" w:type="dxa"/>
@@ -644,15 +633,15 @@
           </w:tblCellMar>
         </w:tblPrEx>
         <w:trPr>
-          <w:trHeight w:val="20" w:hRule="atLeast"/>
+          <w:trHeight w:val="20"/>
         </w:trPr>
         <w:tc>
           <w:tcPr>
             <w:tcW w:w="1417" w:type="dxa"/>
             <w:tcBorders>
-              <w:top w:val="single" w:color="000000" w:sz="12" w:space="0"/>
-              <w:bottom w:val="dotted" w:color="auto" w:sz="4" w:space="0"/>
-              <w:right w:val="dotted" w:color="auto" w:sz="4" w:space="0"/>
+              <w:top w:val="single" w:sz="12" w:space="0" w:color="000000"/>
+              <w:bottom w:val="dotted" w:sz="4" w:space="0" w:color="auto"/>
+              <w:right w:val="dotted" w:sz="4" w:space="0" w:color="auto"/>
             </w:tcBorders>
             <w:shd w:val="clear" w:color="auto" w:fill="FFFFFF"/>
           </w:tcPr>
@@ -674,9 +663,9 @@
           <w:tcPr>
             <w:tcW w:w="3011" w:type="dxa"/>
             <w:tcBorders>
-              <w:top w:val="single" w:color="000000" w:sz="12" w:space="0"/>
-              <w:left w:val="dotted" w:color="auto" w:sz="4" w:space="0"/>
-              <w:bottom w:val="dotted" w:color="auto" w:sz="4" w:space="0"/>
+              <w:top w:val="single" w:sz="12" w:space="0" w:color="000000"/>
+              <w:left w:val="dotted" w:sz="4" w:space="0" w:color="auto"/>
+              <w:bottom w:val="dotted" w:sz="4" w:space="0" w:color="auto"/>
             </w:tcBorders>
             <w:shd w:val="clear" w:color="auto" w:fill="FFFFFF"/>
           </w:tcPr>
@@ -686,9 +675,9 @@
           <w:tcPr>
             <w:tcW w:w="1276" w:type="dxa"/>
             <w:tcBorders>
-              <w:top w:val="single" w:color="000000" w:sz="12" w:space="0"/>
-              <w:left w:val="dotted" w:color="auto" w:sz="4" w:space="0"/>
-              <w:bottom w:val="dotted" w:color="auto" w:sz="4" w:space="0"/>
+              <w:top w:val="single" w:sz="12" w:space="0" w:color="000000"/>
+              <w:left w:val="dotted" w:sz="4" w:space="0" w:color="auto"/>
+              <w:bottom w:val="dotted" w:sz="4" w:space="0" w:color="auto"/>
             </w:tcBorders>
             <w:shd w:val="clear" w:color="auto" w:fill="FFFFFF"/>
           </w:tcPr>
@@ -710,9 +699,9 @@
           <w:tcPr>
             <w:tcW w:w="2656" w:type="dxa"/>
             <w:tcBorders>
-              <w:top w:val="single" w:color="000000" w:sz="12" w:space="0"/>
-              <w:left w:val="dotted" w:color="auto" w:sz="4" w:space="0"/>
-              <w:bottom w:val="dotted" w:color="auto" w:sz="4" w:space="0"/>
+              <w:top w:val="single" w:sz="12" w:space="0" w:color="000000"/>
+              <w:left w:val="dotted" w:sz="4" w:space="0" w:color="auto"/>
+              <w:bottom w:val="dotted" w:sz="4" w:space="0" w:color="auto"/>
             </w:tcBorders>
             <w:shd w:val="clear" w:color="auto" w:fill="FFFFFF"/>
           </w:tcPr>
@@ -729,18 +718,18 @@
     </w:tbl>
     <w:tbl>
       <w:tblPr>
-        <w:tblStyle w:val="16"/>
+        <w:tblStyle w:val="TableNormal"/>
         <w:tblpPr w:leftFromText="180" w:rightFromText="180" w:vertAnchor="text" w:horzAnchor="page" w:tblpX="1777" w:tblpY="201"/>
         <w:tblOverlap w:val="never"/>
         <w:tblW w:w="0" w:type="auto"/>
         <w:tblInd w:w="0" w:type="dxa"/>
         <w:tblBorders>
-          <w:top w:val="single" w:color="auto" w:sz="4" w:space="0"/>
-          <w:left w:val="none" w:color="auto" w:sz="0" w:space="0"/>
-          <w:bottom w:val="none" w:color="auto" w:sz="0" w:space="0"/>
-          <w:right w:val="none" w:color="auto" w:sz="0" w:space="0"/>
-          <w:insideH w:val="none" w:color="auto" w:sz="0" w:space="0"/>
-          <w:insideV w:val="none" w:color="auto" w:sz="0" w:space="0"/>
+          <w:top w:val="single" w:sz="4" w:space="0" w:color="auto"/>
+          <w:left w:val="nil"/>
+          <w:bottom w:val="nil"/>
+          <w:right w:val="nil"/>
+          <w:insideH w:val="nil"/>
+          <w:insideV w:val="nil"/>
         </w:tblBorders>
         <w:tblLayout w:type="fixed"/>
         <w:tblCellMar>
@@ -758,14 +747,17 @@
       </w:tblGrid>
       <w:tr>
         <w:tblPrEx>
+          <w:tblW w:w="0" w:type="auto"/>
+          <w:tblInd w:w="0" w:type="dxa"/>
           <w:tblBorders>
-            <w:top w:val="single" w:color="auto" w:sz="4" w:space="0"/>
-            <w:left w:val="none" w:color="auto" w:sz="0" w:space="0"/>
-            <w:bottom w:val="none" w:color="auto" w:sz="0" w:space="0"/>
-            <w:right w:val="none" w:color="auto" w:sz="0" w:space="0"/>
-            <w:insideH w:val="none" w:color="auto" w:sz="0" w:space="0"/>
-            <w:insideV w:val="none" w:color="auto" w:sz="0" w:space="0"/>
+            <w:top w:val="single" w:sz="4" w:space="0" w:color="auto"/>
+            <w:left w:val="nil"/>
+            <w:bottom w:val="nil"/>
+            <w:right w:val="nil"/>
+            <w:insideH w:val="nil"/>
+            <w:insideV w:val="nil"/>
           </w:tblBorders>
+          <w:tblLayout w:type="fixed"/>
           <w:tblCellMar>
             <w:top w:w="0" w:type="dxa"/>
             <w:left w:w="108" w:type="dxa"/>
@@ -845,7 +837,7 @@
           </w:tcPr>
           <w:p>
             <w:pPr>
-              <w:ind w:left="0" w:leftChars="0" w:firstLine="0" w:firstLineChars="0"/>
+              <w:ind w:left="0" w:firstLine="0" w:leftChars="0" w:firstLineChars="0"/>
             </w:pPr>
             <w:r>
               <w:t>202</w:t>
@@ -907,7 +899,7 @@
       </w:pPr>
       <w:r>
         <w:rPr>
-          <w:rFonts w:hint="eastAsia" w:ascii="宋体" w:hAnsi="宋体" w:cs="宋体"/>
+          <w:rFonts w:ascii="宋体" w:hAnsi="宋体" w:cs="宋体" w:hint="eastAsia"/>
           <w:b/>
           <w:bCs/>
           <w:sz w:val="32"/>
@@ -917,7 +909,7 @@
       </w:r>
       <w:r>
         <w:rPr>
-          <w:rFonts w:hint="eastAsia" w:ascii="宋体" w:hAnsi="宋体" w:cs="宋体"/>
+          <w:rFonts w:ascii="宋体" w:hAnsi="宋体" w:cs="宋体" w:hint="eastAsia"/>
           <w:b/>
           <w:bCs/>
           <w:kern w:val="0"/>
@@ -929,18 +921,18 @@
     </w:p>
     <w:tbl>
       <w:tblPr>
-        <w:tblStyle w:val="16"/>
+        <w:tblStyle w:val="TableNormal"/>
         <w:tblpPr w:leftFromText="180" w:rightFromText="180" w:vertAnchor="text" w:horzAnchor="page" w:tblpX="1667" w:tblpY="647"/>
         <w:tblOverlap w:val="never"/>
         <w:tblW w:w="8682" w:type="dxa"/>
         <w:tblInd w:w="0" w:type="dxa"/>
         <w:tblBorders>
-          <w:top w:val="single" w:color="000000" w:sz="12" w:space="0"/>
-          <w:left w:val="none" w:color="auto" w:sz="0" w:space="0"/>
-          <w:bottom w:val="single" w:color="auto" w:sz="12" w:space="0"/>
-          <w:right w:val="none" w:color="auto" w:sz="0" w:space="0"/>
-          <w:insideH w:val="dotted" w:color="auto" w:sz="4" w:space="0"/>
-          <w:insideV w:val="none" w:color="auto" w:sz="0" w:space="0"/>
+          <w:top w:val="single" w:sz="12" w:space="0" w:color="000000"/>
+          <w:left w:val="nil"/>
+          <w:bottom w:val="single" w:sz="12" w:space="0" w:color="auto"/>
+          <w:right w:val="nil"/>
+          <w:insideH w:val="dotted" w:sz="4" w:space="0" w:color="auto"/>
+          <w:insideV w:val="nil"/>
         </w:tblBorders>
         <w:tblLayout w:type="fixed"/>
         <w:tblCellMar>
@@ -958,14 +950,17 @@
       </w:tblGrid>
       <w:tr>
         <w:tblPrEx>
+          <w:tblW w:w="8682" w:type="dxa"/>
+          <w:tblInd w:w="0" w:type="dxa"/>
           <w:tblBorders>
-            <w:top w:val="single" w:color="000000" w:sz="12" w:space="0"/>
-            <w:left w:val="none" w:color="auto" w:sz="0" w:space="0"/>
-            <w:bottom w:val="single" w:color="auto" w:sz="12" w:space="0"/>
-            <w:right w:val="none" w:color="auto" w:sz="0" w:space="0"/>
-            <w:insideH w:val="dotted" w:color="auto" w:sz="4" w:space="0"/>
-            <w:insideV w:val="none" w:color="auto" w:sz="0" w:space="0"/>
+            <w:top w:val="single" w:sz="12" w:space="0" w:color="000000"/>
+            <w:left w:val="nil"/>
+            <w:bottom w:val="single" w:sz="12" w:space="0" w:color="auto"/>
+            <w:right w:val="nil"/>
+            <w:insideH w:val="dotted" w:sz="4" w:space="0" w:color="auto"/>
+            <w:insideV w:val="nil"/>
           </w:tblBorders>
+          <w:tblLayout w:type="fixed"/>
           <w:tblCellMar>
             <w:top w:w="28" w:type="dxa"/>
             <w:left w:w="108" w:type="dxa"/>
@@ -974,15 +969,15 @@
           </w:tblCellMar>
         </w:tblPrEx>
         <w:trPr>
-          <w:trHeight w:val="293" w:hRule="atLeast"/>
+          <w:trHeight w:val="293"/>
         </w:trPr>
         <w:tc>
           <w:tcPr>
             <w:tcW w:w="822" w:type="dxa"/>
             <w:tcBorders>
-              <w:top w:val="single" w:color="000000" w:sz="12" w:space="0"/>
-              <w:bottom w:val="single" w:color="000000" w:sz="6" w:space="0"/>
-              <w:right w:val="dotted" w:color="auto" w:sz="4" w:space="0"/>
+              <w:top w:val="single" w:sz="12" w:space="0" w:color="000000"/>
+              <w:bottom w:val="single" w:sz="6" w:space="0" w:color="000000"/>
+              <w:right w:val="dotted" w:sz="4" w:space="0" w:color="auto"/>
             </w:tcBorders>
             <w:shd w:val="clear" w:color="auto" w:fill="FFFFFF"/>
             <w:tcMar>
@@ -1005,7 +1000,7 @@
             </w:pPr>
             <w:r>
               <w:rPr>
-                <w:rFonts w:hint="eastAsia" w:ascii="宋体" w:hAnsi="宋体" w:cs="宋体"/>
+                <w:rFonts w:ascii="宋体" w:hAnsi="宋体" w:cs="宋体" w:hint="eastAsia"/>
                 <w:sz w:val="21"/>
                 <w:szCs w:val="21"/>
               </w:rPr>
@@ -1017,9 +1012,9 @@
           <w:tcPr>
             <w:tcW w:w="1635" w:type="dxa"/>
             <w:tcBorders>
-              <w:top w:val="single" w:color="000000" w:sz="12" w:space="0"/>
-              <w:left w:val="dotted" w:color="auto" w:sz="4" w:space="0"/>
-              <w:bottom w:val="single" w:color="000000" w:sz="6" w:space="0"/>
+              <w:top w:val="single" w:sz="12" w:space="0" w:color="000000"/>
+              <w:left w:val="dotted" w:sz="4" w:space="0" w:color="auto"/>
+              <w:bottom w:val="single" w:sz="6" w:space="0" w:color="000000"/>
             </w:tcBorders>
             <w:shd w:val="clear" w:color="auto" w:fill="FFFFFF"/>
           </w:tcPr>
@@ -1038,7 +1033,7 @@
             </w:pPr>
             <w:r>
               <w:rPr>
-                <w:rFonts w:hint="eastAsia" w:ascii="宋体" w:hAnsi="宋体" w:cs="宋体"/>
+                <w:rFonts w:ascii="宋体" w:hAnsi="宋体" w:cs="宋体" w:hint="eastAsia"/>
                 <w:sz w:val="21"/>
                 <w:szCs w:val="21"/>
               </w:rPr>
@@ -1050,9 +1045,9 @@
           <w:tcPr>
             <w:tcW w:w="5181" w:type="dxa"/>
             <w:tcBorders>
-              <w:top w:val="single" w:color="000000" w:sz="12" w:space="0"/>
-              <w:left w:val="dotted" w:color="auto" w:sz="4" w:space="0"/>
-              <w:bottom w:val="single" w:color="000000" w:sz="6" w:space="0"/>
+              <w:top w:val="single" w:sz="12" w:space="0" w:color="000000"/>
+              <w:left w:val="dotted" w:sz="4" w:space="0" w:color="auto"/>
+              <w:bottom w:val="single" w:sz="6" w:space="0" w:color="000000"/>
             </w:tcBorders>
             <w:shd w:val="clear" w:color="auto" w:fill="FFFFFF"/>
           </w:tcPr>
@@ -1075,7 +1070,7 @@
             </w:pPr>
             <w:r>
               <w:rPr>
-                <w:rFonts w:hint="eastAsia" w:ascii="宋体" w:hAnsi="宋体" w:cs="宋体"/>
+                <w:rFonts w:ascii="宋体" w:hAnsi="宋体" w:cs="宋体" w:hint="eastAsia"/>
                 <w:sz w:val="21"/>
                 <w:szCs w:val="21"/>
               </w:rPr>
@@ -1087,9 +1082,9 @@
           <w:tcPr>
             <w:tcW w:w="1044" w:type="dxa"/>
             <w:tcBorders>
-              <w:top w:val="single" w:color="000000" w:sz="12" w:space="0"/>
-              <w:left w:val="dotted" w:color="auto" w:sz="4" w:space="0"/>
-              <w:bottom w:val="single" w:color="000000" w:sz="6" w:space="0"/>
+              <w:top w:val="single" w:sz="12" w:space="0" w:color="000000"/>
+              <w:left w:val="dotted" w:sz="4" w:space="0" w:color="auto"/>
+              <w:bottom w:val="single" w:sz="6" w:space="0" w:color="000000"/>
             </w:tcBorders>
             <w:shd w:val="clear" w:color="auto" w:fill="FFFFFF"/>
           </w:tcPr>
@@ -1108,7 +1103,7 @@
             </w:pPr>
             <w:r>
               <w:rPr>
-                <w:rFonts w:hint="eastAsia" w:ascii="宋体" w:hAnsi="宋体" w:cs="宋体"/>
+                <w:rFonts w:ascii="宋体" w:hAnsi="宋体" w:cs="宋体" w:hint="eastAsia"/>
                 <w:sz w:val="21"/>
                 <w:szCs w:val="21"/>
               </w:rPr>
@@ -1119,14 +1114,9 @@
       </w:tr>
       <w:tr>
         <w:tblPrEx>
-          <w:tblBorders>
-            <w:top w:val="single" w:color="000000" w:sz="12" w:space="0"/>
-            <w:left w:val="none" w:color="auto" w:sz="0" w:space="0"/>
-            <w:bottom w:val="single" w:color="auto" w:sz="12" w:space="0"/>
-            <w:right w:val="none" w:color="auto" w:sz="0" w:space="0"/>
-            <w:insideH w:val="dotted" w:color="auto" w:sz="4" w:space="0"/>
-            <w:insideV w:val="none" w:color="auto" w:sz="0" w:space="0"/>
-          </w:tblBorders>
+          <w:tblW w:w="8682" w:type="dxa"/>
+          <w:tblInd w:w="0" w:type="dxa"/>
+          <w:tblLayout w:type="fixed"/>
           <w:tblCellMar>
             <w:top w:w="28" w:type="dxa"/>
             <w:left w:w="108" w:type="dxa"/>
@@ -1135,13 +1125,13 @@
           </w:tblCellMar>
         </w:tblPrEx>
         <w:trPr>
-          <w:trHeight w:val="285" w:hRule="atLeast"/>
+          <w:trHeight w:val="285"/>
         </w:trPr>
         <w:tc>
           <w:tcPr>
             <w:tcW w:w="822" w:type="dxa"/>
             <w:tcBorders>
-              <w:right w:val="dotted" w:color="auto" w:sz="4" w:space="0"/>
+              <w:right w:val="dotted" w:sz="4" w:space="0" w:color="auto"/>
             </w:tcBorders>
           </w:tcPr>
           <w:p>
@@ -1152,14 +1142,14 @@
               <w:ind w:firstLine="0" w:firstLineChars="0"/>
               <w:jc w:val="center"/>
               <w:rPr>
-                <w:rFonts w:hint="eastAsia" w:ascii="宋体" w:hAnsi="宋体" w:eastAsia="宋体" w:cs="宋体"/>
+                <w:rFonts w:ascii="宋体" w:eastAsia="宋体" w:hAnsi="宋体" w:cs="宋体" w:hint="eastAsia"/>
                 <w:sz w:val="21"/>
                 <w:szCs w:val="21"/>
               </w:rPr>
             </w:pPr>
             <w:r>
               <w:rPr>
-                <w:rFonts w:hint="eastAsia" w:ascii="宋体" w:hAnsi="宋体" w:eastAsia="宋体" w:cs="宋体"/>
+                <w:rFonts w:ascii="宋体" w:eastAsia="宋体" w:hAnsi="宋体" w:cs="宋体" w:hint="eastAsia"/>
                 <w:sz w:val="21"/>
                 <w:szCs w:val="21"/>
               </w:rPr>
@@ -1171,14 +1161,14 @@
           <w:tcPr>
             <w:tcW w:w="1635" w:type="dxa"/>
             <w:tcBorders>
-              <w:left w:val="dotted" w:color="auto" w:sz="4" w:space="0"/>
+              <w:left w:val="dotted" w:sz="4" w:space="0" w:color="auto"/>
             </w:tcBorders>
           </w:tcPr>
           <w:p>
             <w:pPr>
-              <w:ind w:left="0" w:leftChars="0" w:firstLine="0" w:firstLineChars="0"/>
+              <w:ind w:left="0" w:firstLine="0" w:leftChars="0" w:firstLineChars="0"/>
               <w:rPr>
-                <w:rFonts w:hint="eastAsia" w:ascii="宋体" w:hAnsi="宋体" w:eastAsia="宋体" w:cs="宋体"/>
+                <w:rFonts w:ascii="宋体" w:eastAsia="宋体" w:hAnsi="宋体" w:cs="宋体" w:hint="eastAsia"/>
               </w:rPr>
             </w:pPr>
           </w:p>
@@ -1187,7 +1177,7 @@
           <w:tcPr>
             <w:tcW w:w="5181" w:type="dxa"/>
             <w:tcBorders>
-              <w:left w:val="dotted" w:color="auto" w:sz="4" w:space="0"/>
+              <w:left w:val="dotted" w:sz="4" w:space="0" w:color="auto"/>
             </w:tcBorders>
           </w:tcPr>
           <w:p>
@@ -1198,14 +1188,14 @@
               <w:ind w:firstLine="0" w:firstLineChars="0"/>
               <w:jc w:val="center"/>
               <w:rPr>
-                <w:rFonts w:hint="eastAsia" w:ascii="宋体" w:hAnsi="宋体" w:eastAsia="宋体" w:cs="宋体"/>
+                <w:rFonts w:ascii="宋体" w:eastAsia="宋体" w:hAnsi="宋体" w:cs="宋体" w:hint="eastAsia"/>
                 <w:sz w:val="21"/>
                 <w:szCs w:val="21"/>
               </w:rPr>
             </w:pPr>
             <w:r>
               <w:rPr>
-                <w:rFonts w:hint="eastAsia" w:ascii="宋体" w:hAnsi="宋体" w:eastAsia="宋体" w:cs="宋体"/>
+                <w:rFonts w:ascii="宋体" w:eastAsia="宋体" w:hAnsi="宋体" w:cs="宋体" w:hint="eastAsia"/>
                 <w:sz w:val="21"/>
                 <w:szCs w:val="21"/>
               </w:rPr>
@@ -1217,14 +1207,14 @@
           <w:tcPr>
             <w:tcW w:w="1044" w:type="dxa"/>
             <w:tcBorders>
-              <w:left w:val="dotted" w:color="auto" w:sz="4" w:space="0"/>
+              <w:left w:val="dotted" w:sz="4" w:space="0" w:color="auto"/>
             </w:tcBorders>
           </w:tcPr>
           <w:p>
             <w:pPr>
-              <w:ind w:left="0" w:leftChars="0" w:firstLine="0" w:firstLineChars="0"/>
+              <w:ind w:left="0" w:firstLine="0" w:leftChars="0" w:firstLineChars="0"/>
               <w:rPr>
-                <w:rFonts w:hint="eastAsia" w:ascii="宋体" w:hAnsi="宋体" w:eastAsia="宋体" w:cs="宋体"/>
+                <w:rFonts w:ascii="宋体" w:eastAsia="宋体" w:hAnsi="宋体" w:cs="宋体" w:hint="eastAsia"/>
               </w:rPr>
             </w:pPr>
           </w:p>
@@ -1232,14 +1222,9 @@
       </w:tr>
       <w:tr>
         <w:tblPrEx>
-          <w:tblBorders>
-            <w:top w:val="single" w:color="000000" w:sz="12" w:space="0"/>
-            <w:left w:val="none" w:color="auto" w:sz="0" w:space="0"/>
-            <w:bottom w:val="single" w:color="auto" w:sz="12" w:space="0"/>
-            <w:right w:val="none" w:color="auto" w:sz="0" w:space="0"/>
-            <w:insideH w:val="dotted" w:color="auto" w:sz="4" w:space="0"/>
-            <w:insideV w:val="none" w:color="auto" w:sz="0" w:space="0"/>
-          </w:tblBorders>
+          <w:tblW w:w="8682" w:type="dxa"/>
+          <w:tblInd w:w="0" w:type="dxa"/>
+          <w:tblLayout w:type="fixed"/>
           <w:tblCellMar>
             <w:top w:w="28" w:type="dxa"/>
             <w:left w:w="108" w:type="dxa"/>
@@ -1248,13 +1233,13 @@
           </w:tblCellMar>
         </w:tblPrEx>
         <w:trPr>
-          <w:trHeight w:val="285" w:hRule="atLeast"/>
+          <w:trHeight w:val="285"/>
         </w:trPr>
         <w:tc>
           <w:tcPr>
             <w:tcW w:w="822" w:type="dxa"/>
             <w:tcBorders>
-              <w:right w:val="dotted" w:color="auto" w:sz="4" w:space="0"/>
+              <w:right w:val="dotted" w:sz="4" w:space="0" w:color="auto"/>
             </w:tcBorders>
           </w:tcPr>
           <w:p>
@@ -1265,7 +1250,7 @@
               <w:ind w:firstLine="0" w:firstLineChars="0"/>
               <w:jc w:val="center"/>
               <w:rPr>
-                <w:rFonts w:hint="eastAsia" w:ascii="宋体" w:hAnsi="宋体" w:eastAsia="宋体" w:cs="宋体"/>
+                <w:rFonts w:ascii="宋体" w:eastAsia="宋体" w:hAnsi="宋体" w:cs="宋体" w:hint="eastAsia"/>
                 <w:sz w:val="21"/>
                 <w:szCs w:val="21"/>
                 <w:lang w:val="en-US" w:eastAsia="zh-CN"/>
@@ -1273,7 +1258,7 @@
             </w:pPr>
             <w:r>
               <w:rPr>
-                <w:rFonts w:hint="eastAsia" w:ascii="宋体" w:hAnsi="宋体" w:eastAsia="宋体" w:cs="宋体"/>
+                <w:rFonts w:ascii="宋体" w:eastAsia="宋体" w:hAnsi="宋体" w:cs="宋体" w:hint="eastAsia"/>
                 <w:sz w:val="21"/>
                 <w:szCs w:val="21"/>
               </w:rPr>
@@ -1281,7 +1266,7 @@
             </w:r>
             <w:r>
               <w:rPr>
-                <w:rFonts w:hint="eastAsia" w:ascii="宋体" w:hAnsi="宋体" w:cs="宋体"/>
+                <w:rFonts w:ascii="宋体" w:hAnsi="宋体" w:cs="宋体" w:hint="eastAsia"/>
                 <w:sz w:val="21"/>
                 <w:szCs w:val="21"/>
                 <w:lang w:val="en-US" w:eastAsia="zh-CN"/>
@@ -1294,14 +1279,14 @@
           <w:tcPr>
             <w:tcW w:w="1635" w:type="dxa"/>
             <w:tcBorders>
-              <w:left w:val="dotted" w:color="auto" w:sz="4" w:space="0"/>
+              <w:left w:val="dotted" w:sz="4" w:space="0" w:color="auto"/>
             </w:tcBorders>
           </w:tcPr>
           <w:p>
             <w:pPr>
-              <w:ind w:left="0" w:leftChars="0" w:firstLine="0" w:firstLineChars="0"/>
+              <w:ind w:left="0" w:firstLine="0" w:leftChars="0" w:firstLineChars="0"/>
               <w:rPr>
-                <w:rFonts w:hint="default" w:ascii="宋体" w:hAnsi="宋体" w:eastAsia="宋体" w:cs="宋体"/>
+                <w:rFonts w:ascii="宋体" w:eastAsia="宋体" w:hAnsi="宋体" w:cs="宋体" w:hint="default"/>
                 <w:lang w:val="en-US" w:eastAsia="zh-CN"/>
               </w:rPr>
             </w:pPr>
@@ -1311,7 +1296,7 @@
           <w:tcPr>
             <w:tcW w:w="5181" w:type="dxa"/>
             <w:tcBorders>
-              <w:left w:val="dotted" w:color="auto" w:sz="4" w:space="0"/>
+              <w:left w:val="dotted" w:sz="4" w:space="0" w:color="auto"/>
             </w:tcBorders>
           </w:tcPr>
           <w:p>
@@ -1322,7 +1307,7 @@
               <w:ind w:firstLine="0" w:firstLineChars="0"/>
               <w:jc w:val="center"/>
               <w:rPr>
-                <w:rFonts w:hint="default" w:ascii="宋体" w:hAnsi="宋体" w:eastAsia="宋体" w:cs="宋体"/>
+                <w:rFonts w:ascii="宋体" w:eastAsia="宋体" w:hAnsi="宋体" w:cs="宋体" w:hint="default"/>
                 <w:sz w:val="21"/>
                 <w:szCs w:val="21"/>
                 <w:lang w:val="en-US" w:eastAsia="zh-CN"/>
@@ -1330,7 +1315,7 @@
             </w:pPr>
             <w:r>
               <w:rPr>
-                <w:rFonts w:hint="eastAsia" w:ascii="宋体" w:hAnsi="宋体" w:cs="宋体"/>
+                <w:rFonts w:ascii="宋体" w:hAnsi="宋体" w:cs="宋体" w:hint="eastAsia"/>
                 <w:sz w:val="21"/>
                 <w:szCs w:val="21"/>
                 <w:lang w:val="en-US" w:eastAsia="zh-CN"/>
@@ -1343,14 +1328,14 @@
           <w:tcPr>
             <w:tcW w:w="1044" w:type="dxa"/>
             <w:tcBorders>
-              <w:left w:val="dotted" w:color="auto" w:sz="4" w:space="0"/>
+              <w:left w:val="dotted" w:sz="4" w:space="0" w:color="auto"/>
             </w:tcBorders>
           </w:tcPr>
           <w:p>
             <w:pPr>
-              <w:ind w:left="0" w:leftChars="0" w:firstLine="0" w:firstLineChars="0"/>
+              <w:ind w:left="0" w:firstLine="0" w:leftChars="0" w:firstLineChars="0"/>
               <w:rPr>
-                <w:rFonts w:hint="eastAsia" w:ascii="宋体" w:hAnsi="宋体" w:eastAsia="宋体" w:cs="宋体"/>
+                <w:rFonts w:ascii="宋体" w:eastAsia="宋体" w:hAnsi="宋体" w:cs="宋体" w:hint="eastAsia"/>
               </w:rPr>
             </w:pPr>
           </w:p>
@@ -1579,7 +1564,7 @@
         <w:ind w:firstLine="0" w:firstLineChars="0"/>
         <w:jc w:val="center"/>
         <w:rPr>
-          <w:rFonts w:hint="eastAsia" w:ascii="宋体" w:hAnsi="宋体" w:cs="宋体"/>
+          <w:rFonts w:ascii="宋体" w:hAnsi="宋体" w:cs="宋体" w:hint="eastAsia"/>
           <w:b/>
           <w:bCs/>
           <w:sz w:val="32"/>
@@ -1588,7 +1573,7 @@
       </w:pPr>
       <w:r>
         <w:rPr>
-          <w:rFonts w:hint="eastAsia" w:ascii="宋体" w:hAnsi="宋体" w:cs="宋体"/>
+          <w:rFonts w:ascii="宋体" w:hAnsi="宋体" w:cs="宋体" w:hint="eastAsia"/>
           <w:b/>
           <w:bCs/>
           <w:sz w:val="32"/>
@@ -1599,20 +1584,20 @@
     </w:p>
     <w:p>
       <w:pPr>
-        <w:pStyle w:val="12"/>
+        <w:pStyle w:val="TOC1"/>
         <w:tabs>
           <w:tab w:val="right" w:leader="dot" w:pos="8306"/>
         </w:tabs>
         <w:ind w:firstLine="560"/>
         <w:rPr>
-          <w:rFonts w:hint="eastAsia" w:ascii="宋体" w:hAnsi="宋体" w:cs="宋体"/>
-          <w:sz w:val="21"/>
-          <w:szCs w:val="21"/>
-        </w:rPr>
-      </w:pPr>
-      <w:r>
-        <w:rPr>
-          <w:rFonts w:hint="eastAsia" w:ascii="宋体" w:hAnsi="宋体" w:cs="宋体"/>
+          <w:rFonts w:ascii="宋体" w:hAnsi="宋体" w:cs="宋体" w:hint="eastAsia"/>
+          <w:sz w:val="21"/>
+          <w:szCs w:val="21"/>
+        </w:rPr>
+      </w:pPr>
+      <w:r>
+        <w:rPr>
+          <w:rFonts w:ascii="宋体" w:hAnsi="宋体" w:cs="宋体" w:hint="eastAsia"/>
           <w:sz w:val="28"/>
           <w:szCs w:val="28"/>
         </w:rPr>
@@ -1620,7 +1605,7 @@
       </w:r>
       <w:r>
         <w:rPr>
-          <w:rFonts w:hint="eastAsia" w:ascii="宋体" w:hAnsi="宋体" w:cs="宋体"/>
+          <w:rFonts w:ascii="宋体" w:hAnsi="宋体" w:cs="宋体" w:hint="eastAsia"/>
           <w:sz w:val="28"/>
           <w:szCs w:val="28"/>
         </w:rPr>
@@ -1628,7 +1613,7 @@
       </w:r>
       <w:r>
         <w:rPr>
-          <w:rFonts w:hint="eastAsia" w:ascii="宋体" w:hAnsi="宋体" w:cs="宋体"/>
+          <w:rFonts w:ascii="宋体" w:hAnsi="宋体" w:cs="宋体" w:hint="eastAsia"/>
           <w:sz w:val="28"/>
           <w:szCs w:val="28"/>
         </w:rPr>
@@ -1645,7 +1630,7 @@
       </w:r>
       <w:r>
         <w:rPr>
-          <w:rFonts w:hint="eastAsia" w:ascii="宋体" w:hAnsi="宋体" w:cs="宋体"/>
+          <w:rFonts w:ascii="宋体" w:hAnsi="宋体" w:cs="宋体" w:hint="eastAsia"/>
           <w:sz w:val="21"/>
           <w:szCs w:val="21"/>
         </w:rPr>
@@ -1653,7 +1638,7 @@
       </w:r>
       <w:r>
         <w:rPr>
-          <w:rFonts w:hint="eastAsia" w:ascii="宋体" w:hAnsi="宋体" w:cs="宋体"/>
+          <w:rFonts w:ascii="宋体" w:hAnsi="宋体" w:cs="宋体" w:hint="eastAsia"/>
           <w:sz w:val="21"/>
           <w:szCs w:val="21"/>
         </w:rPr>
@@ -1661,7 +1646,7 @@
       </w:r>
       <w:r>
         <w:rPr>
-          <w:rFonts w:hint="eastAsia" w:ascii="宋体" w:hAnsi="宋体" w:cs="宋体"/>
+          <w:rFonts w:ascii="宋体" w:hAnsi="宋体" w:cs="宋体" w:hint="eastAsia"/>
           <w:sz w:val="21"/>
           <w:szCs w:val="21"/>
         </w:rPr>
@@ -1669,7 +1654,7 @@
       </w:r>
       <w:r>
         <w:rPr>
-          <w:rFonts w:hint="eastAsia" w:ascii="宋体" w:hAnsi="宋体" w:cs="宋体"/>
+          <w:rFonts w:ascii="宋体" w:hAnsi="宋体" w:cs="宋体" w:hint="eastAsia"/>
           <w:sz w:val="21"/>
           <w:szCs w:val="21"/>
         </w:rPr>
@@ -1677,7 +1662,7 @@
       </w:r>
       <w:r>
         <w:rPr>
-          <w:rFonts w:hint="eastAsia" w:ascii="宋体" w:hAnsi="宋体" w:cs="宋体"/>
+          <w:rFonts w:ascii="宋体" w:hAnsi="宋体" w:cs="宋体" w:hint="eastAsia"/>
           <w:sz w:val="21"/>
           <w:szCs w:val="21"/>
         </w:rPr>
@@ -1685,7 +1670,7 @@
       </w:r>
       <w:r>
         <w:rPr>
-          <w:rFonts w:hint="eastAsia" w:ascii="宋体" w:hAnsi="宋体" w:cs="宋体"/>
+          <w:rFonts w:ascii="宋体" w:hAnsi="宋体" w:cs="宋体" w:hint="eastAsia"/>
           <w:sz w:val="21"/>
           <w:szCs w:val="21"/>
         </w:rPr>
@@ -1693,7 +1678,7 @@
       </w:r>
       <w:r>
         <w:rPr>
-          <w:rFonts w:hint="eastAsia" w:ascii="宋体" w:hAnsi="宋体" w:cs="宋体"/>
+          <w:rFonts w:ascii="宋体" w:hAnsi="宋体" w:cs="宋体" w:hint="eastAsia"/>
           <w:sz w:val="21"/>
           <w:szCs w:val="21"/>
         </w:rPr>
@@ -1701,7 +1686,7 @@
       </w:r>
       <w:r>
         <w:rPr>
-          <w:rFonts w:hint="eastAsia" w:ascii="宋体" w:hAnsi="宋体" w:cs="宋体"/>
+          <w:rFonts w:ascii="宋体" w:hAnsi="宋体" w:cs="宋体" w:hint="eastAsia"/>
           <w:sz w:val="21"/>
           <w:szCs w:val="21"/>
         </w:rPr>
@@ -1710,13 +1695,13 @@
     </w:p>
     <w:p>
       <w:pPr>
-        <w:pStyle w:val="12"/>
+        <w:pStyle w:val="TOC1"/>
         <w:tabs>
           <w:tab w:val="right" w:leader="dot" w:pos="8306"/>
         </w:tabs>
         <w:ind w:firstLine="420"/>
         <w:rPr>
-          <w:rFonts w:hint="eastAsia" w:ascii="宋体" w:hAnsi="宋体" w:cs="宋体"/>
+          <w:rFonts w:ascii="宋体" w:hAnsi="宋体" w:cs="宋体" w:hint="eastAsia"/>
           <w:sz w:val="21"/>
           <w:szCs w:val="21"/>
         </w:rPr>
@@ -1732,7 +1717,7 @@
       </w:r>
       <w:r>
         <w:rPr>
-          <w:rFonts w:hint="eastAsia" w:ascii="宋体" w:hAnsi="宋体" w:cs="宋体"/>
+          <w:rFonts w:ascii="宋体" w:hAnsi="宋体" w:cs="宋体" w:hint="eastAsia"/>
           <w:sz w:val="21"/>
           <w:szCs w:val="21"/>
         </w:rPr>
@@ -1740,7 +1725,7 @@
       </w:r>
       <w:r>
         <w:rPr>
-          <w:rFonts w:hint="eastAsia" w:ascii="宋体" w:hAnsi="宋体" w:cs="宋体"/>
+          <w:rFonts w:ascii="宋体" w:hAnsi="宋体" w:cs="宋体" w:hint="eastAsia"/>
           <w:sz w:val="21"/>
           <w:szCs w:val="21"/>
         </w:rPr>
@@ -1748,7 +1733,7 @@
       </w:r>
       <w:r>
         <w:rPr>
-          <w:rFonts w:hint="eastAsia" w:ascii="宋体" w:hAnsi="宋体" w:cs="宋体"/>
+          <w:rFonts w:ascii="宋体" w:hAnsi="宋体" w:cs="宋体" w:hint="eastAsia"/>
           <w:sz w:val="21"/>
           <w:szCs w:val="21"/>
         </w:rPr>
@@ -1756,7 +1741,7 @@
       </w:r>
       <w:r>
         <w:rPr>
-          <w:rFonts w:hint="eastAsia" w:ascii="宋体" w:hAnsi="宋体" w:cs="宋体"/>
+          <w:rFonts w:ascii="宋体" w:hAnsi="宋体" w:cs="宋体" w:hint="eastAsia"/>
           <w:sz w:val="21"/>
           <w:szCs w:val="21"/>
         </w:rPr>
@@ -1764,7 +1749,7 @@
       </w:r>
       <w:r>
         <w:rPr>
-          <w:rFonts w:hint="eastAsia" w:ascii="宋体" w:hAnsi="宋体" w:cs="宋体"/>
+          <w:rFonts w:ascii="宋体" w:hAnsi="宋体" w:cs="宋体" w:hint="eastAsia"/>
           <w:sz w:val="21"/>
           <w:szCs w:val="21"/>
         </w:rPr>
@@ -1772,7 +1757,7 @@
       </w:r>
       <w:r>
         <w:rPr>
-          <w:rFonts w:hint="eastAsia" w:ascii="宋体" w:hAnsi="宋体" w:cs="宋体"/>
+          <w:rFonts w:ascii="宋体" w:hAnsi="宋体" w:cs="宋体" w:hint="eastAsia"/>
           <w:sz w:val="21"/>
           <w:szCs w:val="21"/>
         </w:rPr>
@@ -1780,7 +1765,7 @@
       </w:r>
       <w:r>
         <w:rPr>
-          <w:rFonts w:hint="eastAsia" w:ascii="宋体" w:hAnsi="宋体" w:cs="宋体"/>
+          <w:rFonts w:ascii="宋体" w:hAnsi="宋体" w:cs="宋体" w:hint="eastAsia"/>
           <w:sz w:val="21"/>
           <w:szCs w:val="21"/>
         </w:rPr>
@@ -1788,7 +1773,7 @@
       </w:r>
       <w:r>
         <w:rPr>
-          <w:rFonts w:hint="eastAsia" w:ascii="宋体" w:hAnsi="宋体" w:cs="宋体"/>
+          <w:rFonts w:ascii="宋体" w:hAnsi="宋体" w:cs="宋体" w:hint="eastAsia"/>
           <w:sz w:val="21"/>
           <w:szCs w:val="21"/>
         </w:rPr>
@@ -1797,13 +1782,13 @@
     </w:p>
     <w:p>
       <w:pPr>
-        <w:pStyle w:val="12"/>
+        <w:pStyle w:val="TOC1"/>
         <w:tabs>
           <w:tab w:val="right" w:leader="dot" w:pos="8306"/>
         </w:tabs>
         <w:ind w:firstLine="420"/>
         <w:rPr>
-          <w:rFonts w:hint="eastAsia" w:ascii="宋体" w:hAnsi="宋体" w:cs="宋体"/>
+          <w:rFonts w:ascii="宋体" w:hAnsi="宋体" w:cs="宋体" w:hint="eastAsia"/>
           <w:sz w:val="21"/>
           <w:szCs w:val="21"/>
         </w:rPr>
@@ -1819,7 +1804,7 @@
       </w:r>
       <w:r>
         <w:rPr>
-          <w:rFonts w:hint="eastAsia" w:ascii="宋体" w:hAnsi="宋体" w:cs="宋体"/>
+          <w:rFonts w:ascii="宋体" w:hAnsi="宋体" w:cs="宋体" w:hint="eastAsia"/>
           <w:sz w:val="21"/>
           <w:szCs w:val="21"/>
         </w:rPr>
@@ -1827,7 +1812,7 @@
       </w:r>
       <w:r>
         <w:rPr>
-          <w:rFonts w:hint="eastAsia" w:ascii="宋体" w:hAnsi="宋体" w:cs="宋体"/>
+          <w:rFonts w:ascii="宋体" w:hAnsi="宋体" w:cs="宋体" w:hint="eastAsia"/>
           <w:sz w:val="21"/>
           <w:szCs w:val="21"/>
         </w:rPr>
@@ -1835,7 +1820,7 @@
       </w:r>
       <w:r>
         <w:rPr>
-          <w:rFonts w:hint="eastAsia" w:ascii="宋体" w:hAnsi="宋体" w:cs="宋体"/>
+          <w:rFonts w:ascii="宋体" w:hAnsi="宋体" w:cs="宋体" w:hint="eastAsia"/>
           <w:sz w:val="21"/>
           <w:szCs w:val="21"/>
         </w:rPr>
@@ -1843,7 +1828,7 @@
       </w:r>
       <w:r>
         <w:rPr>
-          <w:rFonts w:hint="eastAsia" w:ascii="宋体" w:hAnsi="宋体" w:cs="宋体"/>
+          <w:rFonts w:ascii="宋体" w:hAnsi="宋体" w:cs="宋体" w:hint="eastAsia"/>
           <w:sz w:val="21"/>
           <w:szCs w:val="21"/>
         </w:rPr>
@@ -1852,13 +1837,13 @@
     </w:p>
     <w:p>
       <w:pPr>
-        <w:pStyle w:val="12"/>
+        <w:pStyle w:val="TOC1"/>
         <w:tabs>
           <w:tab w:val="right" w:leader="dot" w:pos="8306"/>
         </w:tabs>
         <w:ind w:firstLine="420"/>
         <w:rPr>
-          <w:rFonts w:hint="eastAsia" w:ascii="宋体" w:hAnsi="宋体" w:cs="宋体"/>
+          <w:rFonts w:ascii="宋体" w:hAnsi="宋体" w:cs="宋体" w:hint="eastAsia"/>
           <w:sz w:val="21"/>
           <w:szCs w:val="21"/>
         </w:rPr>
@@ -1874,7 +1859,7 @@
       </w:r>
       <w:r>
         <w:rPr>
-          <w:rFonts w:hint="eastAsia" w:ascii="宋体" w:hAnsi="宋体" w:cs="宋体"/>
+          <w:rFonts w:ascii="宋体" w:hAnsi="宋体" w:cs="宋体" w:hint="eastAsia"/>
           <w:sz w:val="21"/>
           <w:szCs w:val="21"/>
         </w:rPr>
@@ -1882,7 +1867,7 @@
       </w:r>
       <w:r>
         <w:rPr>
-          <w:rFonts w:hint="eastAsia" w:ascii="宋体" w:hAnsi="宋体" w:cs="宋体"/>
+          <w:rFonts w:ascii="宋体" w:hAnsi="宋体" w:cs="宋体" w:hint="eastAsia"/>
           <w:sz w:val="21"/>
           <w:szCs w:val="21"/>
         </w:rPr>
@@ -1890,7 +1875,7 @@
       </w:r>
       <w:r>
         <w:rPr>
-          <w:rFonts w:hint="eastAsia" w:ascii="宋体" w:hAnsi="宋体" w:cs="宋体"/>
+          <w:rFonts w:ascii="宋体" w:hAnsi="宋体" w:cs="宋体" w:hint="eastAsia"/>
           <w:sz w:val="21"/>
           <w:szCs w:val="21"/>
         </w:rPr>
@@ -1898,7 +1883,7 @@
       </w:r>
       <w:r>
         <w:rPr>
-          <w:rFonts w:hint="eastAsia" w:ascii="宋体" w:hAnsi="宋体" w:cs="宋体"/>
+          <w:rFonts w:ascii="宋体" w:hAnsi="宋体" w:cs="宋体" w:hint="eastAsia"/>
           <w:sz w:val="21"/>
           <w:szCs w:val="21"/>
         </w:rPr>
@@ -1907,7 +1892,7 @@
     </w:p>
     <w:p>
       <w:pPr>
-        <w:pStyle w:val="12"/>
+        <w:pStyle w:val="TOC1"/>
         <w:tabs>
           <w:tab w:val="right" w:leader="dot" w:pos="8306"/>
         </w:tabs>
@@ -1924,7 +1909,7 @@
       </w:r>
       <w:r>
         <w:rPr>
-          <w:rFonts w:hint="eastAsia" w:ascii="宋体" w:hAnsi="宋体" w:cs="宋体"/>
+          <w:rFonts w:ascii="宋体" w:hAnsi="宋体" w:cs="宋体" w:hint="eastAsia"/>
           <w:sz w:val="21"/>
           <w:szCs w:val="21"/>
         </w:rPr>
@@ -1932,7 +1917,7 @@
       </w:r>
       <w:r>
         <w:rPr>
-          <w:rFonts w:hint="eastAsia" w:ascii="宋体" w:hAnsi="宋体" w:cs="宋体"/>
+          <w:rFonts w:ascii="宋体" w:hAnsi="宋体" w:cs="宋体" w:hint="eastAsia"/>
           <w:sz w:val="21"/>
           <w:szCs w:val="21"/>
         </w:rPr>
@@ -1940,7 +1925,7 @@
       </w:r>
       <w:r>
         <w:rPr>
-          <w:rFonts w:hint="eastAsia" w:ascii="宋体" w:hAnsi="宋体" w:cs="宋体"/>
+          <w:rFonts w:ascii="宋体" w:hAnsi="宋体" w:cs="宋体" w:hint="eastAsia"/>
           <w:sz w:val="21"/>
           <w:szCs w:val="21"/>
         </w:rPr>
@@ -1948,7 +1933,7 @@
       </w:r>
       <w:r>
         <w:rPr>
-          <w:rFonts w:hint="eastAsia" w:ascii="宋体" w:hAnsi="宋体" w:cs="宋体"/>
+          <w:rFonts w:ascii="宋体" w:hAnsi="宋体" w:cs="宋体" w:hint="eastAsia"/>
           <w:sz w:val="21"/>
           <w:szCs w:val="21"/>
         </w:rPr>
@@ -1963,13 +1948,13 @@
         <w:spacing w:before="163" w:beforeLines="50" w:after="163" w:afterLines="50" w:line="400" w:lineRule="exact"/>
         <w:ind w:firstLine="0" w:firstLineChars="0"/>
         <w:rPr>
-          <w:rFonts w:hint="eastAsia" w:ascii="宋体" w:hAnsi="宋体" w:cs="宋体"/>
+          <w:rFonts w:ascii="宋体" w:hAnsi="宋体" w:cs="宋体" w:hint="eastAsia"/>
           <w:kern w:val="0"/>
         </w:rPr>
       </w:pPr>
       <w:r>
         <w:rPr>
-          <w:rFonts w:hint="eastAsia" w:ascii="宋体" w:hAnsi="宋体" w:cs="宋体"/>
+          <w:rFonts w:ascii="宋体" w:hAnsi="宋体" w:cs="宋体" w:hint="eastAsia"/>
           <w:kern w:val="0"/>
           <w:szCs w:val="28"/>
         </w:rPr>
@@ -1981,18 +1966,18 @@
         <w:spacing w:line="240" w:lineRule="atLeast"/>
         <w:ind w:firstLine="465" w:firstLineChars="0"/>
         <w:rPr>
-          <w:rFonts w:hint="eastAsia" w:ascii="宋体" w:hAnsi="宋体" w:cs="宋体"/>
+          <w:rFonts w:ascii="宋体" w:hAnsi="宋体" w:cs="宋体" w:hint="eastAsia"/>
         </w:rPr>
         <w:sectPr>
-          <w:headerReference r:id="rId7" w:type="first"/>
-          <w:footerReference r:id="rId10" w:type="first"/>
-          <w:headerReference r:id="rId5" w:type="default"/>
-          <w:footerReference r:id="rId8" w:type="default"/>
-          <w:headerReference r:id="rId6" w:type="even"/>
-          <w:footerReference r:id="rId9" w:type="even"/>
+          <w:headerReference w:type="even" r:id="rId5"/>
+          <w:headerReference w:type="default" r:id="rId6"/>
+          <w:footerReference w:type="even" r:id="rId7"/>
+          <w:footerReference w:type="default" r:id="rId8"/>
+          <w:headerReference w:type="first" r:id="rId9"/>
+          <w:footerReference w:type="first" r:id="rId10"/>
           <w:pgSz w:w="11906" w:h="16838"/>
           <w:pgMar w:top="1440" w:right="1800" w:bottom="1440" w:left="1800" w:header="567" w:footer="315" w:gutter="0"/>
-          <w:cols w:space="720" w:num="1"/>
+          <w:cols w:num="1" w:space="720"/>
           <w:docGrid w:type="lines" w:linePitch="326" w:charSpace="0"/>
         </w:sectPr>
       </w:pPr>
@@ -2002,13 +1987,13 @@
         <w:spacing w:line="240" w:lineRule="atLeast"/>
         <w:ind w:firstLine="465" w:firstLineChars="0"/>
         <w:rPr>
-          <w:rFonts w:hint="eastAsia" w:ascii="宋体" w:hAnsi="宋体" w:cs="宋体"/>
-        </w:rPr>
-      </w:pPr>
-    </w:p>
-    <w:p>
-      <w:pPr>
-        <w:pStyle w:val="2"/>
+          <w:rFonts w:ascii="宋体" w:hAnsi="宋体" w:cs="宋体" w:hint="eastAsia"/>
+        </w:rPr>
+      </w:pPr>
+    </w:p>
+    <w:p>
+      <w:pPr>
+        <w:pStyle w:val="Heading1"/>
         <w:numPr>
           <w:ilvl w:val="0"/>
           <w:numId w:val="3"/>
@@ -2016,7 +2001,7 @@
         <w:spacing w:line="240" w:lineRule="auto"/>
         <w:ind w:left="567" w:hanging="567" w:firstLineChars="0"/>
         <w:rPr>
-          <w:rFonts w:hint="eastAsia" w:ascii="宋体" w:hAnsi="宋体" w:cs="宋体"/>
+          <w:rFonts w:ascii="宋体" w:hAnsi="宋体" w:cs="宋体" w:hint="eastAsia"/>
           <w:sz w:val="32"/>
           <w:szCs w:val="32"/>
         </w:rPr>
@@ -2024,7 +2009,7 @@
       <w:bookmarkStart w:id="0" w:name="_Toc13955"/>
       <w:r>
         <w:rPr>
-          <w:rFonts w:hint="eastAsia" w:ascii="宋体" w:hAnsi="宋体" w:cs="宋体"/>
+          <w:rFonts w:ascii="宋体" w:hAnsi="宋体" w:cs="宋体" w:hint="eastAsia"/>
           <w:sz w:val="32"/>
           <w:szCs w:val="32"/>
         </w:rPr>
@@ -2033,7 +2018,7 @@
       <w:bookmarkStart w:id="1" w:name="_Toc9821518"/>
       <w:r>
         <w:rPr>
-          <w:rFonts w:hint="eastAsia" w:ascii="宋体" w:hAnsi="宋体" w:cs="宋体"/>
+          <w:rFonts w:ascii="宋体" w:hAnsi="宋体" w:cs="宋体" w:hint="eastAsia"/>
           <w:sz w:val="32"/>
           <w:szCs w:val="32"/>
         </w:rPr>
@@ -2041,19 +2026,18 @@
       </w:r>
       <w:bookmarkEnd w:id="0"/>
     </w:p>
-    <w:bookmarkEnd w:id="1"/>
     <w:tbl>
       <w:tblPr>
-        <w:tblStyle w:val="16"/>
+        <w:tblStyle w:val="TableNormal"/>
         <w:tblW w:w="0" w:type="auto"/>
         <w:jc w:val="center"/>
         <w:tblBorders>
-          <w:top w:val="single" w:color="auto" w:sz="4" w:space="0"/>
-          <w:left w:val="single" w:color="auto" w:sz="4" w:space="0"/>
-          <w:bottom w:val="single" w:color="auto" w:sz="4" w:space="0"/>
-          <w:right w:val="single" w:color="auto" w:sz="4" w:space="0"/>
-          <w:insideH w:val="single" w:color="auto" w:sz="4" w:space="0"/>
-          <w:insideV w:val="single" w:color="auto" w:sz="4" w:space="0"/>
+          <w:top w:val="single" w:sz="4" w:space="0" w:color="auto"/>
+          <w:left w:val="single" w:sz="4" w:space="0" w:color="auto"/>
+          <w:bottom w:val="single" w:sz="4" w:space="0" w:color="auto"/>
+          <w:right w:val="single" w:sz="4" w:space="0" w:color="auto"/>
+          <w:insideH w:val="single" w:sz="4" w:space="0" w:color="auto"/>
+          <w:insideV w:val="single" w:sz="4" w:space="0" w:color="auto"/>
         </w:tblBorders>
         <w:tblLayout w:type="fixed"/>
         <w:tblCellMar>
@@ -2070,14 +2054,17 @@
       </w:tblGrid>
       <w:tr>
         <w:tblPrEx>
+          <w:tblW w:w="0" w:type="auto"/>
+          <w:jc w:val="center"/>
           <w:tblBorders>
-            <w:top w:val="single" w:color="auto" w:sz="4" w:space="0"/>
-            <w:left w:val="single" w:color="auto" w:sz="4" w:space="0"/>
-            <w:bottom w:val="single" w:color="auto" w:sz="4" w:space="0"/>
-            <w:right w:val="single" w:color="auto" w:sz="4" w:space="0"/>
-            <w:insideH w:val="single" w:color="auto" w:sz="4" w:space="0"/>
-            <w:insideV w:val="single" w:color="auto" w:sz="4" w:space="0"/>
+            <w:top w:val="single" w:sz="4" w:space="0" w:color="auto"/>
+            <w:left w:val="single" w:sz="4" w:space="0" w:color="auto"/>
+            <w:bottom w:val="single" w:sz="4" w:space="0" w:color="auto"/>
+            <w:right w:val="single" w:sz="4" w:space="0" w:color="auto"/>
+            <w:insideH w:val="single" w:sz="4" w:space="0" w:color="auto"/>
+            <w:insideV w:val="single" w:sz="4" w:space="0" w:color="auto"/>
           </w:tblBorders>
+          <w:tblLayout w:type="fixed"/>
           <w:tblCellMar>
             <w:top w:w="0" w:type="dxa"/>
             <w:left w:w="108" w:type="dxa"/>
@@ -2100,14 +2087,15 @@
               <w:ind w:firstLine="482"/>
               <w:jc w:val="center"/>
               <w:rPr>
-                <w:rFonts w:hint="eastAsia" w:ascii="宋体" w:hAnsi="宋体" w:cs="宋体"/>
+                <w:rFonts w:ascii="宋体" w:hAnsi="宋体" w:cs="宋体" w:hint="eastAsia"/>
                 <w:b/>
               </w:rPr>
             </w:pPr>
+            <w:bookmarkEnd w:id="1"/>
             <w:bookmarkStart w:id="2" w:name="_Toc3370191"/>
             <w:r>
               <w:rPr>
-                <w:rFonts w:hint="eastAsia" w:ascii="宋体" w:hAnsi="宋体" w:cs="宋体"/>
+                <w:rFonts w:ascii="宋体" w:hAnsi="宋体" w:cs="宋体" w:hint="eastAsia"/>
                 <w:b/>
                 <w:color w:val="FFFFFF"/>
               </w:rPr>
@@ -2118,14 +2106,9 @@
       </w:tr>
       <w:tr>
         <w:tblPrEx>
-          <w:tblBorders>
-            <w:top w:val="single" w:color="auto" w:sz="4" w:space="0"/>
-            <w:left w:val="single" w:color="auto" w:sz="4" w:space="0"/>
-            <w:bottom w:val="single" w:color="auto" w:sz="4" w:space="0"/>
-            <w:right w:val="single" w:color="auto" w:sz="4" w:space="0"/>
-            <w:insideH w:val="single" w:color="auto" w:sz="4" w:space="0"/>
-            <w:insideV w:val="single" w:color="auto" w:sz="4" w:space="0"/>
-          </w:tblBorders>
+          <w:tblW w:w="0" w:type="auto"/>
+          <w:jc w:val="center"/>
+          <w:tblLayout w:type="fixed"/>
           <w:tblCellMar>
             <w:top w:w="0" w:type="dxa"/>
             <w:left w:w="108" w:type="dxa"/>
@@ -2146,13 +2129,13 @@
               <w:ind w:firstLine="482"/>
               <w:jc w:val="center"/>
               <w:rPr>
-                <w:rFonts w:hint="eastAsia" w:ascii="宋体" w:hAnsi="宋体" w:cs="宋体"/>
+                <w:rFonts w:ascii="宋体" w:hAnsi="宋体" w:cs="宋体" w:hint="eastAsia"/>
                 <w:b/>
               </w:rPr>
             </w:pPr>
             <w:r>
               <w:rPr>
-                <w:rFonts w:hint="eastAsia" w:ascii="宋体" w:hAnsi="宋体" w:cs="宋体"/>
+                <w:rFonts w:ascii="宋体" w:hAnsi="宋体" w:cs="宋体" w:hint="eastAsia"/>
                 <w:b/>
               </w:rPr>
               <w:t>名称</w:t>
@@ -2169,13 +2152,13 @@
               <w:ind w:firstLine="0" w:firstLineChars="0"/>
               <w:jc w:val="center"/>
               <w:rPr>
-                <w:rFonts w:hint="eastAsia" w:ascii="宋体" w:hAnsi="宋体" w:cs="宋体"/>
+                <w:rFonts w:ascii="宋体" w:hAnsi="宋体" w:cs="宋体" w:hint="eastAsia"/>
                 <w:b/>
               </w:rPr>
             </w:pPr>
             <w:r>
               <w:rPr>
-                <w:rFonts w:hint="eastAsia" w:ascii="宋体" w:hAnsi="宋体" w:cs="宋体"/>
+                <w:rFonts w:ascii="宋体" w:hAnsi="宋体" w:cs="宋体" w:hint="eastAsia"/>
                 <w:b/>
               </w:rPr>
               <w:t>来源</w:t>
@@ -2192,13 +2175,13 @@
               <w:ind w:firstLine="0" w:firstLineChars="0"/>
               <w:jc w:val="center"/>
               <w:rPr>
-                <w:rFonts w:hint="eastAsia" w:ascii="宋体" w:hAnsi="宋体" w:cs="宋体"/>
+                <w:rFonts w:ascii="宋体" w:hAnsi="宋体" w:cs="宋体" w:hint="eastAsia"/>
                 <w:b/>
               </w:rPr>
             </w:pPr>
             <w:r>
               <w:rPr>
-                <w:rFonts w:hint="eastAsia" w:ascii="宋体" w:hAnsi="宋体" w:cs="宋体"/>
+                <w:rFonts w:ascii="宋体" w:hAnsi="宋体" w:cs="宋体" w:hint="eastAsia"/>
                 <w:b/>
               </w:rPr>
               <w:t>功能</w:t>
@@ -2208,14 +2191,9 @@
       </w:tr>
       <w:tr>
         <w:tblPrEx>
-          <w:tblBorders>
-            <w:top w:val="single" w:color="auto" w:sz="4" w:space="0"/>
-            <w:left w:val="single" w:color="auto" w:sz="4" w:space="0"/>
-            <w:bottom w:val="single" w:color="auto" w:sz="4" w:space="0"/>
-            <w:right w:val="single" w:color="auto" w:sz="4" w:space="0"/>
-            <w:insideH w:val="single" w:color="auto" w:sz="4" w:space="0"/>
-            <w:insideV w:val="single" w:color="auto" w:sz="4" w:space="0"/>
-          </w:tblBorders>
+          <w:tblW w:w="0" w:type="auto"/>
+          <w:jc w:val="center"/>
+          <w:tblLayout w:type="fixed"/>
           <w:tblCellMar>
             <w:top w:w="0" w:type="dxa"/>
             <w:left w:w="108" w:type="dxa"/>
@@ -2224,7 +2202,7 @@
           </w:tblCellMar>
         </w:tblPrEx>
         <w:trPr>
-          <w:trHeight w:val="380" w:hRule="atLeast"/>
+          <w:trHeight w:val="380"/>
           <w:jc w:val="center"/>
         </w:trPr>
         <w:tc>
@@ -2243,14 +2221,14 @@
             </w:pPr>
             <w:r>
               <w:rPr>
-                <w:rFonts w:hint="eastAsia" w:ascii="宋体" w:hAnsi="宋体" w:cs="宋体"/>
+                <w:rFonts w:ascii="宋体" w:hAnsi="宋体" w:cs="宋体" w:hint="eastAsia"/>
                 <w:lang w:val="en-US" w:eastAsia="zh-CN"/>
               </w:rPr>
               <w:t>iDRAC监控</w:t>
             </w:r>
             <w:r>
               <w:rPr>
-                <w:rFonts w:hint="eastAsia" w:ascii="宋体" w:hAnsi="宋体" w:cs="宋体"/>
+                <w:rFonts w:ascii="宋体" w:hAnsi="宋体" w:cs="宋体" w:hint="eastAsia"/>
               </w:rPr>
               <w:t>平台</w:t>
             </w:r>
@@ -2266,19 +2244,19 @@
               <w:ind w:firstLine="0" w:firstLineChars="0"/>
               <w:jc w:val="center"/>
               <w:rPr>
-                <w:rFonts w:hint="eastAsia" w:ascii="宋体" w:hAnsi="宋体" w:eastAsia="宋体" w:cs="宋体"/>
+                <w:rFonts w:ascii="宋体" w:eastAsia="宋体" w:hAnsi="宋体" w:cs="宋体" w:hint="eastAsia"/>
                 <w:lang w:val="en-US" w:eastAsia="zh-CN"/>
               </w:rPr>
             </w:pPr>
             <w:r>
               <w:rPr>
-                <w:rFonts w:hint="eastAsia" w:ascii="宋体" w:hAnsi="宋体" w:cs="宋体"/>
+                <w:rFonts w:ascii="宋体" w:hAnsi="宋体" w:cs="宋体" w:hint="eastAsia"/>
               </w:rPr>
               <w:t>外</w:t>
             </w:r>
             <w:r>
               <w:rPr>
-                <w:rFonts w:hint="eastAsia" w:ascii="宋体" w:hAnsi="宋体" w:cs="宋体"/>
+                <w:rFonts w:ascii="宋体" w:hAnsi="宋体" w:cs="宋体" w:hint="eastAsia"/>
                 <w:lang w:val="en-US" w:eastAsia="zh-CN"/>
               </w:rPr>
               <w:t>购</w:t>
@@ -2295,12 +2273,12 @@
               <w:ind w:firstLine="0" w:firstLineChars="0"/>
               <w:jc w:val="center"/>
               <w:rPr>
-                <w:rFonts w:hint="eastAsia" w:ascii="宋体" w:hAnsi="宋体" w:cs="宋体"/>
+                <w:rFonts w:ascii="宋体" w:hAnsi="宋体" w:cs="宋体" w:hint="eastAsia"/>
               </w:rPr>
             </w:pPr>
             <w:r>
               <w:rPr>
-                <w:rFonts w:hint="eastAsia" w:ascii="宋体" w:hAnsi="宋体" w:cs="宋体"/>
+                <w:rFonts w:ascii="宋体" w:hAnsi="宋体" w:cs="宋体" w:hint="eastAsia"/>
               </w:rPr>
               <w:t>监控工具</w:t>
             </w:r>
@@ -2310,7 +2288,7 @@
     </w:tbl>
     <w:p>
       <w:pPr>
-        <w:pStyle w:val="2"/>
+        <w:pStyle w:val="Heading1"/>
         <w:numPr>
           <w:ilvl w:val="0"/>
           <w:numId w:val="3"/>
@@ -2318,7 +2296,7 @@
         <w:spacing w:line="240" w:lineRule="auto"/>
         <w:ind w:left="567" w:hanging="567" w:firstLineChars="0"/>
         <w:rPr>
-          <w:rFonts w:hint="eastAsia" w:ascii="宋体" w:hAnsi="宋体" w:cs="宋体"/>
+          <w:rFonts w:ascii="宋体" w:hAnsi="宋体" w:cs="宋体" w:hint="eastAsia"/>
           <w:sz w:val="32"/>
           <w:szCs w:val="32"/>
         </w:rPr>
@@ -2328,7 +2306,7 @@
       <w:bookmarkStart w:id="5" w:name="_Toc3029"/>
       <w:r>
         <w:rPr>
-          <w:rFonts w:hint="eastAsia" w:ascii="宋体" w:hAnsi="宋体" w:cs="宋体"/>
+          <w:rFonts w:ascii="宋体" w:hAnsi="宋体" w:cs="宋体" w:hint="eastAsia"/>
           <w:sz w:val="32"/>
           <w:szCs w:val="32"/>
         </w:rPr>
@@ -2339,7 +2317,7 @@
       <w:bookmarkEnd w:id="4"/>
       <w:r>
         <w:rPr>
-          <w:rFonts w:hint="eastAsia" w:ascii="宋体" w:hAnsi="宋体" w:cs="宋体"/>
+          <w:rFonts w:ascii="宋体" w:hAnsi="宋体" w:cs="宋体" w:hint="eastAsia"/>
           <w:sz w:val="32"/>
           <w:szCs w:val="32"/>
         </w:rPr>
@@ -2351,7 +2329,7 @@
       <w:pPr>
         <w:ind w:firstLine="480"/>
         <w:rPr>
-          <w:rFonts w:hint="eastAsia" w:ascii="宋体" w:hAnsi="宋体" w:cs="宋体"/>
+          <w:rFonts w:ascii="宋体" w:hAnsi="宋体" w:cs="宋体" w:hint="eastAsia"/>
           <w:color w:val="FF0000"/>
         </w:rPr>
       </w:pPr>
@@ -2361,13 +2339,13 @@
       <w:bookmarkStart w:id="9" w:name="_Toc396432514"/>
       <w:r>
         <w:rPr>
-          <w:rFonts w:hint="eastAsia" w:ascii="宋体" w:hAnsi="宋体" w:cs="宋体"/>
+          <w:rFonts w:ascii="宋体" w:hAnsi="宋体" w:cs="宋体" w:hint="eastAsia"/>
         </w:rPr>
         <w:t xml:space="preserve">2.1 </w:t>
       </w:r>
       <w:r>
         <w:rPr>
-          <w:rFonts w:hint="eastAsia" w:ascii="宋体" w:hAnsi="宋体" w:cs="宋体"/>
+          <w:rFonts w:ascii="宋体" w:hAnsi="宋体" w:cs="宋体" w:hint="eastAsia"/>
           <w:color w:val="FF0000"/>
           <w:lang w:val="en-US" w:eastAsia="zh-CN"/>
         </w:rPr>
@@ -2375,7 +2353,7 @@
       </w:r>
       <w:r>
         <w:rPr>
-          <w:rFonts w:hint="eastAsia" w:ascii="宋体" w:hAnsi="宋体" w:cs="宋体"/>
+          <w:rFonts w:ascii="宋体" w:hAnsi="宋体" w:cs="宋体" w:hint="eastAsia"/>
           <w:color w:val="FF0000"/>
         </w:rPr>
         <w:t>管理平台，基于指标、链路、日志、事件的全类型监控数据，结合强大的可视化和告警能力，为您提供一体化、智能化监控解决方案。满足您全链路、端到端的统一监控诉求，提高运维排障效率，为业务的健康和稳定保驾护航。</w:t>
@@ -2385,19 +2363,19 @@
       <w:pPr>
         <w:ind w:firstLine="480"/>
         <w:rPr>
-          <w:rFonts w:hint="eastAsia" w:ascii="宋体" w:hAnsi="宋体" w:cs="宋体"/>
-        </w:rPr>
-      </w:pPr>
-      <w:r>
-        <w:rPr>
-          <w:rFonts w:hint="eastAsia" w:ascii="宋体" w:hAnsi="宋体" w:cs="宋体"/>
+          <w:rFonts w:ascii="宋体" w:hAnsi="宋体" w:cs="宋体" w:hint="eastAsia"/>
+        </w:rPr>
+      </w:pPr>
+      <w:r>
+        <w:rPr>
+          <w:rFonts w:ascii="宋体" w:hAnsi="宋体" w:cs="宋体" w:hint="eastAsia"/>
           <w:lang w:val="en-US" w:eastAsia="zh-CN"/>
         </w:rPr>
         <w:t>iDRAC</w:t>
       </w:r>
       <w:r>
         <w:rPr>
-          <w:rFonts w:hint="eastAsia" w:ascii="宋体" w:hAnsi="宋体" w:cs="宋体"/>
+          <w:rFonts w:ascii="宋体" w:hAnsi="宋体" w:cs="宋体" w:hint="eastAsia"/>
         </w:rPr>
         <w:t>管理平台提供全栈监控和可观测能力，主要功能包括：</w:t>
       </w:r>
@@ -2406,12 +2384,12 @@
       <w:pPr>
         <w:ind w:firstLine="480"/>
         <w:rPr>
-          <w:rFonts w:hint="eastAsia" w:ascii="宋体" w:hAnsi="宋体" w:cs="宋体"/>
-        </w:rPr>
-      </w:pPr>
-      <w:r>
-        <w:rPr>
-          <w:rFonts w:hint="eastAsia" w:ascii="宋体" w:hAnsi="宋体" w:cs="宋体"/>
+          <w:rFonts w:ascii="宋体" w:hAnsi="宋体" w:cs="宋体" w:hint="eastAsia"/>
+        </w:rPr>
+      </w:pPr>
+      <w:r>
+        <w:rPr>
+          <w:rFonts w:ascii="宋体" w:hAnsi="宋体" w:cs="宋体" w:hint="eastAsia"/>
         </w:rPr>
         <w:t>iDRAC（Integrated Dell Remote Access Controller）是戴尔PowerEdge服务器的嵌入式远程管理控制器，提供带外、无代理的全栈监控与可观测能力，核心功能可概括为监控告警、远程管理、固件生命周期、自动化与安全、硬件遥测与可观测五大模块。</w:t>
       </w:r>
@@ -2420,12 +2398,12 @@
       <w:pPr>
         <w:ind w:firstLine="480"/>
         <w:rPr>
-          <w:rFonts w:hint="eastAsia" w:ascii="宋体" w:hAnsi="宋体" w:cs="宋体"/>
-        </w:rPr>
-      </w:pPr>
-      <w:r>
-        <w:rPr>
-          <w:rFonts w:hint="eastAsia" w:ascii="宋体" w:hAnsi="宋体" w:cs="宋体"/>
+          <w:rFonts w:ascii="宋体" w:hAnsi="宋体" w:cs="宋体" w:hint="eastAsia"/>
+        </w:rPr>
+      </w:pPr>
+      <w:r>
+        <w:rPr>
+          <w:rFonts w:ascii="宋体" w:hAnsi="宋体" w:cs="宋体" w:hint="eastAsia"/>
         </w:rPr>
         <w:t>一、硬件全栈监控与实时可观测（核心）</w:t>
       </w:r>
@@ -2433,12 +2411,12 @@
     <w:p>
       <w:pPr>
         <w:rPr>
-          <w:rFonts w:hint="eastAsia" w:ascii="宋体" w:hAnsi="宋体" w:cs="宋体"/>
-        </w:rPr>
-      </w:pPr>
-      <w:r>
-        <w:rPr>
-          <w:rFonts w:hint="eastAsia" w:ascii="宋体" w:hAnsi="宋体" w:cs="宋体"/>
+          <w:rFonts w:ascii="宋体" w:hAnsi="宋体" w:cs="宋体" w:hint="eastAsia"/>
+        </w:rPr>
+      </w:pPr>
+      <w:r>
+        <w:rPr>
+          <w:rFonts w:ascii="宋体" w:hAnsi="宋体" w:cs="宋体" w:hint="eastAsia"/>
         </w:rPr>
         <w:t>*无代理健康监控**：CPU、内存、硬盘、RAID控制器、网卡、电源、风扇、温度/电压传感器等组件实时状态与健康度，支持入侵检测。</w:t>
       </w:r>
@@ -2446,12 +2424,12 @@
     <w:p>
       <w:pPr>
         <w:rPr>
-          <w:rFonts w:hint="eastAsia" w:ascii="宋体" w:hAnsi="宋体" w:cs="宋体"/>
-        </w:rPr>
-      </w:pPr>
-      <w:r>
-        <w:rPr>
-          <w:rFonts w:hint="eastAsia" w:ascii="宋体" w:hAnsi="宋体" w:cs="宋体"/>
+          <w:rFonts w:ascii="宋体" w:hAnsi="宋体" w:cs="宋体" w:hint="eastAsia"/>
+        </w:rPr>
+      </w:pPr>
+      <w:r>
+        <w:rPr>
+          <w:rFonts w:ascii="宋体" w:hAnsi="宋体" w:cs="宋体" w:hint="eastAsia"/>
         </w:rPr>
         <w:t>*细粒度传感器数据：温度、电压、功耗、风扇转速等实时采集，支持阈值告警与历史趋势。</w:t>
       </w:r>
@@ -2460,12 +2438,12 @@
       <w:pPr>
         <w:ind w:firstLine="480"/>
         <w:rPr>
-          <w:rFonts w:hint="eastAsia" w:ascii="宋体" w:hAnsi="宋体" w:cs="宋体"/>
-        </w:rPr>
-      </w:pPr>
-      <w:r>
-        <w:rPr>
-          <w:rFonts w:hint="eastAsia" w:ascii="宋体" w:hAnsi="宋体" w:cs="宋体"/>
+          <w:rFonts w:ascii="宋体" w:hAnsi="宋体" w:cs="宋体" w:hint="eastAsia"/>
+        </w:rPr>
+      </w:pPr>
+      <w:r>
+        <w:rPr>
+          <w:rFonts w:ascii="宋体" w:hAnsi="宋体" w:cs="宋体" w:hint="eastAsia"/>
         </w:rPr>
         <w:t>*硬件资产清单：自动发现并导出CPU型号/核心数、内存容量/插槽、硬盘型号/序列号、固件版本等，无需进系统。</w:t>
       </w:r>
@@ -2474,12 +2452,12 @@
       <w:pPr>
         <w:ind w:firstLine="480"/>
         <w:rPr>
-          <w:rFonts w:hint="eastAsia" w:ascii="宋体" w:hAnsi="宋体" w:cs="宋体"/>
-        </w:rPr>
-      </w:pPr>
-      <w:r>
-        <w:rPr>
-          <w:rFonts w:hint="eastAsia" w:ascii="宋体" w:hAnsi="宋体" w:cs="宋体"/>
+          <w:rFonts w:ascii="宋体" w:hAnsi="宋体" w:cs="宋体" w:hint="eastAsia"/>
+        </w:rPr>
+      </w:pPr>
+      <w:r>
+        <w:rPr>
+          <w:rFonts w:ascii="宋体" w:hAnsi="宋体" w:cs="宋体" w:hint="eastAsia"/>
         </w:rPr>
         <w:t>*预测性故障检测：预警CPU、内存、硬盘等硬件潜在故障，降低非计划停机。</w:t>
       </w:r>
@@ -2488,12 +2466,12 @@
       <w:pPr>
         <w:ind w:firstLine="480"/>
         <w:rPr>
-          <w:rFonts w:hint="eastAsia" w:ascii="宋体" w:hAnsi="宋体" w:cs="宋体"/>
-        </w:rPr>
-      </w:pPr>
-      <w:r>
-        <w:rPr>
-          <w:rFonts w:hint="eastAsia" w:ascii="宋体" w:hAnsi="宋体" w:cs="宋体"/>
+          <w:rFonts w:ascii="宋体" w:hAnsi="宋体" w:cs="宋体" w:hint="eastAsia"/>
+        </w:rPr>
+      </w:pPr>
+      <w:r>
+        <w:rPr>
+          <w:rFonts w:ascii="宋体" w:hAnsi="宋体" w:cs="宋体" w:hint="eastAsia"/>
         </w:rPr>
         <w:t>*高频遥测流（Datacenter版）：iDRAC9/10支持180+监控指标，iDRAC10覆盖24类组件（含GPU/DPU），可流式输出至Splunk/ELK/Dynatrace等AIOps平台，支持自定义报告。</w:t>
       </w:r>
@@ -2502,12 +2480,12 @@
       <w:pPr>
         <w:ind w:firstLine="480"/>
         <w:rPr>
-          <w:rFonts w:hint="eastAsia" w:ascii="宋体" w:hAnsi="宋体" w:cs="宋体"/>
-        </w:rPr>
-      </w:pPr>
-      <w:r>
-        <w:rPr>
-          <w:rFonts w:hint="eastAsia" w:ascii="宋体" w:hAnsi="宋体" w:cs="宋体"/>
+          <w:rFonts w:ascii="宋体" w:hAnsi="宋体" w:cs="宋体" w:hint="eastAsia"/>
+        </w:rPr>
+      </w:pPr>
+      <w:r>
+        <w:rPr>
+          <w:rFonts w:ascii="宋体" w:hAnsi="宋体" w:cs="宋体" w:hint="eastAsia"/>
         </w:rPr>
         <w:t>*带外网络监控：独立管理网口，监控网卡状态、链路、VLAN、流量，远程排查网络故障。</w:t>
       </w:r>
@@ -2516,7 +2494,7 @@
       <w:pPr>
         <w:ind w:firstLine="480"/>
         <w:rPr>
-          <w:rFonts w:hint="eastAsia" w:ascii="宋体" w:hAnsi="宋体" w:cs="宋体"/>
+          <w:rFonts w:ascii="宋体" w:hAnsi="宋体" w:cs="宋体" w:hint="eastAsia"/>
         </w:rPr>
       </w:pPr>
     </w:p>
@@ -2524,12 +2502,12 @@
       <w:pPr>
         <w:ind w:firstLine="480"/>
         <w:rPr>
-          <w:rFonts w:hint="eastAsia" w:ascii="宋体" w:hAnsi="宋体" w:cs="宋体"/>
-        </w:rPr>
-      </w:pPr>
-      <w:r>
-        <w:rPr>
-          <w:rFonts w:hint="eastAsia" w:ascii="宋体" w:hAnsi="宋体" w:cs="宋体"/>
+          <w:rFonts w:ascii="宋体" w:hAnsi="宋体" w:cs="宋体" w:hint="eastAsia"/>
+        </w:rPr>
+      </w:pPr>
+      <w:r>
+        <w:rPr>
+          <w:rFonts w:ascii="宋体" w:hAnsi="宋体" w:cs="宋体" w:hint="eastAsia"/>
         </w:rPr>
         <w:t>二、远程带外管理</w:t>
       </w:r>
@@ -2538,12 +2516,12 @@
       <w:pPr>
         <w:ind w:firstLine="480"/>
         <w:rPr>
-          <w:rFonts w:hint="eastAsia" w:ascii="宋体" w:hAnsi="宋体" w:cs="宋体"/>
-        </w:rPr>
-      </w:pPr>
-      <w:r>
-        <w:rPr>
-          <w:rFonts w:hint="eastAsia" w:ascii="宋体" w:hAnsi="宋体" w:cs="宋体"/>
+          <w:rFonts w:ascii="宋体" w:hAnsi="宋体" w:cs="宋体" w:hint="eastAsia"/>
+        </w:rPr>
+      </w:pPr>
+      <w:r>
+        <w:rPr>
+          <w:rFonts w:ascii="宋体" w:hAnsi="宋体" w:cs="宋体" w:hint="eastAsia"/>
         </w:rPr>
         <w:t>*远程控制台：虚拟KVM（键盘/视频/鼠标），远程查看服务器屏幕、操作BIOS/OS，支持虚拟介质（ISO/U盘）挂载安装系统。</w:t>
       </w:r>
@@ -2552,12 +2530,12 @@
       <w:pPr>
         <w:ind w:firstLine="480"/>
         <w:rPr>
-          <w:rFonts w:hint="eastAsia" w:ascii="宋体" w:hAnsi="宋体" w:cs="宋体"/>
-        </w:rPr>
-      </w:pPr>
-      <w:r>
-        <w:rPr>
-          <w:rFonts w:hint="eastAsia" w:ascii="宋体" w:hAnsi="宋体" w:cs="宋体"/>
+          <w:rFonts w:ascii="宋体" w:hAnsi="宋体" w:cs="宋体" w:hint="eastAsia"/>
+        </w:rPr>
+      </w:pPr>
+      <w:r>
+        <w:rPr>
+          <w:rFonts w:ascii="宋体" w:hAnsi="宋体" w:cs="宋体" w:hint="eastAsia"/>
         </w:rPr>
         <w:t>*电源控制：远程开机/关机/重启/强制断电，服务器断电状态下仍可开机。</w:t>
       </w:r>
@@ -2566,12 +2544,12 @@
       <w:pPr>
         <w:ind w:firstLine="480"/>
         <w:rPr>
-          <w:rFonts w:hint="eastAsia" w:ascii="宋体" w:hAnsi="宋体" w:cs="宋体"/>
-        </w:rPr>
-      </w:pPr>
-      <w:r>
-        <w:rPr>
-          <w:rFonts w:hint="eastAsia" w:ascii="宋体" w:hAnsi="宋体" w:cs="宋体"/>
+          <w:rFonts w:ascii="宋体" w:hAnsi="宋体" w:cs="宋体" w:hint="eastAsia"/>
+        </w:rPr>
+      </w:pPr>
+      <w:r>
+        <w:rPr>
+          <w:rFonts w:ascii="宋体" w:hAnsi="宋体" w:cs="宋体" w:hint="eastAsia"/>
         </w:rPr>
         <w:t>*BIOS/UEFI配置：远程查看、修改、保存、导入/导出BIOS设置，支持批量配置。</w:t>
       </w:r>
@@ -2580,12 +2558,12 @@
       <w:pPr>
         <w:ind w:firstLine="480"/>
         <w:rPr>
-          <w:rFonts w:hint="eastAsia" w:ascii="宋体" w:hAnsi="宋体" w:cs="宋体"/>
-        </w:rPr>
-      </w:pPr>
-      <w:r>
-        <w:rPr>
-          <w:rFonts w:hint="eastAsia" w:ascii="宋体" w:hAnsi="宋体" w:cs="宋体"/>
+          <w:rFonts w:ascii="宋体" w:hAnsi="宋体" w:cs="宋体" w:hint="eastAsia"/>
+        </w:rPr>
+      </w:pPr>
+      <w:r>
+        <w:rPr>
+          <w:rFonts w:ascii="宋体" w:hAnsi="宋体" w:cs="宋体" w:hint="eastAsia"/>
         </w:rPr>
         <w:t>*vFlash虚拟存储：远程挂载SD卡虚拟分区，用于系统部署或数据缓存。</w:t>
       </w:r>
@@ -2594,12 +2572,12 @@
       <w:pPr>
         <w:ind w:firstLine="480"/>
         <w:rPr>
-          <w:rFonts w:hint="eastAsia" w:ascii="宋体" w:hAnsi="宋体" w:cs="宋体"/>
-        </w:rPr>
-      </w:pPr>
-      <w:r>
-        <w:rPr>
-          <w:rFonts w:hint="eastAsia" w:ascii="宋体" w:hAnsi="宋体" w:cs="宋体"/>
+          <w:rFonts w:ascii="宋体" w:hAnsi="宋体" w:cs="宋体" w:hint="eastAsia"/>
+        </w:rPr>
+      </w:pPr>
+      <w:r>
+        <w:rPr>
+          <w:rFonts w:ascii="宋体" w:hAnsi="宋体" w:cs="宋体" w:hint="eastAsia"/>
         </w:rPr>
         <w:t>三、固件生命周期管理</w:t>
       </w:r>
@@ -2608,12 +2586,12 @@
       <w:pPr>
         <w:ind w:firstLine="480"/>
         <w:rPr>
-          <w:rFonts w:hint="eastAsia" w:ascii="宋体" w:hAnsi="宋体" w:cs="宋体"/>
-        </w:rPr>
-      </w:pPr>
-      <w:r>
-        <w:rPr>
-          <w:rFonts w:hint="eastAsia" w:ascii="宋体" w:hAnsi="宋体" w:cs="宋体"/>
+          <w:rFonts w:ascii="宋体" w:hAnsi="宋体" w:cs="宋体" w:hint="eastAsia"/>
+        </w:rPr>
+      </w:pPr>
+      <w:r>
+        <w:rPr>
+          <w:rFonts w:ascii="宋体" w:hAnsi="宋体" w:cs="宋体" w:hint="eastAsia"/>
         </w:rPr>
         <w:t>*一键固件更新：iDRAC、BIOS、RAID、网卡、硬盘等固件在线升级，支持单台/批量、计划更新、无需重启更新。</w:t>
       </w:r>
@@ -2622,12 +2600,12 @@
       <w:pPr>
         <w:ind w:firstLine="480"/>
         <w:rPr>
-          <w:rFonts w:hint="eastAsia" w:ascii="宋体" w:hAnsi="宋体" w:cs="宋体"/>
-        </w:rPr>
-      </w:pPr>
-      <w:r>
-        <w:rPr>
-          <w:rFonts w:hint="eastAsia" w:ascii="宋体" w:hAnsi="宋体" w:cs="宋体"/>
+          <w:rFonts w:ascii="宋体" w:hAnsi="宋体" w:cs="宋体" w:hint="eastAsia"/>
+        </w:rPr>
+      </w:pPr>
+      <w:r>
+        <w:rPr>
+          <w:rFonts w:ascii="宋体" w:hAnsi="宋体" w:cs="宋体" w:hint="eastAsia"/>
         </w:rPr>
         <w:t>*固件回滚与恢复：更新失败时一键回滚至稳定版本，支持iDRAC出厂恢复。</w:t>
       </w:r>
@@ -2636,12 +2614,12 @@
       <w:pPr>
         <w:ind w:firstLine="480"/>
         <w:rPr>
-          <w:rFonts w:hint="eastAsia" w:ascii="宋体" w:hAnsi="宋体" w:cs="宋体"/>
-        </w:rPr>
-      </w:pPr>
-      <w:r>
-        <w:rPr>
-          <w:rFonts w:hint="eastAsia" w:ascii="宋体" w:hAnsi="宋体" w:cs="宋体"/>
+          <w:rFonts w:ascii="宋体" w:hAnsi="宋体" w:cs="宋体" w:hint="eastAsia"/>
+        </w:rPr>
+      </w:pPr>
+      <w:r>
+        <w:rPr>
+          <w:rFonts w:ascii="宋体" w:hAnsi="宋体" w:cs="宋体" w:hint="eastAsia"/>
         </w:rPr>
         <w:t>*配置文件管理：导出/导入服务器完整配置（BIOS/iDRAC/网络），用于批量部署与配置一致性。</w:t>
       </w:r>
@@ -2650,12 +2628,12 @@
       <w:pPr>
         <w:ind w:firstLine="480"/>
         <w:rPr>
-          <w:rFonts w:hint="eastAsia" w:ascii="宋体" w:hAnsi="宋体" w:cs="宋体"/>
-        </w:rPr>
-      </w:pPr>
-      <w:r>
-        <w:rPr>
-          <w:rFonts w:hint="eastAsia" w:ascii="宋体" w:hAnsi="宋体" w:cs="宋体"/>
+          <w:rFonts w:ascii="宋体" w:hAnsi="宋体" w:cs="宋体" w:hint="eastAsia"/>
+        </w:rPr>
+      </w:pPr>
+      <w:r>
+        <w:rPr>
+          <w:rFonts w:ascii="宋体" w:hAnsi="宋体" w:cs="宋体" w:hint="eastAsia"/>
         </w:rPr>
         <w:t>四、自动化与安全合规</w:t>
       </w:r>
@@ -2664,12 +2642,12 @@
       <w:pPr>
         <w:ind w:firstLine="480"/>
         <w:rPr>
-          <w:rFonts w:hint="eastAsia" w:ascii="宋体" w:hAnsi="宋体" w:cs="宋体"/>
-        </w:rPr>
-      </w:pPr>
-      <w:r>
-        <w:rPr>
-          <w:rFonts w:hint="eastAsia" w:ascii="宋体" w:hAnsi="宋体" w:cs="宋体"/>
+          <w:rFonts w:ascii="宋体" w:hAnsi="宋体" w:cs="宋体" w:hint="eastAsia"/>
+        </w:rPr>
+      </w:pPr>
+      <w:r>
+        <w:rPr>
+          <w:rFonts w:ascii="宋体" w:hAnsi="宋体" w:cs="宋体" w:hint="eastAsia"/>
         </w:rPr>
         <w:t>*Redfish/RESTful API：标准化API，兼容Ansible、Python、RACADM等工具，支持大规模自动化管理。</w:t>
       </w:r>
@@ -2678,12 +2656,12 @@
       <w:pPr>
         <w:ind w:firstLine="480"/>
         <w:rPr>
-          <w:rFonts w:hint="eastAsia" w:ascii="宋体" w:hAnsi="宋体" w:cs="宋体"/>
-        </w:rPr>
-      </w:pPr>
-      <w:r>
-        <w:rPr>
-          <w:rFonts w:hint="eastAsia" w:ascii="宋体" w:hAnsi="宋体" w:cs="宋体"/>
+          <w:rFonts w:ascii="宋体" w:hAnsi="宋体" w:cs="宋体" w:hint="eastAsia"/>
+        </w:rPr>
+      </w:pPr>
+      <w:r>
+        <w:rPr>
+          <w:rFonts w:ascii="宋体" w:hAnsi="宋体" w:cs="宋体" w:hint="eastAsia"/>
         </w:rPr>
         <w:t>*系统锁定模式：限制未授权修改BIOS/iDRAC/固件，防止配置篡改。</w:t>
       </w:r>
@@ -2692,12 +2670,12 @@
       <w:pPr>
         <w:ind w:firstLine="480"/>
         <w:rPr>
-          <w:rFonts w:hint="eastAsia" w:ascii="宋体" w:hAnsi="宋体" w:cs="宋体"/>
-        </w:rPr>
-      </w:pPr>
-      <w:r>
-        <w:rPr>
-          <w:rFonts w:hint="eastAsia" w:ascii="宋体" w:hAnsi="宋体" w:cs="宋体"/>
+          <w:rFonts w:ascii="宋体" w:hAnsi="宋体" w:cs="宋体" w:hint="eastAsia"/>
+        </w:rPr>
+      </w:pPr>
+      <w:r>
+        <w:rPr>
+          <w:rFonts w:ascii="宋体" w:hAnsi="宋体" w:cs="宋体" w:hint="eastAsia"/>
         </w:rPr>
         <w:t>*细粒度权限控制：基于角色的访问（RBAC），支持多用户、操作审计日志、证书认证。</w:t>
       </w:r>
@@ -2706,30 +2684,30 @@
       <w:pPr>
         <w:ind w:firstLine="480"/>
         <w:rPr>
-          <w:rFonts w:hint="eastAsia" w:ascii="宋体" w:hAnsi="宋体" w:cs="宋体"/>
+          <w:rFonts w:ascii="宋体" w:hAnsi="宋体" w:cs="宋体" w:hint="eastAsia"/>
           <w:b w:val="0"/>
           <w:bCs w:val="0"/>
         </w:rPr>
       </w:pPr>
       <w:r>
         <w:rPr>
-          <w:rFonts w:hint="eastAsia" w:ascii="宋体" w:hAnsi="宋体" w:cs="宋体"/>
+          <w:rFonts w:ascii="宋体" w:hAnsi="宋体" w:cs="宋体" w:hint="eastAsia"/>
         </w:rPr>
         <w:t>*安全远程访问：HTTPS、SSH、SNMPv3加密传输，支持IP白名单。</w:t>
       </w:r>
-      <w:bookmarkStart w:id="18" w:name="_GoBack"/>
-      <w:bookmarkEnd w:id="18"/>
+      <w:bookmarkStart w:id="10" w:name="_GoBack"/>
+      <w:bookmarkEnd w:id="10"/>
     </w:p>
     <w:p>
       <w:pPr>
         <w:ind w:firstLine="480"/>
         <w:rPr>
-          <w:rFonts w:hint="eastAsia" w:ascii="宋体" w:hAnsi="宋体" w:cs="宋体"/>
-        </w:rPr>
-      </w:pPr>
-      <w:r>
-        <w:rPr>
-          <w:rFonts w:hint="eastAsia" w:ascii="宋体" w:hAnsi="宋体" w:cs="宋体"/>
+          <w:rFonts w:ascii="宋体" w:hAnsi="宋体" w:cs="宋体" w:hint="eastAsia"/>
+        </w:rPr>
+      </w:pPr>
+      <w:r>
+        <w:rPr>
+          <w:rFonts w:ascii="宋体" w:hAnsi="宋体" w:cs="宋体" w:hint="eastAsia"/>
         </w:rPr>
         <w:t>五、告警与事件响应</w:t>
       </w:r>
@@ -2738,12 +2716,12 @@
       <w:pPr>
         <w:ind w:firstLine="480"/>
         <w:rPr>
-          <w:rFonts w:hint="eastAsia" w:ascii="宋体" w:hAnsi="宋体" w:cs="宋体"/>
-        </w:rPr>
-      </w:pPr>
-      <w:r>
-        <w:rPr>
-          <w:rFonts w:hint="eastAsia" w:ascii="宋体" w:hAnsi="宋体" w:cs="宋体"/>
+          <w:rFonts w:ascii="宋体" w:hAnsi="宋体" w:cs="宋体" w:hint="eastAsia"/>
+        </w:rPr>
+      </w:pPr>
+      <w:r>
+        <w:rPr>
+          <w:rFonts w:ascii="宋体" w:hAnsi="宋体" w:cs="宋体" w:hint="eastAsia"/>
         </w:rPr>
         <w:t>*多渠道告警：邮件、SNMPv3、Syslog、Webhook，实时推送硬件故障、温度异常、电源故障等告警。</w:t>
       </w:r>
@@ -2752,12 +2730,12 @@
       <w:pPr>
         <w:ind w:firstLine="480"/>
         <w:rPr>
-          <w:rFonts w:hint="eastAsia" w:ascii="宋体" w:hAnsi="宋体" w:cs="宋体"/>
-        </w:rPr>
-      </w:pPr>
-      <w:r>
-        <w:rPr>
-          <w:rFonts w:hint="eastAsia" w:ascii="宋体" w:hAnsi="宋体" w:cs="宋体"/>
+          <w:rFonts w:ascii="宋体" w:hAnsi="宋体" w:cs="宋体" w:hint="eastAsia"/>
+        </w:rPr>
+      </w:pPr>
+      <w:r>
+        <w:rPr>
+          <w:rFonts w:ascii="宋体" w:hAnsi="宋体" w:cs="宋体" w:hint="eastAsia"/>
         </w:rPr>
         <w:t>*事件日志审计：记录硬件事件、配置变更、用户操作，支持导出与追溯，满足合规要求。</w:t>
       </w:r>
@@ -2766,12 +2744,12 @@
       <w:pPr>
         <w:ind w:firstLine="480"/>
         <w:rPr>
-          <w:rFonts w:hint="eastAsia" w:ascii="宋体" w:hAnsi="宋体" w:cs="宋体"/>
-        </w:rPr>
-      </w:pPr>
-      <w:r>
-        <w:rPr>
-          <w:rFonts w:hint="eastAsia" w:ascii="宋体" w:hAnsi="宋体" w:cs="宋体"/>
+          <w:rFonts w:ascii="宋体" w:hAnsi="宋体" w:cs="宋体" w:hint="eastAsia"/>
+        </w:rPr>
+      </w:pPr>
+      <w:r>
+        <w:rPr>
+          <w:rFonts w:ascii="宋体" w:hAnsi="宋体" w:cs="宋体" w:hint="eastAsia"/>
         </w:rPr>
         <w:t>*嵌入式SupportAssist：自动收集系统日志与硬件信息，一键提交戴尔技术支持，加速故障定位。</w:t>
       </w:r>
@@ -2780,7 +2758,7 @@
       <w:pPr>
         <w:ind w:firstLine="480"/>
         <w:rPr>
-          <w:rFonts w:hint="eastAsia" w:ascii="宋体" w:hAnsi="宋体" w:cs="宋体"/>
+          <w:rFonts w:ascii="宋体" w:hAnsi="宋体" w:cs="宋体" w:hint="eastAsia"/>
         </w:rPr>
       </w:pPr>
     </w:p>
@@ -2788,7 +2766,7 @@
       <w:pPr>
         <w:ind w:firstLine="480"/>
         <w:rPr>
-          <w:rFonts w:hint="eastAsia" w:ascii="宋体" w:hAnsi="宋体" w:cs="宋体"/>
+          <w:rFonts w:ascii="宋体" w:hAnsi="宋体" w:cs="宋体" w:hint="eastAsia"/>
         </w:rPr>
       </w:pPr>
     </w:p>
@@ -2796,7 +2774,7 @@
       <w:pPr>
         <w:ind w:firstLine="480"/>
         <w:rPr>
-          <w:rFonts w:hint="eastAsia" w:ascii="宋体" w:hAnsi="宋体" w:cs="宋体"/>
+          <w:rFonts w:ascii="宋体" w:hAnsi="宋体" w:cs="宋体" w:hint="eastAsia"/>
         </w:rPr>
       </w:pPr>
     </w:p>
@@ -2804,7 +2782,7 @@
       <w:pPr>
         <w:ind w:firstLine="480"/>
         <w:rPr>
-          <w:rFonts w:hint="eastAsia" w:ascii="宋体" w:hAnsi="宋体" w:cs="宋体"/>
+          <w:rFonts w:ascii="宋体" w:hAnsi="宋体" w:cs="宋体" w:hint="eastAsia"/>
         </w:rPr>
       </w:pPr>
     </w:p>
@@ -2812,7 +2790,7 @@
       <w:pPr>
         <w:ind w:firstLine="480"/>
         <w:rPr>
-          <w:rFonts w:hint="eastAsia" w:ascii="宋体" w:hAnsi="宋体" w:cs="宋体"/>
+          <w:rFonts w:ascii="宋体" w:hAnsi="宋体" w:cs="宋体" w:hint="eastAsia"/>
         </w:rPr>
       </w:pPr>
     </w:p>
@@ -2820,7 +2798,7 @@
       <w:pPr>
         <w:ind w:firstLine="480"/>
         <w:rPr>
-          <w:rFonts w:hint="eastAsia" w:ascii="宋体" w:hAnsi="宋体" w:cs="宋体"/>
+          <w:rFonts w:ascii="宋体" w:hAnsi="宋体" w:cs="宋体" w:hint="eastAsia"/>
         </w:rPr>
       </w:pPr>
     </w:p>
@@ -2828,7 +2806,7 @@
       <w:pPr>
         <w:ind w:firstLine="480"/>
         <w:rPr>
-          <w:rFonts w:hint="eastAsia" w:ascii="宋体" w:hAnsi="宋体" w:cs="宋体"/>
+          <w:rFonts w:ascii="宋体" w:hAnsi="宋体" w:cs="宋体" w:hint="eastAsia"/>
         </w:rPr>
       </w:pPr>
     </w:p>
@@ -2836,38 +2814,38 @@
       <w:pPr>
         <w:ind w:firstLine="480"/>
         <w:rPr>
-          <w:rFonts w:hint="eastAsia" w:ascii="宋体" w:hAnsi="宋体" w:cs="宋体"/>
-        </w:rPr>
-      </w:pPr>
-    </w:p>
-    <w:bookmarkEnd w:id="6"/>
-    <w:bookmarkEnd w:id="7"/>
-    <w:bookmarkEnd w:id="8"/>
+          <w:rFonts w:ascii="宋体" w:hAnsi="宋体" w:cs="宋体" w:hint="eastAsia"/>
+        </w:rPr>
+      </w:pPr>
+    </w:p>
     <w:p>
       <w:pPr>
         <w:autoSpaceDE w:val="0"/>
         <w:autoSpaceDN w:val="0"/>
         <w:spacing w:before="120" w:after="120" w:line="240" w:lineRule="auto"/>
-        <w:ind w:firstLine="316" w:firstLineChars="132"/>
+        <w:ind w:firstLine="317" w:firstLineChars="132"/>
         <w:jc w:val="left"/>
         <w:outlineLvl w:val="1"/>
         <w:rPr>
-          <w:rFonts w:hint="eastAsia" w:ascii="宋体" w:hAnsi="宋体" w:cs="宋体"/>
+          <w:rFonts w:ascii="宋体" w:hAnsi="宋体" w:cs="宋体" w:hint="eastAsia"/>
           <w:bCs/>
         </w:rPr>
       </w:pPr>
-      <w:bookmarkStart w:id="10" w:name="_Toc25514"/>
-      <w:bookmarkStart w:id="11" w:name="_Toc1792"/>
-      <w:r>
-        <w:rPr>
-          <w:rFonts w:hint="eastAsia" w:ascii="宋体" w:hAnsi="宋体" w:cs="宋体"/>
+      <w:bookmarkEnd w:id="6"/>
+      <w:bookmarkEnd w:id="7"/>
+      <w:bookmarkEnd w:id="8"/>
+      <w:bookmarkStart w:id="11" w:name="_Toc25514"/>
+      <w:bookmarkStart w:id="12" w:name="_Toc1792"/>
+      <w:r>
+        <w:rPr>
+          <w:rFonts w:ascii="宋体" w:hAnsi="宋体" w:cs="宋体" w:hint="eastAsia"/>
           <w:bCs/>
         </w:rPr>
         <w:t>2.2【</w:t>
       </w:r>
       <w:r>
         <w:rPr>
-          <w:rFonts w:hint="eastAsia" w:ascii="宋体" w:hAnsi="宋体" w:cs="宋体"/>
+          <w:rFonts w:ascii="宋体" w:hAnsi="宋体" w:cs="宋体" w:hint="eastAsia"/>
           <w:bCs/>
           <w:lang w:val="en-US" w:eastAsia="zh-CN"/>
         </w:rPr>
@@ -2875,37 +2853,37 @@
       </w:r>
       <w:r>
         <w:rPr>
-          <w:rFonts w:hint="eastAsia" w:ascii="宋体" w:hAnsi="宋体" w:cs="宋体"/>
+          <w:rFonts w:ascii="宋体" w:hAnsi="宋体" w:cs="宋体" w:hint="eastAsia"/>
         </w:rPr>
         <w:t>平台</w:t>
       </w:r>
       <w:r>
         <w:rPr>
-          <w:rFonts w:hint="eastAsia" w:ascii="宋体" w:hAnsi="宋体" w:cs="宋体"/>
+          <w:rFonts w:ascii="宋体" w:hAnsi="宋体" w:cs="宋体" w:hint="eastAsia"/>
           <w:bCs/>
         </w:rPr>
         <w:t>】</w:t>
       </w:r>
-      <w:bookmarkEnd w:id="10"/>
-      <w:r>
-        <w:rPr>
-          <w:rFonts w:hint="eastAsia" w:ascii="宋体" w:hAnsi="宋体" w:cs="宋体"/>
+      <w:bookmarkEnd w:id="11"/>
+      <w:r>
+        <w:rPr>
+          <w:rFonts w:ascii="宋体" w:hAnsi="宋体" w:cs="宋体" w:hint="eastAsia"/>
           <w:bCs/>
         </w:rPr>
         <w:t>主要功能截图</w:t>
       </w:r>
-      <w:bookmarkEnd w:id="11"/>
+      <w:bookmarkEnd w:id="12"/>
     </w:p>
     <w:p>
       <w:pPr>
         <w:autoSpaceDE w:val="0"/>
         <w:autoSpaceDN w:val="0"/>
         <w:spacing w:before="120" w:after="120" w:line="240" w:lineRule="auto"/>
-        <w:ind w:firstLine="316" w:firstLineChars="132"/>
+        <w:ind w:firstLine="317" w:firstLineChars="132"/>
         <w:jc w:val="left"/>
         <w:outlineLvl w:val="1"/>
         <w:rPr>
-          <w:rFonts w:hint="eastAsia" w:ascii="宋体" w:hAnsi="宋体" w:eastAsia="宋体" w:cs="宋体"/>
+          <w:rFonts w:ascii="宋体" w:eastAsia="宋体" w:hAnsi="宋体" w:cs="宋体" w:hint="eastAsia"/>
           <w:bCs/>
           <w:lang w:val="en-US" w:eastAsia="zh-CN"/>
         </w:rPr>
@@ -2913,7 +2891,7 @@
     </w:p>
     <w:p>
       <w:pPr>
-        <w:pStyle w:val="8"/>
+        <w:pStyle w:val="BodyText"/>
         <w:spacing w:before="336"/>
         <w:ind w:left="621"/>
         <w:rPr>
@@ -2923,7 +2901,7 @@
           <w:lang w:val="en-US" w:eastAsia="zh-CN"/>
         </w:rPr>
       </w:pPr>
-      <w:bookmarkStart w:id="12" w:name="_Toc9015"/>
+      <w:bookmarkStart w:id="13" w:name="_Toc9015"/>
       <w:r>
         <w:rPr>
           <w:rFonts w:hint="eastAsia"/>
@@ -2953,7 +2931,7 @@
     </w:p>
     <w:p>
       <w:pPr>
-        <w:pStyle w:val="8"/>
+        <w:pStyle w:val="BodyText"/>
         <w:spacing w:before="336"/>
         <w:ind w:left="621"/>
       </w:pPr>
@@ -2976,7 +2954,7 @@
                     </pic:cNvPicPr>
                   </pic:nvPicPr>
                   <pic:blipFill>
-                    <a:blip r:embed="rId16"/>
+                    <a:blip xmlns:r="http://schemas.openxmlformats.org/officeDocument/2006/relationships" r:embed="rId11"/>
                     <a:stretch>
                       <a:fillRect/>
                     </a:stretch>
@@ -3003,11 +2981,11 @@
     </w:p>
     <w:p>
       <w:pPr>
-        <w:pStyle w:val="8"/>
+        <w:pStyle w:val="BodyText"/>
         <w:spacing w:before="336"/>
         <w:ind w:left="621"/>
         <w:rPr>
-          <w:rFonts w:ascii="宋体" w:hAnsi="宋体" w:eastAsia="宋体" w:cs="宋体"/>
+          <w:rFonts w:ascii="宋体" w:eastAsia="宋体" w:hAnsi="宋体" w:cs="宋体"/>
           <w:sz w:val="24"/>
           <w:szCs w:val="24"/>
         </w:rPr>
@@ -3023,7 +3001,7 @@
       </w:r>
       <w:r>
         <w:rPr>
-          <w:rFonts w:ascii="宋体" w:hAnsi="宋体" w:eastAsia="宋体" w:cs="宋体"/>
+          <w:rFonts w:ascii="宋体" w:eastAsia="宋体" w:hAnsi="宋体" w:cs="宋体"/>
           <w:sz w:val="24"/>
           <w:szCs w:val="24"/>
         </w:rPr>
@@ -3034,7 +3012,7 @@
       <w:pPr>
         <w:bidi w:val="0"/>
         <w:spacing w:line="240" w:lineRule="auto"/>
-        <w:ind w:left="0" w:leftChars="0" w:firstLine="482" w:firstLineChars="200"/>
+        <w:ind w:left="0" w:firstLine="480" w:leftChars="0" w:firstLineChars="200"/>
         <w:rPr>
           <w:rFonts w:hint="eastAsia"/>
           <w:b/>
@@ -3106,7 +3084,7 @@
         <w:bidi w:val="0"/>
         <w:spacing w:line="240" w:lineRule="auto"/>
         <w:rPr>
-          <w:rFonts w:hint="eastAsia" w:eastAsia="宋体"/>
+          <w:rFonts w:eastAsia="宋体" w:hint="eastAsia"/>
           <w:sz w:val="21"/>
           <w:szCs w:val="21"/>
           <w:lang w:eastAsia="zh-CN"/>
@@ -3152,7 +3130,7 @@
         <w:bidi w:val="0"/>
         <w:spacing w:line="240" w:lineRule="auto"/>
         <w:rPr>
-          <w:rFonts w:hint="eastAsia" w:eastAsia="宋体"/>
+          <w:rFonts w:eastAsia="宋体" w:hint="eastAsia"/>
           <w:sz w:val="21"/>
           <w:szCs w:val="21"/>
           <w:lang w:eastAsia="zh-CN"/>
@@ -3198,7 +3176,7 @@
         <w:bidi w:val="0"/>
         <w:spacing w:line="240" w:lineRule="auto"/>
         <w:rPr>
-          <w:rFonts w:hint="eastAsia" w:eastAsia="宋体"/>
+          <w:rFonts w:eastAsia="宋体" w:hint="eastAsia"/>
           <w:sz w:val="21"/>
           <w:szCs w:val="21"/>
           <w:lang w:eastAsia="zh-CN"/>
@@ -3244,7 +3222,7 @@
         <w:bidi w:val="0"/>
         <w:spacing w:line="240" w:lineRule="auto"/>
         <w:rPr>
-          <w:rFonts w:hint="eastAsia" w:eastAsia="宋体"/>
+          <w:rFonts w:eastAsia="宋体" w:hint="eastAsia"/>
           <w:sz w:val="21"/>
           <w:szCs w:val="21"/>
           <w:lang w:eastAsia="zh-CN"/>
@@ -3290,7 +3268,7 @@
         <w:bidi w:val="0"/>
         <w:spacing w:line="240" w:lineRule="auto"/>
         <w:rPr>
-          <w:rFonts w:hint="eastAsia" w:eastAsia="宋体"/>
+          <w:rFonts w:eastAsia="宋体" w:hint="eastAsia"/>
           <w:sz w:val="21"/>
           <w:szCs w:val="21"/>
           <w:lang w:eastAsia="zh-CN"/>
@@ -3344,7 +3322,7 @@
         <w:bidi w:val="0"/>
         <w:spacing w:line="240" w:lineRule="auto"/>
         <w:rPr>
-          <w:rFonts w:hint="eastAsia" w:eastAsia="宋体"/>
+          <w:rFonts w:eastAsia="宋体" w:hint="eastAsia"/>
           <w:sz w:val="21"/>
           <w:szCs w:val="21"/>
           <w:lang w:eastAsia="zh-CN"/>
@@ -3390,7 +3368,7 @@
         <w:bidi w:val="0"/>
         <w:spacing w:line="240" w:lineRule="auto"/>
         <w:rPr>
-          <w:rFonts w:hint="eastAsia" w:eastAsia="宋体"/>
+          <w:rFonts w:eastAsia="宋体" w:hint="eastAsia"/>
           <w:sz w:val="21"/>
           <w:szCs w:val="21"/>
           <w:lang w:eastAsia="zh-CN"/>
@@ -3436,7 +3414,7 @@
         <w:bidi w:val="0"/>
         <w:spacing w:line="240" w:lineRule="auto"/>
         <w:rPr>
-          <w:rFonts w:hint="eastAsia" w:eastAsia="宋体"/>
+          <w:rFonts w:eastAsia="宋体" w:hint="eastAsia"/>
           <w:sz w:val="21"/>
           <w:szCs w:val="21"/>
           <w:lang w:eastAsia="zh-CN"/>
@@ -3482,7 +3460,7 @@
         <w:bidi w:val="0"/>
         <w:spacing w:line="240" w:lineRule="auto"/>
         <w:rPr>
-          <w:rFonts w:hint="eastAsia" w:eastAsia="宋体"/>
+          <w:rFonts w:eastAsia="宋体" w:hint="eastAsia"/>
           <w:sz w:val="21"/>
           <w:szCs w:val="21"/>
           <w:lang w:eastAsia="zh-CN"/>
@@ -3528,7 +3506,7 @@
         <w:bidi w:val="0"/>
         <w:spacing w:line="240" w:lineRule="auto"/>
         <w:rPr>
-          <w:rFonts w:hint="eastAsia" w:eastAsia="宋体"/>
+          <w:rFonts w:eastAsia="宋体" w:hint="eastAsia"/>
           <w:sz w:val="21"/>
           <w:szCs w:val="21"/>
           <w:lang w:eastAsia="zh-CN"/>
@@ -3574,7 +3552,7 @@
         <w:bidi w:val="0"/>
         <w:spacing w:line="240" w:lineRule="auto"/>
         <w:rPr>
-          <w:rFonts w:hint="eastAsia" w:eastAsia="宋体"/>
+          <w:rFonts w:eastAsia="宋体" w:hint="eastAsia"/>
           <w:sz w:val="21"/>
           <w:szCs w:val="21"/>
           <w:lang w:eastAsia="zh-CN"/>
@@ -3620,7 +3598,7 @@
         <w:bidi w:val="0"/>
         <w:spacing w:line="240" w:lineRule="auto"/>
         <w:rPr>
-          <w:rFonts w:hint="eastAsia" w:eastAsia="宋体"/>
+          <w:rFonts w:eastAsia="宋体" w:hint="eastAsia"/>
           <w:lang w:eastAsia="zh-CN"/>
         </w:rPr>
       </w:pPr>
@@ -3661,7 +3639,7 @@
     </w:p>
     <w:p>
       <w:pPr>
-        <w:pStyle w:val="8"/>
+        <w:pStyle w:val="BodyText"/>
         <w:spacing w:before="336"/>
         <w:ind w:left="621"/>
       </w:pPr>
@@ -3684,7 +3662,7 @@
                     </pic:cNvPicPr>
                   </pic:nvPicPr>
                   <pic:blipFill>
-                    <a:blip r:embed="rId17"/>
+                    <a:blip xmlns:r="http://schemas.openxmlformats.org/officeDocument/2006/relationships" r:embed="rId12"/>
                     <a:stretch>
                       <a:fillRect/>
                     </a:stretch>
@@ -3711,7 +3689,7 @@
     </w:p>
     <w:p>
       <w:pPr>
-        <w:pStyle w:val="8"/>
+        <w:pStyle w:val="BodyText"/>
         <w:spacing w:before="336"/>
         <w:ind w:left="621"/>
       </w:pPr>
@@ -3734,7 +3712,7 @@
                     </pic:cNvPicPr>
                   </pic:nvPicPr>
                   <pic:blipFill>
-                    <a:blip r:embed="rId18"/>
+                    <a:blip xmlns:r="http://schemas.openxmlformats.org/officeDocument/2006/relationships" r:embed="rId13"/>
                     <a:stretch>
                       <a:fillRect/>
                     </a:stretch>
@@ -3761,7 +3739,7 @@
     </w:p>
     <w:p>
       <w:pPr>
-        <w:pStyle w:val="8"/>
+        <w:pStyle w:val="BodyText"/>
         <w:spacing w:before="336"/>
         <w:ind w:left="621"/>
       </w:pPr>
@@ -3784,7 +3762,7 @@
                     </pic:cNvPicPr>
                   </pic:nvPicPr>
                   <pic:blipFill>
-                    <a:blip r:embed="rId19"/>
+                    <a:blip xmlns:r="http://schemas.openxmlformats.org/officeDocument/2006/relationships" r:embed="rId14"/>
                     <a:stretch>
                       <a:fillRect/>
                     </a:stretch>
@@ -3848,7 +3826,7 @@
     </w:p>
     <w:p>
       <w:pPr>
-        <w:pStyle w:val="8"/>
+        <w:pStyle w:val="BodyText"/>
         <w:spacing w:before="336"/>
         <w:ind w:left="621"/>
       </w:pPr>
@@ -3871,7 +3849,7 @@
                     </pic:cNvPicPr>
                   </pic:nvPicPr>
                   <pic:blipFill>
-                    <a:blip r:embed="rId20"/>
+                    <a:blip xmlns:r="http://schemas.openxmlformats.org/officeDocument/2006/relationships" r:embed="rId15"/>
                     <a:stretch>
                       <a:fillRect/>
                     </a:stretch>
@@ -3898,7 +3876,7 @@
     </w:p>
     <w:p>
       <w:pPr>
-        <w:pStyle w:val="8"/>
+        <w:pStyle w:val="BodyText"/>
         <w:spacing w:before="336"/>
         <w:ind w:left="621"/>
       </w:pPr>
@@ -3921,7 +3899,7 @@
                     </pic:cNvPicPr>
                   </pic:nvPicPr>
                   <pic:blipFill>
-                    <a:blip r:embed="rId21"/>
+                    <a:blip xmlns:r="http://schemas.openxmlformats.org/officeDocument/2006/relationships" r:embed="rId16"/>
                     <a:stretch>
                       <a:fillRect/>
                     </a:stretch>
@@ -3989,7 +3967,7 @@
       <w:pPr>
         <w:bidi w:val="0"/>
         <w:rPr>
-          <w:rFonts w:hint="eastAsia" w:eastAsia="宋体"/>
+          <w:rFonts w:eastAsia="宋体" w:hint="eastAsia"/>
           <w:sz w:val="21"/>
           <w:szCs w:val="21"/>
           <w:lang w:eastAsia="zh-CN"/>
@@ -3997,7 +3975,7 @@
       </w:pPr>
       <w:r>
         <w:rPr>
-          <w:rFonts w:hint="default" w:ascii="Calibri" w:hAnsi="Calibri" w:cs="Calibri"/>
+          <w:rFonts w:ascii="Calibri" w:hAnsi="Calibri" w:cs="Calibri" w:hint="default"/>
           <w:sz w:val="21"/>
           <w:szCs w:val="21"/>
         </w:rPr>
@@ -4025,7 +4003,7 @@
       <w:pPr>
         <w:bidi w:val="0"/>
         <w:rPr>
-          <w:rFonts w:hint="eastAsia" w:eastAsia="宋体"/>
+          <w:rFonts w:eastAsia="宋体" w:hint="eastAsia"/>
           <w:sz w:val="21"/>
           <w:szCs w:val="21"/>
           <w:lang w:eastAsia="zh-CN"/>
@@ -4033,7 +4011,7 @@
       </w:pPr>
       <w:r>
         <w:rPr>
-          <w:rFonts w:hint="default" w:ascii="Calibri" w:hAnsi="Calibri" w:cs="Calibri"/>
+          <w:rFonts w:ascii="Calibri" w:hAnsi="Calibri" w:cs="Calibri" w:hint="default"/>
           <w:sz w:val="21"/>
           <w:szCs w:val="21"/>
         </w:rPr>
@@ -4061,13 +4039,13 @@
       <w:pPr>
         <w:bidi w:val="0"/>
         <w:rPr>
-          <w:rFonts w:hint="eastAsia" w:eastAsia="宋体"/>
+          <w:rFonts w:eastAsia="宋体" w:hint="eastAsia"/>
           <w:lang w:eastAsia="zh-CN"/>
         </w:rPr>
       </w:pPr>
       <w:r>
         <w:rPr>
-          <w:rFonts w:hint="default" w:ascii="Calibri" w:hAnsi="Calibri" w:cs="Calibri"/>
+          <w:rFonts w:ascii="Calibri" w:hAnsi="Calibri" w:cs="Calibri" w:hint="default"/>
           <w:sz w:val="21"/>
           <w:szCs w:val="21"/>
         </w:rPr>
@@ -4093,7 +4071,7 @@
     </w:p>
     <w:p>
       <w:pPr>
-        <w:pStyle w:val="8"/>
+        <w:pStyle w:val="BodyText"/>
         <w:spacing w:before="336"/>
         <w:ind w:left="621"/>
       </w:pPr>
@@ -4116,7 +4094,7 @@
                     </pic:cNvPicPr>
                   </pic:nvPicPr>
                   <pic:blipFill>
-                    <a:blip r:embed="rId22"/>
+                    <a:blip xmlns:r="http://schemas.openxmlformats.org/officeDocument/2006/relationships" r:embed="rId17"/>
                     <a:stretch>
                       <a:fillRect/>
                     </a:stretch>
@@ -4179,7 +4157,7 @@
     </w:p>
     <w:p>
       <w:pPr>
-        <w:pStyle w:val="8"/>
+        <w:pStyle w:val="BodyText"/>
         <w:spacing w:before="336"/>
         <w:ind w:left="621"/>
       </w:pPr>
@@ -4202,7 +4180,7 @@
                     </pic:cNvPicPr>
                   </pic:nvPicPr>
                   <pic:blipFill>
-                    <a:blip r:embed="rId23"/>
+                    <a:blip xmlns:r="http://schemas.openxmlformats.org/officeDocument/2006/relationships" r:embed="rId18"/>
                     <a:stretch>
                       <a:fillRect/>
                     </a:stretch>
@@ -4372,7 +4350,7 @@
     </w:p>
     <w:p>
       <w:pPr>
-        <w:pStyle w:val="8"/>
+        <w:pStyle w:val="BodyText"/>
         <w:spacing w:before="336"/>
         <w:ind w:left="621"/>
       </w:pPr>
@@ -4395,7 +4373,7 @@
                     </pic:cNvPicPr>
                   </pic:nvPicPr>
                   <pic:blipFill>
-                    <a:blip r:embed="rId24"/>
+                    <a:blip xmlns:r="http://schemas.openxmlformats.org/officeDocument/2006/relationships" r:embed="rId19"/>
                     <a:stretch>
                       <a:fillRect/>
                     </a:stretch>
@@ -4422,7 +4400,7 @@
     </w:p>
     <w:p>
       <w:pPr>
-        <w:pStyle w:val="8"/>
+        <w:pStyle w:val="BodyText"/>
         <w:spacing w:before="336"/>
         <w:ind w:left="621"/>
         <w:rPr>
@@ -4463,7 +4441,7 @@
     </w:p>
     <w:p>
       <w:pPr>
-        <w:pStyle w:val="8"/>
+        <w:pStyle w:val="BodyText"/>
         <w:spacing w:before="336"/>
         <w:ind w:left="621"/>
       </w:pPr>
@@ -4486,7 +4464,7 @@
                     </pic:cNvPicPr>
                   </pic:nvPicPr>
                   <pic:blipFill>
-                    <a:blip r:embed="rId25"/>
+                    <a:blip xmlns:r="http://schemas.openxmlformats.org/officeDocument/2006/relationships" r:embed="rId20"/>
                     <a:stretch>
                       <a:fillRect/>
                     </a:stretch>
@@ -4513,7 +4491,7 @@
     </w:p>
     <w:p>
       <w:pPr>
-        <w:pStyle w:val="8"/>
+        <w:pStyle w:val="BodyText"/>
         <w:spacing w:before="336"/>
         <w:ind w:left="621"/>
       </w:pPr>
@@ -4536,7 +4514,7 @@
                     </pic:cNvPicPr>
                   </pic:nvPicPr>
                   <pic:blipFill>
-                    <a:blip r:embed="rId26"/>
+                    <a:blip xmlns:r="http://schemas.openxmlformats.org/officeDocument/2006/relationships" r:embed="rId21"/>
                     <a:stretch>
                       <a:fillRect/>
                     </a:stretch>
@@ -4563,7 +4541,7 @@
     </w:p>
     <w:p>
       <w:pPr>
-        <w:pStyle w:val="8"/>
+        <w:pStyle w:val="BodyText"/>
         <w:spacing w:before="336"/>
         <w:ind w:left="621"/>
       </w:pPr>
@@ -4586,7 +4564,7 @@
                     </pic:cNvPicPr>
                   </pic:nvPicPr>
                   <pic:blipFill>
-                    <a:blip r:embed="rId27"/>
+                    <a:blip xmlns:r="http://schemas.openxmlformats.org/officeDocument/2006/relationships" r:embed="rId22"/>
                     <a:stretch>
                       <a:fillRect/>
                     </a:stretch>
@@ -4613,7 +4591,7 @@
     </w:p>
     <w:p>
       <w:pPr>
-        <w:pStyle w:val="8"/>
+        <w:pStyle w:val="BodyText"/>
         <w:spacing w:before="336"/>
         <w:ind w:left="621"/>
       </w:pPr>
@@ -4636,7 +4614,7 @@
                     </pic:cNvPicPr>
                   </pic:nvPicPr>
                   <pic:blipFill>
-                    <a:blip r:embed="rId28"/>
+                    <a:blip xmlns:r="http://schemas.openxmlformats.org/officeDocument/2006/relationships" r:embed="rId23"/>
                     <a:stretch>
                       <a:fillRect/>
                     </a:stretch>
@@ -4663,7 +4641,7 @@
     </w:p>
     <w:p>
       <w:pPr>
-        <w:pStyle w:val="8"/>
+        <w:pStyle w:val="BodyText"/>
         <w:spacing w:before="336"/>
         <w:ind w:left="621"/>
       </w:pPr>
@@ -4686,7 +4664,7 @@
                     </pic:cNvPicPr>
                   </pic:nvPicPr>
                   <pic:blipFill>
-                    <a:blip r:embed="rId29"/>
+                    <a:blip xmlns:r="http://schemas.openxmlformats.org/officeDocument/2006/relationships" r:embed="rId24"/>
                     <a:stretch>
                       <a:fillRect/>
                     </a:stretch>
@@ -4713,7 +4691,7 @@
     </w:p>
     <w:p>
       <w:pPr>
-        <w:pStyle w:val="8"/>
+        <w:pStyle w:val="BodyText"/>
         <w:spacing w:before="336"/>
         <w:ind w:left="621"/>
       </w:pPr>
@@ -4756,7 +4734,7 @@
     </w:p>
     <w:p>
       <w:pPr>
-        <w:pStyle w:val="8"/>
+        <w:pStyle w:val="BodyText"/>
         <w:spacing w:before="336"/>
         <w:ind w:left="621"/>
       </w:pPr>
@@ -4779,7 +4757,7 @@
                     </pic:cNvPicPr>
                   </pic:nvPicPr>
                   <pic:blipFill>
-                    <a:blip r:embed="rId30"/>
+                    <a:blip xmlns:r="http://schemas.openxmlformats.org/officeDocument/2006/relationships" r:embed="rId25"/>
                     <a:stretch>
                       <a:fillRect/>
                     </a:stretch>
@@ -4806,7 +4784,7 @@
     </w:p>
     <w:p>
       <w:pPr>
-        <w:pStyle w:val="8"/>
+        <w:pStyle w:val="BodyText"/>
         <w:spacing w:before="336"/>
         <w:ind w:left="621"/>
         <w:rPr>
@@ -4854,7 +4832,7 @@
     </w:p>
     <w:p>
       <w:pPr>
-        <w:pStyle w:val="8"/>
+        <w:pStyle w:val="BodyText"/>
         <w:spacing w:before="336"/>
         <w:ind w:left="621"/>
       </w:pPr>
@@ -4877,7 +4855,7 @@
                     </pic:cNvPicPr>
                   </pic:nvPicPr>
                   <pic:blipFill>
-                    <a:blip r:embed="rId31"/>
+                    <a:blip xmlns:r="http://schemas.openxmlformats.org/officeDocument/2006/relationships" r:embed="rId26"/>
                     <a:stretch>
                       <a:fillRect/>
                     </a:stretch>
@@ -4939,7 +4917,7 @@
     </w:p>
     <w:p>
       <w:pPr>
-        <w:pStyle w:val="8"/>
+        <w:pStyle w:val="BodyText"/>
         <w:spacing w:before="336"/>
         <w:ind w:left="621"/>
       </w:pPr>
@@ -4962,7 +4940,7 @@
                     </pic:cNvPicPr>
                   </pic:nvPicPr>
                   <pic:blipFill>
-                    <a:blip r:embed="rId32"/>
+                    <a:blip xmlns:r="http://schemas.openxmlformats.org/officeDocument/2006/relationships" r:embed="rId27"/>
                     <a:stretch>
                       <a:fillRect/>
                     </a:stretch>
@@ -5015,7 +4993,7 @@
       <w:pPr>
         <w:bidi w:val="0"/>
         <w:rPr>
-          <w:rFonts w:hint="eastAsia" w:eastAsia="宋体"/>
+          <w:rFonts w:eastAsia="宋体" w:hint="eastAsia"/>
           <w:lang w:eastAsia="zh-CN"/>
         </w:rPr>
       </w:pPr>
@@ -5035,7 +5013,7 @@
     </w:p>
     <w:p>
       <w:pPr>
-        <w:pStyle w:val="8"/>
+        <w:pStyle w:val="BodyText"/>
         <w:spacing w:before="336"/>
         <w:ind w:left="621"/>
       </w:pPr>
@@ -5058,7 +5036,7 @@
                     </pic:cNvPicPr>
                   </pic:nvPicPr>
                   <pic:blipFill>
-                    <a:blip r:embed="rId33"/>
+                    <a:blip xmlns:r="http://schemas.openxmlformats.org/officeDocument/2006/relationships" r:embed="rId28"/>
                     <a:stretch>
                       <a:fillRect/>
                     </a:stretch>
@@ -5096,7 +5074,7 @@
     </w:p>
     <w:p>
       <w:pPr>
-        <w:pStyle w:val="8"/>
+        <w:pStyle w:val="BodyText"/>
         <w:spacing w:before="336"/>
         <w:ind w:left="621"/>
       </w:pPr>
@@ -5119,7 +5097,7 @@
                     </pic:cNvPicPr>
                   </pic:nvPicPr>
                   <pic:blipFill>
-                    <a:blip r:embed="rId34"/>
+                    <a:blip xmlns:r="http://schemas.openxmlformats.org/officeDocument/2006/relationships" r:embed="rId29"/>
                     <a:stretch>
                       <a:fillRect/>
                     </a:stretch>
@@ -5157,7 +5135,7 @@
     </w:p>
     <w:p>
       <w:pPr>
-        <w:pStyle w:val="8"/>
+        <w:pStyle w:val="BodyText"/>
         <w:spacing w:before="336"/>
         <w:ind w:left="621"/>
       </w:pPr>
@@ -5180,7 +5158,7 @@
                     </pic:cNvPicPr>
                   </pic:nvPicPr>
                   <pic:blipFill>
-                    <a:blip r:embed="rId35"/>
+                    <a:blip xmlns:r="http://schemas.openxmlformats.org/officeDocument/2006/relationships" r:embed="rId30"/>
                     <a:stretch>
                       <a:fillRect/>
                     </a:stretch>
@@ -5207,14 +5185,14 @@
     </w:p>
     <w:p>
       <w:pPr>
-        <w:pStyle w:val="8"/>
+        <w:pStyle w:val="BodyText"/>
         <w:spacing w:before="336"/>
         <w:ind w:left="621"/>
       </w:pPr>
     </w:p>
     <w:p>
       <w:pPr>
-        <w:pStyle w:val="8"/>
+        <w:pStyle w:val="BodyText"/>
         <w:spacing w:before="336"/>
         <w:ind w:left="621"/>
       </w:pPr>
@@ -5245,7 +5223,7 @@
     </w:p>
     <w:p>
       <w:pPr>
-        <w:pStyle w:val="8"/>
+        <w:pStyle w:val="BodyText"/>
         <w:spacing w:before="336"/>
         <w:ind w:left="621"/>
       </w:pPr>
@@ -5268,7 +5246,7 @@
                     </pic:cNvPicPr>
                   </pic:nvPicPr>
                   <pic:blipFill>
-                    <a:blip r:embed="rId36"/>
+                    <a:blip xmlns:r="http://schemas.openxmlformats.org/officeDocument/2006/relationships" r:embed="rId31"/>
                     <a:stretch>
                       <a:fillRect/>
                     </a:stretch>
@@ -5314,7 +5292,7 @@
     </w:p>
     <w:p>
       <w:pPr>
-        <w:pStyle w:val="8"/>
+        <w:pStyle w:val="BodyText"/>
         <w:spacing w:before="336"/>
         <w:ind w:left="621"/>
       </w:pPr>
@@ -5337,7 +5315,7 @@
                     </pic:cNvPicPr>
                   </pic:nvPicPr>
                   <pic:blipFill>
-                    <a:blip r:embed="rId37"/>
+                    <a:blip xmlns:r="http://schemas.openxmlformats.org/officeDocument/2006/relationships" r:embed="rId32"/>
                     <a:stretch>
                       <a:fillRect/>
                     </a:stretch>
@@ -5383,7 +5361,7 @@
     </w:p>
     <w:p>
       <w:pPr>
-        <w:pStyle w:val="8"/>
+        <w:pStyle w:val="BodyText"/>
         <w:spacing w:before="336"/>
         <w:ind w:left="621"/>
       </w:pPr>
@@ -5406,7 +5384,7 @@
                     </pic:cNvPicPr>
                   </pic:nvPicPr>
                   <pic:blipFill>
-                    <a:blip r:embed="rId38"/>
+                    <a:blip xmlns:r="http://schemas.openxmlformats.org/officeDocument/2006/relationships" r:embed="rId33"/>
                     <a:stretch>
                       <a:fillRect/>
                     </a:stretch>
@@ -5433,7 +5411,7 @@
     </w:p>
     <w:p>
       <w:pPr>
-        <w:pStyle w:val="8"/>
+        <w:pStyle w:val="BodyText"/>
         <w:spacing w:before="336"/>
         <w:ind w:left="621"/>
         <w:rPr>
@@ -5481,7 +5459,7 @@
     </w:p>
     <w:p>
       <w:pPr>
-        <w:pStyle w:val="8"/>
+        <w:pStyle w:val="BodyText"/>
         <w:spacing w:before="336"/>
         <w:ind w:left="621"/>
       </w:pPr>
@@ -5504,7 +5482,7 @@
                     </pic:cNvPicPr>
                   </pic:nvPicPr>
                   <pic:blipFill>
-                    <a:blip r:embed="rId39"/>
+                    <a:blip xmlns:r="http://schemas.openxmlformats.org/officeDocument/2006/relationships" r:embed="rId34"/>
                     <a:stretch>
                       <a:fillRect/>
                     </a:stretch>
@@ -5533,7 +5511,7 @@
       <w:pPr>
         <w:bidi w:val="0"/>
         <w:rPr>
-          <w:rFonts w:hint="eastAsia" w:eastAsia="宋体"/>
+          <w:rFonts w:eastAsia="宋体" w:hint="eastAsia"/>
           <w:lang w:eastAsia="zh-CN"/>
         </w:rPr>
       </w:pPr>
@@ -5566,7 +5544,7 @@
     </w:p>
     <w:p>
       <w:pPr>
-        <w:pStyle w:val="8"/>
+        <w:pStyle w:val="BodyText"/>
         <w:spacing w:before="336"/>
         <w:ind w:left="621"/>
       </w:pPr>
@@ -5589,7 +5567,7 @@
                     </pic:cNvPicPr>
                   </pic:nvPicPr>
                   <pic:blipFill>
-                    <a:blip r:embed="rId40"/>
+                    <a:blip xmlns:r="http://schemas.openxmlformats.org/officeDocument/2006/relationships" r:embed="rId35"/>
                     <a:stretch>
                       <a:fillRect/>
                     </a:stretch>
@@ -5617,7 +5595,7 @@
     <w:p>
       <w:pPr>
         <w:bidi w:val="0"/>
-        <w:ind w:left="0" w:leftChars="0" w:firstLine="480" w:firstLineChars="200"/>
+        <w:ind w:left="0" w:firstLine="480" w:leftChars="0" w:firstLineChars="200"/>
         <w:rPr>
           <w:rFonts w:hint="eastAsia"/>
           <w:lang w:eastAsia="zh-CN"/>
@@ -5652,7 +5630,7 @@
     </w:p>
     <w:p>
       <w:pPr>
-        <w:pStyle w:val="8"/>
+        <w:pStyle w:val="BodyText"/>
         <w:spacing w:before="336"/>
         <w:ind w:left="621"/>
       </w:pPr>
@@ -5675,7 +5653,7 @@
                     </pic:cNvPicPr>
                   </pic:nvPicPr>
                   <pic:blipFill>
-                    <a:blip r:embed="rId41"/>
+                    <a:blip xmlns:r="http://schemas.openxmlformats.org/officeDocument/2006/relationships" r:embed="rId36"/>
                     <a:stretch>
                       <a:fillRect/>
                     </a:stretch>
@@ -5743,7 +5721,7 @@
     </w:p>
     <w:p>
       <w:pPr>
-        <w:pStyle w:val="8"/>
+        <w:pStyle w:val="BodyText"/>
         <w:spacing w:before="336"/>
         <w:ind w:left="621"/>
       </w:pPr>
@@ -5766,7 +5744,7 @@
                     </pic:cNvPicPr>
                   </pic:nvPicPr>
                   <pic:blipFill>
-                    <a:blip r:embed="rId42"/>
+                    <a:blip xmlns:r="http://schemas.openxmlformats.org/officeDocument/2006/relationships" r:embed="rId37"/>
                     <a:stretch>
                       <a:fillRect/>
                     </a:stretch>
@@ -5827,7 +5805,7 @@
     </w:p>
     <w:p>
       <w:pPr>
-        <w:pStyle w:val="8"/>
+        <w:pStyle w:val="BodyText"/>
         <w:spacing w:before="336"/>
         <w:ind w:left="621"/>
       </w:pPr>
@@ -5850,7 +5828,7 @@
                     </pic:cNvPicPr>
                   </pic:nvPicPr>
                   <pic:blipFill>
-                    <a:blip r:embed="rId43"/>
+                    <a:blip xmlns:r="http://schemas.openxmlformats.org/officeDocument/2006/relationships" r:embed="rId38"/>
                     <a:stretch>
                       <a:fillRect/>
                     </a:stretch>
@@ -5877,7 +5855,7 @@
     </w:p>
     <w:p>
       <w:pPr>
-        <w:pStyle w:val="8"/>
+        <w:pStyle w:val="BodyText"/>
         <w:spacing w:before="336"/>
         <w:ind w:left="621"/>
       </w:pPr>
@@ -5886,7 +5864,7 @@
       <w:pPr>
         <w:bidi w:val="0"/>
         <w:rPr>
-          <w:rFonts w:hint="eastAsia" w:eastAsia="宋体"/>
+          <w:rFonts w:eastAsia="宋体" w:hint="eastAsia"/>
           <w:lang w:eastAsia="zh-CN"/>
         </w:rPr>
       </w:pPr>
@@ -5925,7 +5903,7 @@
     </w:p>
     <w:p>
       <w:pPr>
-        <w:pStyle w:val="8"/>
+        <w:pStyle w:val="BodyText"/>
         <w:spacing w:before="336"/>
         <w:ind w:left="621"/>
       </w:pPr>
@@ -5948,7 +5926,7 @@
                     </pic:cNvPicPr>
                   </pic:nvPicPr>
                   <pic:blipFill>
-                    <a:blip r:embed="rId44"/>
+                    <a:blip xmlns:r="http://schemas.openxmlformats.org/officeDocument/2006/relationships" r:embed="rId39"/>
                     <a:stretch>
                       <a:fillRect/>
                     </a:stretch>
@@ -5975,7 +5953,7 @@
     </w:p>
     <w:p>
       <w:pPr>
-        <w:pStyle w:val="8"/>
+        <w:pStyle w:val="BodyText"/>
         <w:spacing w:before="336"/>
         <w:ind w:left="621"/>
       </w:pPr>
@@ -6025,7 +6003,7 @@
     </w:p>
     <w:p>
       <w:pPr>
-        <w:pStyle w:val="8"/>
+        <w:pStyle w:val="BodyText"/>
         <w:spacing w:before="336"/>
         <w:ind w:left="621"/>
       </w:pPr>
@@ -6048,7 +6026,7 @@
                     </pic:cNvPicPr>
                   </pic:nvPicPr>
                   <pic:blipFill>
-                    <a:blip r:embed="rId45"/>
+                    <a:blip xmlns:r="http://schemas.openxmlformats.org/officeDocument/2006/relationships" r:embed="rId40"/>
                     <a:stretch>
                       <a:fillRect/>
                     </a:stretch>
@@ -6075,7 +6053,7 @@
     </w:p>
     <w:p>
       <w:pPr>
-        <w:pStyle w:val="8"/>
+        <w:pStyle w:val="BodyText"/>
         <w:spacing w:before="336"/>
         <w:ind w:left="621"/>
         <w:rPr>
@@ -6116,7 +6094,7 @@
     </w:p>
     <w:p>
       <w:pPr>
-        <w:pStyle w:val="8"/>
+        <w:pStyle w:val="BodyText"/>
         <w:spacing w:before="336"/>
         <w:ind w:left="621"/>
       </w:pPr>
@@ -6139,7 +6117,7 @@
                     </pic:cNvPicPr>
                   </pic:nvPicPr>
                   <pic:blipFill>
-                    <a:blip r:embed="rId46"/>
+                    <a:blip xmlns:r="http://schemas.openxmlformats.org/officeDocument/2006/relationships" r:embed="rId41"/>
                     <a:stretch>
                       <a:fillRect/>
                     </a:stretch>
@@ -6196,7 +6174,7 @@
     </w:p>
     <w:p>
       <w:pPr>
-        <w:pStyle w:val="8"/>
+        <w:pStyle w:val="BodyText"/>
         <w:spacing w:before="336"/>
         <w:ind w:left="621"/>
       </w:pPr>
@@ -6219,7 +6197,7 @@
                     </pic:cNvPicPr>
                   </pic:nvPicPr>
                   <pic:blipFill>
-                    <a:blip r:embed="rId47"/>
+                    <a:blip xmlns:r="http://schemas.openxmlformats.org/officeDocument/2006/relationships" r:embed="rId42"/>
                     <a:stretch>
                       <a:fillRect/>
                     </a:stretch>
@@ -6268,7 +6246,7 @@
     </w:p>
     <w:p>
       <w:pPr>
-        <w:pStyle w:val="8"/>
+        <w:pStyle w:val="BodyText"/>
         <w:spacing w:before="336"/>
         <w:ind w:left="621"/>
       </w:pPr>
@@ -6291,7 +6269,7 @@
                     </pic:cNvPicPr>
                   </pic:nvPicPr>
                   <pic:blipFill>
-                    <a:blip r:embed="rId48"/>
+                    <a:blip xmlns:r="http://schemas.openxmlformats.org/officeDocument/2006/relationships" r:embed="rId43"/>
                     <a:stretch>
                       <a:fillRect/>
                     </a:stretch>
@@ -6348,7 +6326,7 @@
     </w:p>
     <w:p>
       <w:pPr>
-        <w:pStyle w:val="8"/>
+        <w:pStyle w:val="BodyText"/>
         <w:spacing w:before="336"/>
         <w:ind w:left="621"/>
       </w:pPr>
@@ -6371,7 +6349,7 @@
                     </pic:cNvPicPr>
                   </pic:nvPicPr>
                   <pic:blipFill>
-                    <a:blip r:embed="rId49"/>
+                    <a:blip xmlns:r="http://schemas.openxmlformats.org/officeDocument/2006/relationships" r:embed="rId44"/>
                     <a:stretch>
                       <a:fillRect/>
                     </a:stretch>
@@ -6428,7 +6406,7 @@
     </w:p>
     <w:p>
       <w:pPr>
-        <w:pStyle w:val="8"/>
+        <w:pStyle w:val="BodyText"/>
         <w:spacing w:before="336"/>
         <w:ind w:left="621"/>
         <w:rPr>
@@ -6455,7 +6433,7 @@
                     </pic:cNvPicPr>
                   </pic:nvPicPr>
                   <pic:blipFill>
-                    <a:blip r:embed="rId50"/>
+                    <a:blip xmlns:r="http://schemas.openxmlformats.org/officeDocument/2006/relationships" r:embed="rId45"/>
                     <a:stretch>
                       <a:fillRect/>
                     </a:stretch>
@@ -6480,10 +6458,9 @@
         </w:drawing>
       </w:r>
     </w:p>
-    <w:bookmarkEnd w:id="12"/>
-    <w:p>
-      <w:pPr>
-        <w:pStyle w:val="2"/>
+    <w:p>
+      <w:pPr>
+        <w:pStyle w:val="Heading1"/>
         <w:numPr>
           <w:ilvl w:val="0"/>
           <w:numId w:val="3"/>
@@ -6491,21 +6468,22 @@
         <w:spacing w:line="240" w:lineRule="auto"/>
         <w:ind w:left="567" w:hanging="567" w:firstLineChars="0"/>
         <w:rPr>
-          <w:rFonts w:hint="eastAsia" w:ascii="宋体" w:hAnsi="宋体" w:cs="宋体"/>
+          <w:rFonts w:ascii="宋体" w:hAnsi="宋体" w:cs="宋体" w:hint="eastAsia"/>
           <w:sz w:val="32"/>
           <w:szCs w:val="32"/>
         </w:rPr>
       </w:pPr>
-      <w:bookmarkStart w:id="13" w:name="_Toc29018"/>
-      <w:r>
-        <w:rPr>
-          <w:rFonts w:hint="eastAsia" w:ascii="宋体" w:hAnsi="宋体" w:cs="宋体"/>
+      <w:bookmarkEnd w:id="13"/>
+      <w:bookmarkStart w:id="14" w:name="_Toc29018"/>
+      <w:r>
+        <w:rPr>
+          <w:rFonts w:ascii="宋体" w:hAnsi="宋体" w:cs="宋体" w:hint="eastAsia"/>
           <w:sz w:val="32"/>
           <w:szCs w:val="32"/>
         </w:rPr>
         <w:t>使用情况说明</w:t>
       </w:r>
-      <w:bookmarkEnd w:id="13"/>
+      <w:bookmarkEnd w:id="14"/>
     </w:p>
     <w:p>
       <w:pPr>
@@ -6519,7 +6497,7 @@
       </w:pPr>
       <w:r>
         <w:rPr>
-          <w:rFonts w:hint="eastAsia" w:ascii="宋体" w:hAnsi="宋体" w:cs="宋体"/>
+          <w:rFonts w:ascii="宋体" w:hAnsi="宋体" w:cs="宋体" w:hint="eastAsia"/>
           <w:szCs w:val="22"/>
         </w:rPr>
         <w:t>目前，</w:t>
@@ -6567,7 +6545,7 @@
       </w:r>
       <w:r>
         <w:rPr>
-          <w:rFonts w:hint="eastAsia" w:ascii="宋体" w:hAnsi="宋体" w:cs="宋体"/>
+          <w:rFonts w:ascii="宋体" w:hAnsi="宋体" w:cs="宋体" w:hint="eastAsia"/>
           <w:color w:val="000000"/>
         </w:rPr>
         <w:t>云计算管理平台运维监控工具</w:t>
@@ -6582,7 +6560,7 @@
     </w:p>
     <w:p>
       <w:pPr>
-        <w:pStyle w:val="2"/>
+        <w:pStyle w:val="Heading1"/>
         <w:numPr>
           <w:ilvl w:val="0"/>
           <w:numId w:val="3"/>
@@ -6590,15 +6568,15 @@
         <w:spacing w:line="240" w:lineRule="auto"/>
         <w:ind w:left="567" w:hanging="567" w:firstLineChars="0"/>
         <w:rPr>
-          <w:rFonts w:hint="eastAsia" w:ascii="宋体" w:hAnsi="宋体" w:cs="宋体"/>
+          <w:rFonts w:ascii="宋体" w:hAnsi="宋体" w:cs="宋体" w:hint="eastAsia"/>
           <w:sz w:val="36"/>
           <w:szCs w:val="36"/>
         </w:rPr>
       </w:pPr>
-      <w:bookmarkStart w:id="14" w:name="_Toc21962"/>
-      <w:r>
-        <w:rPr>
-          <w:rFonts w:hint="eastAsia" w:ascii="宋体" w:hAnsi="宋体" w:cs="宋体"/>
+      <w:bookmarkStart w:id="15" w:name="_Toc21962"/>
+      <w:r>
+        <w:rPr>
+          <w:rFonts w:ascii="宋体" w:hAnsi="宋体" w:cs="宋体" w:hint="eastAsia"/>
           <w:sz w:val="32"/>
           <w:szCs w:val="32"/>
         </w:rPr>
@@ -6606,13 +6584,13 @@
       </w:r>
       <w:r>
         <w:rPr>
-          <w:rFonts w:hint="eastAsia" w:ascii="宋体" w:hAnsi="宋体" w:cs="宋体"/>
+          <w:rFonts w:ascii="宋体" w:hAnsi="宋体" w:cs="宋体" w:hint="eastAsia"/>
           <w:sz w:val="36"/>
           <w:szCs w:val="36"/>
         </w:rPr>
         <w:t>：</w:t>
       </w:r>
-      <w:bookmarkEnd w:id="14"/>
+      <w:bookmarkEnd w:id="15"/>
     </w:p>
     <w:p>
       <w:pPr>
@@ -6634,7 +6612,7 @@
       </w:pPr>
       <w:r>
         <w:rPr>
-          <w:rFonts w:hint="eastAsia" w:ascii="宋体" w:hAnsi="宋体" w:cs="宋体"/>
+          <w:rFonts w:ascii="宋体" w:hAnsi="宋体" w:cs="宋体" w:hint="eastAsia"/>
           <w:color w:val="FF0000"/>
           <w:kern w:val="0"/>
         </w:rPr>
@@ -6642,7 +6620,7 @@
       </w:r>
       <w:r>
         <w:rPr>
-          <w:rFonts w:hint="eastAsia" w:ascii="宋体" w:hAnsi="宋体" w:cs="宋体"/>
+          <w:rFonts w:ascii="宋体" w:hAnsi="宋体" w:cs="宋体" w:hint="eastAsia"/>
           <w:color w:val="FF0000"/>
           <w:kern w:val="0"/>
           <w:lang w:val="en-US" w:eastAsia="zh-CN"/>
@@ -6651,7 +6629,7 @@
       </w:r>
       <w:r>
         <w:rPr>
-          <w:rFonts w:hint="eastAsia" w:ascii="宋体" w:hAnsi="宋体" w:cs="宋体"/>
+          <w:rFonts w:ascii="宋体" w:hAnsi="宋体" w:cs="宋体" w:hint="eastAsia"/>
           <w:color w:val="FF0000"/>
         </w:rPr>
         <w:t>监控</w:t>
@@ -6664,14 +6642,14 @@
       </w:r>
       <w:r>
         <w:rPr>
-          <w:rFonts w:hint="eastAsia" w:ascii="宋体" w:hAnsi="宋体" w:cs="宋体"/>
+          <w:rFonts w:ascii="宋体" w:hAnsi="宋体" w:cs="宋体" w:hint="eastAsia"/>
           <w:color w:val="FF0000"/>
         </w:rPr>
         <w:t>平台</w:t>
       </w:r>
       <w:r>
         <w:rPr>
-          <w:rFonts w:hint="eastAsia" w:ascii="宋体" w:hAnsi="宋体" w:cs="宋体"/>
+          <w:rFonts w:ascii="宋体" w:hAnsi="宋体" w:cs="宋体" w:hint="eastAsia"/>
           <w:color w:val="FF0000"/>
           <w:kern w:val="0"/>
         </w:rPr>
@@ -6679,7 +6657,7 @@
       </w:r>
       <w:r>
         <w:rPr>
-          <w:rFonts w:hint="eastAsia" w:ascii="宋体" w:hAnsi="宋体" w:cs="宋体"/>
+          <w:rFonts w:ascii="宋体" w:hAnsi="宋体" w:cs="宋体" w:hint="eastAsia"/>
           <w:color w:val="FF0000"/>
           <w:szCs w:val="21"/>
           <w:lang w:val="en-GB"/>
@@ -6689,7 +6667,7 @@
     </w:p>
     <w:p>
       <w:pPr>
-        <w:pStyle w:val="2"/>
+        <w:pStyle w:val="Heading1"/>
         <w:numPr>
           <w:ilvl w:val="0"/>
           <w:numId w:val="3"/>
@@ -6697,25 +6675,25 @@
         <w:spacing w:line="240" w:lineRule="auto"/>
         <w:ind w:left="567" w:hanging="567" w:firstLineChars="0"/>
         <w:rPr>
-          <w:rFonts w:hint="eastAsia" w:ascii="宋体" w:hAnsi="宋体" w:cs="宋体"/>
+          <w:rFonts w:ascii="宋体" w:hAnsi="宋体" w:cs="宋体" w:hint="eastAsia"/>
           <w:sz w:val="32"/>
           <w:szCs w:val="32"/>
         </w:rPr>
       </w:pPr>
-      <w:bookmarkStart w:id="15" w:name="_Toc3370194"/>
-      <w:bookmarkStart w:id="16" w:name="_Toc26043"/>
-      <w:bookmarkStart w:id="17" w:name="_Toc525042858"/>
-      <w:r>
-        <w:rPr>
-          <w:rFonts w:hint="eastAsia" w:ascii="宋体" w:hAnsi="宋体" w:cs="宋体"/>
+      <w:bookmarkStart w:id="16" w:name="_Toc3370194"/>
+      <w:bookmarkStart w:id="17" w:name="_Toc26043"/>
+      <w:bookmarkStart w:id="18" w:name="_Toc525042858"/>
+      <w:r>
+        <w:rPr>
+          <w:rFonts w:ascii="宋体" w:hAnsi="宋体" w:cs="宋体" w:hint="eastAsia"/>
           <w:sz w:val="32"/>
           <w:szCs w:val="32"/>
         </w:rPr>
         <w:t>下一步规划</w:t>
       </w:r>
-      <w:bookmarkEnd w:id="15"/>
       <w:bookmarkEnd w:id="16"/>
       <w:bookmarkEnd w:id="17"/>
+      <w:bookmarkEnd w:id="18"/>
     </w:p>
     <w:p>
       <w:pPr>
@@ -6725,13 +6703,13 @@
         <w:spacing w:before="163" w:beforeLines="50" w:after="163" w:afterLines="50"/>
         <w:ind w:firstLine="600" w:firstLineChars="250"/>
         <w:rPr>
-          <w:rFonts w:hint="eastAsia" w:ascii="宋体" w:hAnsi="宋体" w:cs="宋体"/>
+          <w:rFonts w:ascii="宋体" w:hAnsi="宋体" w:cs="宋体" w:hint="eastAsia"/>
           <w:kern w:val="0"/>
         </w:rPr>
       </w:pPr>
       <w:r>
         <w:rPr>
-          <w:rFonts w:hint="eastAsia" w:ascii="宋体" w:hAnsi="宋体" w:cs="宋体"/>
+          <w:rFonts w:ascii="宋体" w:hAnsi="宋体" w:cs="宋体" w:hint="eastAsia"/>
           <w:color w:val="FF0000"/>
           <w:lang w:val="en-US" w:eastAsia="zh-CN"/>
         </w:rPr>
@@ -6739,14 +6717,14 @@
       </w:r>
       <w:r>
         <w:rPr>
-          <w:rFonts w:hint="eastAsia" w:ascii="宋体" w:hAnsi="宋体" w:cs="宋体"/>
+          <w:rFonts w:ascii="宋体" w:hAnsi="宋体" w:cs="宋体" w:hint="eastAsia"/>
           <w:color w:val="FF0000"/>
         </w:rPr>
         <w:t>管理平台</w:t>
       </w:r>
       <w:r>
         <w:rPr>
-          <w:rFonts w:hint="eastAsia" w:ascii="宋体" w:hAnsi="宋体" w:cs="宋体"/>
+          <w:rFonts w:ascii="宋体" w:hAnsi="宋体" w:cs="宋体" w:hint="eastAsia"/>
           <w:color w:val="FF0000"/>
           <w:kern w:val="0"/>
         </w:rPr>
@@ -6776,7 +6754,7 @@
       </w:r>
       <w:r>
         <w:rPr>
-          <w:rFonts w:hint="eastAsia" w:ascii="宋体" w:hAnsi="宋体" w:cs="宋体"/>
+          <w:rFonts w:ascii="宋体" w:hAnsi="宋体" w:cs="宋体" w:hint="eastAsia"/>
           <w:color w:val="FF0000"/>
           <w:kern w:val="0"/>
         </w:rPr>
@@ -6785,389 +6763,206 @@
       <w:bookmarkEnd w:id="9"/>
     </w:p>
     <w:sectPr>
-      <w:headerReference r:id="rId13" w:type="first"/>
-      <w:headerReference r:id="rId11" w:type="default"/>
-      <w:footerReference r:id="rId14" w:type="default"/>
-      <w:headerReference r:id="rId12" w:type="even"/>
+      <w:headerReference w:type="even" r:id="rId46"/>
+      <w:headerReference w:type="default" r:id="rId47"/>
+      <w:footerReference w:type="default" r:id="rId48"/>
+      <w:headerReference w:type="first" r:id="rId49"/>
       <w:pgSz w:w="11906" w:h="16838"/>
       <w:pgMar w:top="993" w:right="992" w:bottom="992" w:left="992" w:header="567" w:footer="315" w:gutter="0"/>
-      <w:cols w:space="720" w:num="1"/>
+      <w:cols w:num="1" w:space="720"/>
       <w:docGrid w:type="lines" w:linePitch="326" w:charSpace="0"/>
     </w:sectPr>
   </w:body>
 </w:document>
 </file>
 
-<file path=word/endnotes.xml><?xml version="1.0" encoding="utf-8"?>
-<w:endnotes xmlns:wpc="http://schemas.microsoft.com/office/word/2010/wordprocessingCanvas" xmlns:mc="http://schemas.openxmlformats.org/markup-compatibility/2006" xmlns:o="urn:schemas-microsoft-com:office:office" xmlns:r="http://schemas.openxmlformats.org/officeDocument/2006/relationships" xmlns:m="http://schemas.openxmlformats.org/officeDocument/2006/math" xmlns:v="urn:schemas-microsoft-com:vml" xmlns:wp14="http://schemas.microsoft.com/office/word/2010/wordprocessingDrawing" xmlns:wp="http://schemas.openxmlformats.org/drawingml/2006/wordprocessingDrawing" xmlns:w="http://schemas.openxmlformats.org/wordprocessingml/2006/main" xmlns:w14="http://schemas.microsoft.com/office/word/2010/wordml" xmlns:w15="http://schemas.microsoft.com/office/word/2012/wordml" xmlns:w10="urn:schemas-microsoft-com:office:word" xmlns:wpg="http://schemas.microsoft.com/office/word/2010/wordprocessingGroup" xmlns:wpi="http://schemas.microsoft.com/office/word/2010/wordprocessingInk" xmlns:wne="http://schemas.microsoft.com/office/word/2006/wordml" xmlns:wps="http://schemas.microsoft.com/office/word/2010/wordprocessingShape" xmlns:wpsCustomData="http://www.wps.cn/officeDocument/2013/wpsCustomData" mc:Ignorable="w14 w15 wp14">
-  <w:endnote w:type="separator" w:id="0">
-    <w:p>
-      <w:pPr>
-        <w:spacing w:line="240" w:lineRule="auto"/>
-        <w:ind w:firstLine="480"/>
-      </w:pPr>
-      <w:r>
-        <w:separator/>
-      </w:r>
-    </w:p>
-  </w:endnote>
-  <w:endnote w:type="continuationSeparator" w:id="1">
-    <w:p>
-      <w:pPr>
-        <w:spacing w:line="240" w:lineRule="auto"/>
-        <w:ind w:firstLine="480"/>
-      </w:pPr>
-      <w:r>
-        <w:continuationSeparator/>
-      </w:r>
-    </w:p>
-  </w:endnote>
-</w:endnotes>
+<file path=word/footer1.xml><?xml version="1.0" encoding="utf-8"?>
+<w:ftr xmlns:wpc="http://schemas.microsoft.com/office/word/2010/wordprocessingCanvas" xmlns:mc="http://schemas.openxmlformats.org/markup-compatibility/2006" xmlns:o="urn:schemas-microsoft-com:office:office" xmlns:r="http://schemas.openxmlformats.org/officeDocument/2006/relationships" xmlns:m="http://schemas.openxmlformats.org/officeDocument/2006/math" xmlns:v="urn:schemas-microsoft-com:vml" xmlns:wp14="http://schemas.microsoft.com/office/word/2010/wordprocessingDrawing" xmlns:wp="http://schemas.openxmlformats.org/drawingml/2006/wordprocessingDrawing" xmlns:w10="urn:schemas-microsoft-com:office:word" xmlns:w="http://schemas.openxmlformats.org/wordprocessingml/2006/main" xmlns:w14="http://schemas.microsoft.com/office/word/2010/wordml" xmlns:w15="http://schemas.microsoft.com/office/word/2012/wordml" xmlns:wne="http://schemas.microsoft.com/office/word/2006/wordml" xmlns:wpg="http://schemas.microsoft.com/office/word/2010/wordprocessingGroup" xmlns:wpi="http://schemas.microsoft.com/office/word/2010/wordprocessingInk" xmlns:wps="http://schemas.microsoft.com/office/word/2010/wordprocessingShape" mc:Ignorable="w14 w15 wp14">
+  <w:p>
+    <w:pPr>
+      <w:pStyle w:val="Footer"/>
+    </w:pPr>
+  </w:p>
+</w:ftr>
 </file>
 
-<file path=word/footer1.xml><?xml version="1.0" encoding="utf-8"?>
-<w:ftr xmlns:wpc="http://schemas.microsoft.com/office/word/2010/wordprocessingCanvas" xmlns:mc="http://schemas.openxmlformats.org/markup-compatibility/2006" xmlns:o="urn:schemas-microsoft-com:office:office" xmlns:r="http://schemas.openxmlformats.org/officeDocument/2006/relationships" xmlns:m="http://schemas.openxmlformats.org/officeDocument/2006/math" xmlns:v="urn:schemas-microsoft-com:vml" xmlns:wp14="http://schemas.microsoft.com/office/word/2010/wordprocessingDrawing" xmlns:wp="http://schemas.openxmlformats.org/drawingml/2006/wordprocessingDrawing" xmlns:w10="urn:schemas-microsoft-com:office:word" xmlns:w="http://schemas.openxmlformats.org/wordprocessingml/2006/main" xmlns:w14="http://schemas.microsoft.com/office/word/2010/wordml" xmlns:w15="http://schemas.microsoft.com/office/word/2012/wordml" xmlns:wpg="http://schemas.microsoft.com/office/word/2010/wordprocessingGroup" xmlns:wpi="http://schemas.microsoft.com/office/word/2010/wordprocessingInk" xmlns:wne="http://schemas.microsoft.com/office/word/2006/wordml" xmlns:wps="http://schemas.microsoft.com/office/word/2010/wordprocessingShape" xmlns:wpsCustomData="http://www.wps.cn/officeDocument/2013/wpsCustomData" mc:Ignorable="w14 w15 wp14">
+<file path=word/footer2.xml><?xml version="1.0" encoding="utf-8"?>
+<w:ftr xmlns:wpc="http://schemas.microsoft.com/office/word/2010/wordprocessingCanvas" xmlns:mc="http://schemas.openxmlformats.org/markup-compatibility/2006" xmlns:o="urn:schemas-microsoft-com:office:office" xmlns:r="http://schemas.openxmlformats.org/officeDocument/2006/relationships" xmlns:m="http://schemas.openxmlformats.org/officeDocument/2006/math" xmlns:v="urn:schemas-microsoft-com:vml" xmlns:wp14="http://schemas.microsoft.com/office/word/2010/wordprocessingDrawing" xmlns:wp="http://schemas.openxmlformats.org/drawingml/2006/wordprocessingDrawing" xmlns:w10="urn:schemas-microsoft-com:office:word" xmlns:w="http://schemas.openxmlformats.org/wordprocessingml/2006/main" xmlns:w14="http://schemas.microsoft.com/office/word/2010/wordml" xmlns:w15="http://schemas.microsoft.com/office/word/2012/wordml" xmlns:wne="http://schemas.microsoft.com/office/word/2006/wordml" xmlns:wpg="http://schemas.microsoft.com/office/word/2010/wordprocessingGroup" xmlns:wpi="http://schemas.microsoft.com/office/word/2010/wordprocessingInk" xmlns:wps="http://schemas.microsoft.com/office/word/2010/wordprocessingShape" mc:Ignorable="w14 w15 wp14">
   <w:p>
     <w:pPr>
-      <w:pStyle w:val="10"/>
+      <w:pStyle w:val="Footer"/>
     </w:pPr>
     <w:r>
-      <mc:AlternateContent>
-        <mc:Choice Requires="wps">
-          <w:drawing>
-            <wp:anchor distT="0" distB="0" distL="114300" distR="114300" simplePos="0" relativeHeight="251664384" behindDoc="0" locked="0" layoutInCell="1" allowOverlap="1">
-              <wp:simplePos x="0" y="0"/>
-              <wp:positionH relativeFrom="margin">
-                <wp:align>right</wp:align>
-              </wp:positionH>
-              <wp:positionV relativeFrom="paragraph">
-                <wp:posOffset>0</wp:posOffset>
-              </wp:positionV>
-              <wp:extent cx="58420" cy="139700"/>
-              <wp:effectExtent l="0" t="0" r="0" b="0"/>
-              <wp:wrapNone/>
-              <wp:docPr id="1746928979" name="文本框 8"/>
-              <wp:cNvGraphicFramePr/>
-              <a:graphic xmlns:a="http://schemas.openxmlformats.org/drawingml/2006/main">
-                <a:graphicData uri="http://schemas.microsoft.com/office/word/2010/wordprocessingShape">
-                  <wps:wsp>
-                    <wps:cNvSpPr txBox="1">
-                      <a:spLocks noChangeArrowheads="1"/>
-                    </wps:cNvSpPr>
-                    <wps:spPr bwMode="auto">
-                      <a:xfrm>
-                        <a:off x="0" y="0"/>
-                        <a:ext cx="58420" cy="139700"/>
-                      </a:xfrm>
-                      <a:prstGeom prst="rect">
-                        <a:avLst/>
-                      </a:prstGeom>
-                      <a:noFill/>
-                      <a:ln>
-                        <a:noFill/>
-                      </a:ln>
-                    </wps:spPr>
-                    <wps:txbx>
-                      <w:txbxContent>
-                        <w:p>
-                          <w:pPr>
-                            <w:pStyle w:val="10"/>
-                            <w:rPr>
-                              <w:rFonts w:hint="eastAsia"/>
-                            </w:rPr>
-                          </w:pPr>
-                          <w:r>
-                            <w:rPr>
-                              <w:rFonts w:hint="eastAsia"/>
-                            </w:rPr>
-                            <w:fldChar w:fldCharType="begin"/>
-                          </w:r>
-                          <w:r>
-                            <w:rPr>
-                              <w:rFonts w:hint="eastAsia"/>
-                            </w:rPr>
-                            <w:instrText xml:space="preserve"> PAGE  \* MERGEFORMAT </w:instrText>
-                          </w:r>
-                          <w:r>
-                            <w:rPr>
-                              <w:rFonts w:hint="eastAsia"/>
-                            </w:rPr>
-                            <w:fldChar w:fldCharType="separate"/>
-                          </w:r>
-                          <w:r>
-                            <w:rPr>
-                              <w:lang w:val="en-US" w:eastAsia="zh-CN"/>
-                            </w:rPr>
-                            <w:t>2</w:t>
-                          </w:r>
-                          <w:r>
-                            <w:rPr>
-                              <w:rFonts w:hint="eastAsia"/>
-                            </w:rPr>
-                            <w:fldChar w:fldCharType="end"/>
-                          </w:r>
-                        </w:p>
-                      </w:txbxContent>
-                    </wps:txbx>
-                    <wps:bodyPr rot="0" vert="horz" wrap="none" lIns="0" tIns="0" rIns="0" bIns="0" anchor="t" anchorCtr="0" upright="1">
-                      <a:spAutoFit/>
-                    </wps:bodyPr>
-                  </wps:wsp>
-                </a:graphicData>
-              </a:graphic>
-            </wp:anchor>
-          </w:drawing>
-        </mc:Choice>
-        <mc:Fallback>
-          <w:pict>
-            <v:shape id="文本框 8" o:spid="_x0000_s1026" o:spt="202" type="#_x0000_t202" style="position:absolute;left:0pt;margin-top:0pt;height:11pt;width:4.6pt;mso-position-horizontal:right;mso-position-horizontal-relative:margin;mso-wrap-style:none;z-index:251664384;mso-width-relative:page;mso-height-relative:page;" filled="f" stroked="f" coordsize="21600,21600" o:gfxdata="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">
-              <v:fill on="f" focussize="0,0"/>
-              <v:stroke on="f"/>
-              <v:imagedata o:title=""/>
-              <o:lock v:ext="edit" aspectratio="f"/>
-              <v:textbox inset="0mm,0mm,0mm,0mm" style="mso-fit-shape-to-text:t;">
-                <w:txbxContent>
-                  <w:p>
-                    <w:pPr>
-                      <w:pStyle w:val="10"/>
-                      <w:rPr>
-                        <w:rFonts w:hint="eastAsia"/>
-                      </w:rPr>
-                    </w:pPr>
-                    <w:r>
-                      <w:rPr>
-                        <w:rFonts w:hint="eastAsia"/>
-                      </w:rPr>
-                      <w:fldChar w:fldCharType="begin"/>
-                    </w:r>
-                    <w:r>
-                      <w:rPr>
-                        <w:rFonts w:hint="eastAsia"/>
-                      </w:rPr>
-                      <w:instrText xml:space="preserve"> PAGE  \* MERGEFORMAT </w:instrText>
-                    </w:r>
-                    <w:r>
-                      <w:rPr>
-                        <w:rFonts w:hint="eastAsia"/>
-                      </w:rPr>
-                      <w:fldChar w:fldCharType="separate"/>
-                    </w:r>
-                    <w:r>
-                      <w:rPr>
-                        <w:lang w:val="en-US" w:eastAsia="zh-CN"/>
-                      </w:rPr>
-                      <w:t>2</w:t>
-                    </w:r>
-                    <w:r>
-                      <w:rPr>
-                        <w:rFonts w:hint="eastAsia"/>
-                      </w:rPr>
-                      <w:fldChar w:fldCharType="end"/>
-                    </w:r>
-                  </w:p>
-                </w:txbxContent>
-              </v:textbox>
-            </v:shape>
-          </w:pict>
-        </mc:Fallback>
-      </mc:AlternateContent>
+      <w:pict>
+        <v:shapetype id="_x0000_t202" coordsize="21600,21600" o:spt="202" path="m,l,21600r21600,l21600,xe">
+          <v:stroke joinstyle="miter"/>
+          <v:path gradientshapeok="t" o:connecttype="rect"/>
+        </v:shapetype>
+        <v:shape id="文本框 8" o:spid="_x0000_s2050" type="#_x0000_t202" style="height:11pt;margin-left:0;margin-top:0;mso-height-relative:page;mso-position-horizontal:right;mso-position-horizontal-relative:margin;mso-width-relative:page;mso-wrap-style:none;position:absolute;width:4.6pt;z-index:251663360" coordsize="21600,21600" filled="f" stroked="f">
+          <o:lock v:ext="edit" aspectratio="f"/>
+          <v:textbox style="mso-fit-shape-to-text:t" inset="0,0,0,0">
+            <w:txbxContent>
+              <w:p>
+                <w:pPr>
+                  <w:pStyle w:val="Footer"/>
+                  <w:rPr>
+                    <w:rFonts w:hint="eastAsia"/>
+                  </w:rPr>
+                </w:pPr>
+                <w:r>
+                  <w:rPr>
+                    <w:rFonts w:hint="eastAsia"/>
+                  </w:rPr>
+                  <w:fldChar w:fldCharType="begin"/>
+                </w:r>
+                <w:r>
+                  <w:rPr>
+                    <w:rFonts w:hint="eastAsia"/>
+                  </w:rPr>
+                  <w:instrText xml:space="preserve"> PAGE  \* MERGEFORMAT </w:instrText>
+                </w:r>
+                <w:r>
+                  <w:rPr>
+                    <w:rFonts w:hint="eastAsia"/>
+                  </w:rPr>
+                  <w:fldChar w:fldCharType="separate"/>
+                </w:r>
+                <w:r>
+                  <w:rPr>
+                    <w:lang w:val="en-US" w:eastAsia="zh-CN"/>
+                  </w:rPr>
+                  <w:t>2</w:t>
+                </w:r>
+                <w:r>
+                  <w:rPr>
+                    <w:rFonts w:hint="eastAsia"/>
+                  </w:rPr>
+                  <w:fldChar w:fldCharType="end"/>
+                </w:r>
+              </w:p>
+            </w:txbxContent>
+          </v:textbox>
+        </v:shape>
+      </w:pict>
     </w:r>
   </w:p>
 </w:ftr>
 </file>
 
-<file path=word/footer2.xml><?xml version="1.0" encoding="utf-8"?>
-<w:ftr xmlns:wpc="http://schemas.microsoft.com/office/word/2010/wordprocessingCanvas" xmlns:mc="http://schemas.openxmlformats.org/markup-compatibility/2006" xmlns:o="urn:schemas-microsoft-com:office:office" xmlns:r="http://schemas.openxmlformats.org/officeDocument/2006/relationships" xmlns:m="http://schemas.openxmlformats.org/officeDocument/2006/math" xmlns:v="urn:schemas-microsoft-com:vml" xmlns:wp14="http://schemas.microsoft.com/office/word/2010/wordprocessingDrawing" xmlns:wp="http://schemas.openxmlformats.org/drawingml/2006/wordprocessingDrawing" xmlns:w10="urn:schemas-microsoft-com:office:word" xmlns:w="http://schemas.openxmlformats.org/wordprocessingml/2006/main" xmlns:w14="http://schemas.microsoft.com/office/word/2010/wordml" xmlns:w15="http://schemas.microsoft.com/office/word/2012/wordml" xmlns:wpg="http://schemas.microsoft.com/office/word/2010/wordprocessingGroup" xmlns:wpi="http://schemas.microsoft.com/office/word/2010/wordprocessingInk" xmlns:wne="http://schemas.microsoft.com/office/word/2006/wordml" xmlns:wps="http://schemas.microsoft.com/office/word/2010/wordprocessingShape" xmlns:wpsCustomData="http://www.wps.cn/officeDocument/2013/wpsCustomData" mc:Ignorable="w14 w15 wp14">
+<file path=word/footer3.xml><?xml version="1.0" encoding="utf-8"?>
+<w:ftr xmlns:wpc="http://schemas.microsoft.com/office/word/2010/wordprocessingCanvas" xmlns:mc="http://schemas.openxmlformats.org/markup-compatibility/2006" xmlns:o="urn:schemas-microsoft-com:office:office" xmlns:r="http://schemas.openxmlformats.org/officeDocument/2006/relationships" xmlns:m="http://schemas.openxmlformats.org/officeDocument/2006/math" xmlns:v="urn:schemas-microsoft-com:vml" xmlns:wp14="http://schemas.microsoft.com/office/word/2010/wordprocessingDrawing" xmlns:wp="http://schemas.openxmlformats.org/drawingml/2006/wordprocessingDrawing" xmlns:w10="urn:schemas-microsoft-com:office:word" xmlns:w="http://schemas.openxmlformats.org/wordprocessingml/2006/main" xmlns:w14="http://schemas.microsoft.com/office/word/2010/wordml" xmlns:w15="http://schemas.microsoft.com/office/word/2012/wordml" xmlns:wne="http://schemas.microsoft.com/office/word/2006/wordml" xmlns:wpg="http://schemas.microsoft.com/office/word/2010/wordprocessingGroup" xmlns:wpi="http://schemas.microsoft.com/office/word/2010/wordprocessingInk" xmlns:wps="http://schemas.microsoft.com/office/word/2010/wordprocessingShape" mc:Ignorable="w14 w15 wp14">
   <w:p>
     <w:pPr>
-      <w:pStyle w:val="10"/>
-    </w:pPr>
-  </w:p>
-</w:ftr>
-</file>
-
-<file path=word/footer3.xml><?xml version="1.0" encoding="utf-8"?>
-<w:ftr xmlns:wpc="http://schemas.microsoft.com/office/word/2010/wordprocessingCanvas" xmlns:mc="http://schemas.openxmlformats.org/markup-compatibility/2006" xmlns:o="urn:schemas-microsoft-com:office:office" xmlns:r="http://schemas.openxmlformats.org/officeDocument/2006/relationships" xmlns:m="http://schemas.openxmlformats.org/officeDocument/2006/math" xmlns:v="urn:schemas-microsoft-com:vml" xmlns:wp14="http://schemas.microsoft.com/office/word/2010/wordprocessingDrawing" xmlns:wp="http://schemas.openxmlformats.org/drawingml/2006/wordprocessingDrawing" xmlns:w10="urn:schemas-microsoft-com:office:word" xmlns:w="http://schemas.openxmlformats.org/wordprocessingml/2006/main" xmlns:w14="http://schemas.microsoft.com/office/word/2010/wordml" xmlns:w15="http://schemas.microsoft.com/office/word/2012/wordml" xmlns:wpg="http://schemas.microsoft.com/office/word/2010/wordprocessingGroup" xmlns:wpi="http://schemas.microsoft.com/office/word/2010/wordprocessingInk" xmlns:wne="http://schemas.microsoft.com/office/word/2006/wordml" xmlns:wps="http://schemas.microsoft.com/office/word/2010/wordprocessingShape" xmlns:wpsCustomData="http://www.wps.cn/officeDocument/2013/wpsCustomData" mc:Ignorable="w14 w15 wp14">
-  <w:p>
-    <w:pPr>
-      <w:pStyle w:val="10"/>
+      <w:pStyle w:val="Footer"/>
     </w:pPr>
   </w:p>
 </w:ftr>
 </file>
 
 <file path=word/footer4.xml><?xml version="1.0" encoding="utf-8"?>
-<w:ftr xmlns:wpc="http://schemas.microsoft.com/office/word/2010/wordprocessingCanvas" xmlns:mc="http://schemas.openxmlformats.org/markup-compatibility/2006" xmlns:o="urn:schemas-microsoft-com:office:office" xmlns:r="http://schemas.openxmlformats.org/officeDocument/2006/relationships" xmlns:m="http://schemas.openxmlformats.org/officeDocument/2006/math" xmlns:v="urn:schemas-microsoft-com:vml" xmlns:wp14="http://schemas.microsoft.com/office/word/2010/wordprocessingDrawing" xmlns:wp="http://schemas.openxmlformats.org/drawingml/2006/wordprocessingDrawing" xmlns:w10="urn:schemas-microsoft-com:office:word" xmlns:w="http://schemas.openxmlformats.org/wordprocessingml/2006/main" xmlns:w14="http://schemas.microsoft.com/office/word/2010/wordml" xmlns:w15="http://schemas.microsoft.com/office/word/2012/wordml" xmlns:wpg="http://schemas.microsoft.com/office/word/2010/wordprocessingGroup" xmlns:wpi="http://schemas.microsoft.com/office/word/2010/wordprocessingInk" xmlns:wne="http://schemas.microsoft.com/office/word/2006/wordml" xmlns:wps="http://schemas.microsoft.com/office/word/2010/wordprocessingShape" xmlns:wpsCustomData="http://www.wps.cn/officeDocument/2013/wpsCustomData" mc:Ignorable="w14 w15 wp14">
+<w:ftr xmlns:wpc="http://schemas.microsoft.com/office/word/2010/wordprocessingCanvas" xmlns:mc="http://schemas.openxmlformats.org/markup-compatibility/2006" xmlns:o="urn:schemas-microsoft-com:office:office" xmlns:r="http://schemas.openxmlformats.org/officeDocument/2006/relationships" xmlns:m="http://schemas.openxmlformats.org/officeDocument/2006/math" xmlns:v="urn:schemas-microsoft-com:vml" xmlns:wp14="http://schemas.microsoft.com/office/word/2010/wordprocessingDrawing" xmlns:wp="http://schemas.openxmlformats.org/drawingml/2006/wordprocessingDrawing" xmlns:w10="urn:schemas-microsoft-com:office:word" xmlns:w="http://schemas.openxmlformats.org/wordprocessingml/2006/main" xmlns:w14="http://schemas.microsoft.com/office/word/2010/wordml" xmlns:w15="http://schemas.microsoft.com/office/word/2012/wordml" xmlns:wne="http://schemas.microsoft.com/office/word/2006/wordml" xmlns:wpg="http://schemas.microsoft.com/office/word/2010/wordprocessingGroup" xmlns:wpi="http://schemas.microsoft.com/office/word/2010/wordprocessingInk" xmlns:wps="http://schemas.microsoft.com/office/word/2010/wordprocessingShape" mc:Ignorable="w14 w15 wp14">
   <w:p>
     <w:pPr>
-      <w:pStyle w:val="10"/>
+      <w:pStyle w:val="Footer"/>
     </w:pPr>
     <w:r>
-      <mc:AlternateContent>
-        <mc:Choice Requires="wps">
-          <w:drawing>
-            <wp:anchor distT="0" distB="0" distL="114300" distR="114300" simplePos="0" relativeHeight="251663360" behindDoc="0" locked="0" layoutInCell="1" allowOverlap="1">
-              <wp:simplePos x="0" y="0"/>
-              <wp:positionH relativeFrom="margin">
-                <wp:align>right</wp:align>
-              </wp:positionH>
-              <wp:positionV relativeFrom="paragraph">
-                <wp:posOffset>0</wp:posOffset>
-              </wp:positionV>
-              <wp:extent cx="58420" cy="139700"/>
-              <wp:effectExtent l="0" t="0" r="0" b="0"/>
-              <wp:wrapNone/>
-              <wp:docPr id="3" name="文本框 2"/>
-              <wp:cNvGraphicFramePr/>
-              <a:graphic xmlns:a="http://schemas.openxmlformats.org/drawingml/2006/main">
-                <a:graphicData uri="http://schemas.microsoft.com/office/word/2010/wordprocessingShape">
-                  <wps:wsp>
-                    <wps:cNvSpPr txBox="1"/>
-                    <wps:spPr>
-                      <a:xfrm>
-                        <a:off x="0" y="0"/>
-                        <a:ext cx="58420" cy="139700"/>
-                      </a:xfrm>
-                      <a:prstGeom prst="rect">
-                        <a:avLst/>
-                      </a:prstGeom>
-                      <a:noFill/>
-                      <a:ln w="6350">
-                        <a:noFill/>
-                      </a:ln>
-                    </wps:spPr>
-                    <wps:txbx>
-                      <w:txbxContent>
-                        <w:p>
-                          <w:pPr>
-                            <w:pStyle w:val="10"/>
-                          </w:pPr>
-                          <w:r>
-                            <w:rPr>
-                              <w:rFonts w:hint="eastAsia"/>
-                            </w:rPr>
-                            <w:fldChar w:fldCharType="begin"/>
-                          </w:r>
-                          <w:r>
-                            <w:rPr>
-                              <w:rFonts w:hint="eastAsia"/>
-                            </w:rPr>
-                            <w:instrText xml:space="preserve"> PAGE  \* MERGEFORMAT </w:instrText>
-                          </w:r>
-                          <w:r>
-                            <w:rPr>
-                              <w:rFonts w:hint="eastAsia"/>
-                            </w:rPr>
-                            <w:fldChar w:fldCharType="separate"/>
-                          </w:r>
-                          <w:r>
-                            <w:rPr>
-                              <w:lang w:val="en-US" w:eastAsia="zh-CN"/>
-                            </w:rPr>
-                            <w:t>7</w:t>
-                          </w:r>
-                          <w:r>
-                            <w:rPr>
-                              <w:rFonts w:hint="eastAsia"/>
-                            </w:rPr>
-                            <w:fldChar w:fldCharType="end"/>
-                          </w:r>
-                        </w:p>
-                      </w:txbxContent>
-                    </wps:txbx>
-                    <wps:bodyPr rot="0" spcFirstLastPara="0" vertOverflow="overflow" horzOverflow="overflow" vert="horz" wrap="none" lIns="0" tIns="0" rIns="0" bIns="0" numCol="1" spcCol="0" rtlCol="0" fromWordArt="0" anchor="t" anchorCtr="0" forceAA="0" compatLnSpc="1">
-                      <a:spAutoFit/>
-                    </wps:bodyPr>
-                  </wps:wsp>
-                </a:graphicData>
-              </a:graphic>
-            </wp:anchor>
-          </w:drawing>
-        </mc:Choice>
-        <mc:Fallback>
-          <w:pict>
-            <v:shape id="文本框 2" o:spid="_x0000_s1026" o:spt="202" type="#_x0000_t202" style="position:absolute;left:0pt;margin-top:0pt;height:11pt;width:4.6pt;mso-position-horizontal:right;mso-position-horizontal-relative:margin;mso-wrap-style:none;z-index:251663360;mso-width-relative:page;mso-height-relative:page;" filled="f" stroked="f" coordsize="21600,21600" o:gfxdata="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">
-              <v:fill on="f" focussize="0,0"/>
-              <v:stroke on="f" weight="0.5pt"/>
-              <v:imagedata o:title=""/>
-              <o:lock v:ext="edit" aspectratio="f"/>
-              <v:textbox inset="0mm,0mm,0mm,0mm" style="mso-fit-shape-to-text:t;">
-                <w:txbxContent>
-                  <w:p>
-                    <w:pPr>
-                      <w:pStyle w:val="10"/>
-                    </w:pPr>
-                    <w:r>
-                      <w:rPr>
-                        <w:rFonts w:hint="eastAsia"/>
-                      </w:rPr>
-                      <w:fldChar w:fldCharType="begin"/>
-                    </w:r>
-                    <w:r>
-                      <w:rPr>
-                        <w:rFonts w:hint="eastAsia"/>
-                      </w:rPr>
-                      <w:instrText xml:space="preserve"> PAGE  \* MERGEFORMAT </w:instrText>
-                    </w:r>
-                    <w:r>
-                      <w:rPr>
-                        <w:rFonts w:hint="eastAsia"/>
-                      </w:rPr>
-                      <w:fldChar w:fldCharType="separate"/>
-                    </w:r>
-                    <w:r>
-                      <w:rPr>
-                        <w:lang w:val="en-US" w:eastAsia="zh-CN"/>
-                      </w:rPr>
-                      <w:t>7</w:t>
-                    </w:r>
-                    <w:r>
-                      <w:rPr>
-                        <w:rFonts w:hint="eastAsia"/>
-                      </w:rPr>
-                      <w:fldChar w:fldCharType="end"/>
-                    </w:r>
-                  </w:p>
-                </w:txbxContent>
-              </v:textbox>
-            </v:shape>
-          </w:pict>
-        </mc:Fallback>
-      </mc:AlternateContent>
+      <w:pict>
+        <v:shapetype id="_x0000_t202" coordsize="21600,21600" o:spt="202" path="m,l,21600r21600,l21600,xe">
+          <v:stroke joinstyle="miter"/>
+          <v:path gradientshapeok="t" o:connecttype="rect"/>
+        </v:shapetype>
+        <v:shape id="文本框 2" o:spid="_x0000_s2053" type="#_x0000_t202" style="height:11pt;margin-left:0;margin-top:0;mso-height-relative:page;mso-position-horizontal:right;mso-position-horizontal-relative:margin;mso-width-relative:page;mso-wrap-style:none;position:absolute;width:4.6pt;z-index:251662336" coordsize="21600,21600" filled="f" stroked="f">
+          <o:lock v:ext="edit" aspectratio="f"/>
+          <v:textbox style="mso-fit-shape-to-text:t" inset="0,0,0,0">
+            <w:txbxContent>
+              <w:p>
+                <w:pPr>
+                  <w:pStyle w:val="Footer"/>
+                </w:pPr>
+                <w:r>
+                  <w:rPr>
+                    <w:rFonts w:hint="eastAsia"/>
+                  </w:rPr>
+                  <w:fldChar w:fldCharType="begin"/>
+                </w:r>
+                <w:r>
+                  <w:rPr>
+                    <w:rFonts w:hint="eastAsia"/>
+                  </w:rPr>
+                  <w:instrText xml:space="preserve"> PAGE  \* MERGEFORMAT </w:instrText>
+                </w:r>
+                <w:r>
+                  <w:rPr>
+                    <w:rFonts w:hint="eastAsia"/>
+                  </w:rPr>
+                  <w:fldChar w:fldCharType="separate"/>
+                </w:r>
+                <w:r>
+                  <w:rPr>
+                    <w:lang w:val="en-US" w:eastAsia="zh-CN"/>
+                  </w:rPr>
+                  <w:t>7</w:t>
+                </w:r>
+                <w:r>
+                  <w:rPr>
+                    <w:rFonts w:hint="eastAsia"/>
+                  </w:rPr>
+                  <w:fldChar w:fldCharType="end"/>
+                </w:r>
+              </w:p>
+            </w:txbxContent>
+          </v:textbox>
+        </v:shape>
+      </w:pict>
     </w:r>
   </w:p>
 </w:ftr>
 </file>
 
-<file path=word/footnotes.xml><?xml version="1.0" encoding="utf-8"?>
-<w:footnotes xmlns:wpc="http://schemas.microsoft.com/office/word/2010/wordprocessingCanvas" xmlns:mc="http://schemas.openxmlformats.org/markup-compatibility/2006" xmlns:o="urn:schemas-microsoft-com:office:office" xmlns:r="http://schemas.openxmlformats.org/officeDocument/2006/relationships" xmlns:m="http://schemas.openxmlformats.org/officeDocument/2006/math" xmlns:v="urn:schemas-microsoft-com:vml" xmlns:wp14="http://schemas.microsoft.com/office/word/2010/wordprocessingDrawing" xmlns:wp="http://schemas.openxmlformats.org/drawingml/2006/wordprocessingDrawing" xmlns:w="http://schemas.openxmlformats.org/wordprocessingml/2006/main" xmlns:w14="http://schemas.microsoft.com/office/word/2010/wordml" xmlns:w15="http://schemas.microsoft.com/office/word/2012/wordml" xmlns:w10="urn:schemas-microsoft-com:office:word" xmlns:wpg="http://schemas.microsoft.com/office/word/2010/wordprocessingGroup" xmlns:wpi="http://schemas.microsoft.com/office/word/2010/wordprocessingInk" xmlns:wne="http://schemas.microsoft.com/office/word/2006/wordml" xmlns:wps="http://schemas.microsoft.com/office/word/2010/wordprocessingShape" xmlns:wpsCustomData="http://www.wps.cn/officeDocument/2013/wpsCustomData" mc:Ignorable="w14 w15 wp14">
-  <w:footnote w:type="separator" w:id="0">
-    <w:p>
-      <w:pPr>
-        <w:spacing w:line="360" w:lineRule="auto"/>
-        <w:ind w:firstLine="480"/>
-      </w:pPr>
-      <w:r>
-        <w:separator/>
-      </w:r>
-    </w:p>
-  </w:footnote>
-  <w:footnote w:type="continuationSeparator" w:id="1">
-    <w:p>
-      <w:pPr>
-        <w:spacing w:line="360" w:lineRule="auto"/>
-        <w:ind w:firstLine="480"/>
-      </w:pPr>
-      <w:r>
-        <w:continuationSeparator/>
-      </w:r>
-    </w:p>
-  </w:footnote>
-</w:footnotes>
+<file path=word/header1.xml><?xml version="1.0" encoding="utf-8"?>
+<w:hdr xmlns:wpc="http://schemas.microsoft.com/office/word/2010/wordprocessingCanvas" xmlns:mc="http://schemas.openxmlformats.org/markup-compatibility/2006" xmlns:o="urn:schemas-microsoft-com:office:office" xmlns:r="http://schemas.openxmlformats.org/officeDocument/2006/relationships" xmlns:m="http://schemas.openxmlformats.org/officeDocument/2006/math" xmlns:v="urn:schemas-microsoft-com:vml" xmlns:wp14="http://schemas.microsoft.com/office/word/2010/wordprocessingDrawing" xmlns:wp="http://schemas.openxmlformats.org/drawingml/2006/wordprocessingDrawing" xmlns:w10="urn:schemas-microsoft-com:office:word" xmlns:w="http://schemas.openxmlformats.org/wordprocessingml/2006/main" xmlns:w14="http://schemas.microsoft.com/office/word/2010/wordml" xmlns:w15="http://schemas.microsoft.com/office/word/2012/wordml" xmlns:wne="http://schemas.microsoft.com/office/word/2006/wordml" xmlns:wpg="http://schemas.microsoft.com/office/word/2010/wordprocessingGroup" xmlns:wpi="http://schemas.microsoft.com/office/word/2010/wordprocessingInk" xmlns:wps="http://schemas.microsoft.com/office/word/2010/wordprocessingShape" mc:Ignorable="w14 w15 wp14">
+  <w:p>
+    <w:pPr>
+      <w:pStyle w:val="Header"/>
+    </w:pPr>
+    <w:r>
+      <w:pict>
+        <v:shapetype id="_x0000_t136" coordsize="21600,21600" o:spt="136" adj="10800" path="m@7,l@8,m@5,21600l@6,21600e">
+          <v:formulas>
+            <v:f eqn="sum #0 0 10800"/>
+            <v:f eqn="prod #0 2 1"/>
+            <v:f eqn="sum 21600 0 @1"/>
+            <v:f eqn="sum 0 0 @2"/>
+            <v:f eqn="sum 21600 0 @3"/>
+            <v:f eqn="if @0 @3 0"/>
+            <v:f eqn="if @0 21600 @1"/>
+            <v:f eqn="if @0 0 @2"/>
+            <v:f eqn="if @0 @4 21600"/>
+            <v:f eqn="mid @5 @6"/>
+            <v:f eqn="mid @8 @5"/>
+            <v:f eqn="mid @7 @8"/>
+            <v:f eqn="mid @6 @7"/>
+            <v:f eqn="sum @6 0 @5"/>
+          </v:formulas>
+          <v:path textpathok="t" o:connecttype="custom" o:connectlocs="@9,0;@10,10800;@11,21600;@12,10800" o:connectangles="270,180,90,0"/>
+          <v:textpath on="t" fitshape="t"/>
+          <v:handles>
+            <v:h position="#0,bottomRight" xrange="6629,14971"/>
+          </v:handles>
+          <o:lock v:ext="edit" text="t" shapetype="t"/>
+        </v:shapetype>
+        <v:shape id="PowerPlusWaterMarkObject51334422" o:spid="_x0000_s2051" type="#_x0000_t136" style="height:63.55pt;margin-left:0;margin-top:0;mso-height-relative:page;mso-position-horizontal:center;mso-position-horizontal-relative:margin;mso-position-vertical:center;mso-position-vertical-relative:margin;mso-width-relative:page;position:absolute;width:635.9pt;z-index:-251657216" coordsize="21600,21600" o:allowincell="f" filled="t" fillcolor="silver" stroked="f">
+          <v:fill opacity="0.5"/>
+          <v:textpath style="font-family:&quot;宋体&quot;;font-size:8pt;v-text-align:center" trim="t" fitpath="t" xscale="f" string="神州交通（内部公开）"/>
+        </v:shape>
+      </w:pict>
+    </w:r>
+  </w:p>
+</w:hdr>
 </file>
 
-<file path=word/header1.xml><?xml version="1.0" encoding="utf-8"?>
-<w:hdr xmlns:wpc="http://schemas.microsoft.com/office/word/2010/wordprocessingCanvas" xmlns:mc="http://schemas.openxmlformats.org/markup-compatibility/2006" xmlns:o="urn:schemas-microsoft-com:office:office" xmlns:r="http://schemas.openxmlformats.org/officeDocument/2006/relationships" xmlns:m="http://schemas.openxmlformats.org/officeDocument/2006/math" xmlns:v="urn:schemas-microsoft-com:vml" xmlns:wp14="http://schemas.microsoft.com/office/word/2010/wordprocessingDrawing" xmlns:wp="http://schemas.openxmlformats.org/drawingml/2006/wordprocessingDrawing" xmlns:w10="urn:schemas-microsoft-com:office:word" xmlns:w="http://schemas.openxmlformats.org/wordprocessingml/2006/main" xmlns:w14="http://schemas.microsoft.com/office/word/2010/wordml" xmlns:w15="http://schemas.microsoft.com/office/word/2012/wordml" xmlns:wpg="http://schemas.microsoft.com/office/word/2010/wordprocessingGroup" xmlns:wpi="http://schemas.microsoft.com/office/word/2010/wordprocessingInk" xmlns:wne="http://schemas.microsoft.com/office/word/2006/wordml" xmlns:wps="http://schemas.microsoft.com/office/word/2010/wordprocessingShape" xmlns:wpsCustomData="http://www.wps.cn/officeDocument/2013/wpsCustomData" mc:Ignorable="w14 w15 wp14">
+<file path=word/header2.xml><?xml version="1.0" encoding="utf-8"?>
+<w:hdr xmlns:wpc="http://schemas.microsoft.com/office/word/2010/wordprocessingCanvas" xmlns:mc="http://schemas.openxmlformats.org/markup-compatibility/2006" xmlns:o="urn:schemas-microsoft-com:office:office" xmlns:r="http://schemas.openxmlformats.org/officeDocument/2006/relationships" xmlns:m="http://schemas.openxmlformats.org/officeDocument/2006/math" xmlns:v="urn:schemas-microsoft-com:vml" xmlns:wp14="http://schemas.microsoft.com/office/word/2010/wordprocessingDrawing" xmlns:wp="http://schemas.openxmlformats.org/drawingml/2006/wordprocessingDrawing" xmlns:w10="urn:schemas-microsoft-com:office:word" xmlns:w="http://schemas.openxmlformats.org/wordprocessingml/2006/main" xmlns:w14="http://schemas.microsoft.com/office/word/2010/wordml" xmlns:w15="http://schemas.microsoft.com/office/word/2012/wordml" xmlns:wne="http://schemas.microsoft.com/office/word/2006/wordml" xmlns:wpg="http://schemas.microsoft.com/office/word/2010/wordprocessingGroup" xmlns:wpi="http://schemas.microsoft.com/office/word/2010/wordprocessingInk" xmlns:wps="http://schemas.microsoft.com/office/word/2010/wordprocessingShape" mc:Ignorable="w14 w15 wp14">
   <w:p>
     <w:pPr>
       <w:ind w:left="480" w:firstLine="0" w:firstLineChars="0"/>
@@ -7177,43 +6972,41 @@
 </w:hdr>
 </file>
 
-<file path=word/header2.xml><?xml version="1.0" encoding="utf-8"?>
-<w:hdr xmlns:wpc="http://schemas.microsoft.com/office/word/2010/wordprocessingCanvas" xmlns:mc="http://schemas.openxmlformats.org/markup-compatibility/2006" xmlns:o="urn:schemas-microsoft-com:office:office" xmlns:r="http://schemas.openxmlformats.org/officeDocument/2006/relationships" xmlns:m="http://schemas.openxmlformats.org/officeDocument/2006/math" xmlns:v="urn:schemas-microsoft-com:vml" xmlns:wp14="http://schemas.microsoft.com/office/word/2010/wordprocessingDrawing" xmlns:wp="http://schemas.openxmlformats.org/drawingml/2006/wordprocessingDrawing" xmlns:w10="urn:schemas-microsoft-com:office:word" xmlns:w="http://schemas.openxmlformats.org/wordprocessingml/2006/main" xmlns:w14="http://schemas.microsoft.com/office/word/2010/wordml" xmlns:w15="http://schemas.microsoft.com/office/word/2012/wordml" xmlns:wpg="http://schemas.microsoft.com/office/word/2010/wordprocessingGroup" xmlns:wpi="http://schemas.microsoft.com/office/word/2010/wordprocessingInk" xmlns:wne="http://schemas.microsoft.com/office/word/2006/wordml" xmlns:wps="http://schemas.microsoft.com/office/word/2010/wordprocessingShape" xmlns:wpsCustomData="http://www.wps.cn/officeDocument/2013/wpsCustomData" mc:Ignorable="w14 w15 wp14">
+<file path=word/header3.xml><?xml version="1.0" encoding="utf-8"?>
+<w:hdr xmlns:wpc="http://schemas.microsoft.com/office/word/2010/wordprocessingCanvas" xmlns:mc="http://schemas.openxmlformats.org/markup-compatibility/2006" xmlns:o="urn:schemas-microsoft-com:office:office" xmlns:r="http://schemas.openxmlformats.org/officeDocument/2006/relationships" xmlns:m="http://schemas.openxmlformats.org/officeDocument/2006/math" xmlns:v="urn:schemas-microsoft-com:vml" xmlns:wp14="http://schemas.microsoft.com/office/word/2010/wordprocessingDrawing" xmlns:wp="http://schemas.openxmlformats.org/drawingml/2006/wordprocessingDrawing" xmlns:w10="urn:schemas-microsoft-com:office:word" xmlns:w="http://schemas.openxmlformats.org/wordprocessingml/2006/main" xmlns:w14="http://schemas.microsoft.com/office/word/2010/wordml" xmlns:w15="http://schemas.microsoft.com/office/word/2012/wordml" xmlns:wne="http://schemas.microsoft.com/office/word/2006/wordml" xmlns:wpg="http://schemas.microsoft.com/office/word/2010/wordprocessingGroup" xmlns:wpi="http://schemas.microsoft.com/office/word/2010/wordprocessingInk" xmlns:wps="http://schemas.microsoft.com/office/word/2010/wordprocessingShape" mc:Ignorable="w14 w15 wp14">
   <w:p>
     <w:pPr>
-      <w:pStyle w:val="11"/>
+      <w:pStyle w:val="Header"/>
     </w:pPr>
     <w:r>
       <w:pict>
-        <v:shape id="PowerPlusWaterMarkObject51334422" o:spid="_x0000_s1027" o:spt="136" type="#_x0000_t136" style="position:absolute;left:0pt;height:63.55pt;width:635.9pt;mso-position-horizontal:center;mso-position-horizontal-relative:margin;mso-position-vertical:center;mso-position-vertical-relative:margin;rotation:20643840f;z-index:-251656192;mso-width-relative:page;mso-height-relative:page;" fillcolor="#C0C0C0" filled="t" stroked="f" coordsize="21600,21600" o:allowincell="f">
-          <v:path/>
-          <v:fill on="t" opacity="32768f" focussize="0,0"/>
-          <v:stroke on="f"/>
-          <v:imagedata o:title=""/>
-          <o:lock v:ext="edit"/>
-          <v:textpath on="t" fitshape="t" fitpath="t" trim="t" xscale="f" string="神州交通（内部公开）" style="font-family:宋体;font-size:8pt;v-text-align:center;"/>
-        </v:shape>
-      </w:pict>
-    </w:r>
-  </w:p>
-</w:hdr>
-</file>
-
-<file path=word/header3.xml><?xml version="1.0" encoding="utf-8"?>
-<w:hdr xmlns:wpc="http://schemas.microsoft.com/office/word/2010/wordprocessingCanvas" xmlns:mc="http://schemas.openxmlformats.org/markup-compatibility/2006" xmlns:o="urn:schemas-microsoft-com:office:office" xmlns:r="http://schemas.openxmlformats.org/officeDocument/2006/relationships" xmlns:m="http://schemas.openxmlformats.org/officeDocument/2006/math" xmlns:v="urn:schemas-microsoft-com:vml" xmlns:wp14="http://schemas.microsoft.com/office/word/2010/wordprocessingDrawing" xmlns:wp="http://schemas.openxmlformats.org/drawingml/2006/wordprocessingDrawing" xmlns:w10="urn:schemas-microsoft-com:office:word" xmlns:w="http://schemas.openxmlformats.org/wordprocessingml/2006/main" xmlns:w14="http://schemas.microsoft.com/office/word/2010/wordml" xmlns:w15="http://schemas.microsoft.com/office/word/2012/wordml" xmlns:wpg="http://schemas.microsoft.com/office/word/2010/wordprocessingGroup" xmlns:wpi="http://schemas.microsoft.com/office/word/2010/wordprocessingInk" xmlns:wne="http://schemas.microsoft.com/office/word/2006/wordml" xmlns:wps="http://schemas.microsoft.com/office/word/2010/wordprocessingShape" xmlns:wpsCustomData="http://www.wps.cn/officeDocument/2013/wpsCustomData" mc:Ignorable="w14 w15 wp14">
-  <w:p>
-    <w:pPr>
-      <w:pStyle w:val="11"/>
-    </w:pPr>
-    <w:r>
-      <w:pict>
-        <v:shape id="PowerPlusWaterMarkObject51334421" o:spid="_x0000_s1025" o:spt="136" type="#_x0000_t136" style="position:absolute;left:0pt;height:63.55pt;width:635.9pt;mso-position-horizontal:center;mso-position-horizontal-relative:margin;mso-position-vertical:center;mso-position-vertical-relative:margin;rotation:20643840f;z-index:-251657216;mso-width-relative:page;mso-height-relative:page;" fillcolor="#C0C0C0" filled="t" stroked="f" coordsize="21600,21600" o:allowincell="f">
-          <v:path/>
-          <v:fill on="t" opacity="32768f" focussize="0,0"/>
-          <v:stroke on="f"/>
-          <v:imagedata o:title=""/>
-          <o:lock v:ext="edit"/>
-          <v:textpath on="t" fitshape="t" fitpath="t" trim="t" xscale="f" string="神州交通（内部公开）" style="font-family:宋体;font-size:8pt;v-text-align:center;"/>
+        <v:shapetype id="_x0000_t136" coordsize="21600,21600" o:spt="136" adj="10800" path="m@7,l@8,m@5,21600l@6,21600e">
+          <v:formulas>
+            <v:f eqn="sum #0 0 10800"/>
+            <v:f eqn="prod #0 2 1"/>
+            <v:f eqn="sum 21600 0 @1"/>
+            <v:f eqn="sum 0 0 @2"/>
+            <v:f eqn="sum 21600 0 @3"/>
+            <v:f eqn="if @0 @3 0"/>
+            <v:f eqn="if @0 21600 @1"/>
+            <v:f eqn="if @0 0 @2"/>
+            <v:f eqn="if @0 @4 21600"/>
+            <v:f eqn="mid @5 @6"/>
+            <v:f eqn="mid @8 @5"/>
+            <v:f eqn="mid @7 @8"/>
+            <v:f eqn="mid @6 @7"/>
+            <v:f eqn="sum @6 0 @5"/>
+          </v:formulas>
+          <v:path textpathok="t" o:connecttype="custom" o:connectlocs="@9,0;@10,10800;@11,21600;@12,10800" o:connectangles="270,180,90,0"/>
+          <v:textpath on="t" fitshape="t"/>
+          <v:handles>
+            <v:h position="#0,bottomRight" xrange="6629,14971"/>
+          </v:handles>
+          <o:lock v:ext="edit" text="t" shapetype="t"/>
+        </v:shapetype>
+        <v:shape id="PowerPlusWaterMarkObject51334421" o:spid="_x0000_s2049" type="#_x0000_t136" style="height:63.55pt;margin-left:0;margin-top:0;mso-height-relative:page;mso-position-horizontal:center;mso-position-horizontal-relative:margin;mso-position-vertical:center;mso-position-vertical-relative:margin;mso-width-relative:page;position:absolute;width:635.9pt;z-index:-251658240" coordsize="21600,21600" o:allowincell="f" filled="t" fillcolor="silver" stroked="f">
+          <v:fill opacity="0.5"/>
+          <v:textpath style="font-family:&quot;宋体&quot;;font-size:8pt;v-text-align:center" trim="t" fitpath="t" xscale="f" string="神州交通（内部公开）"/>
         </v:shape>
       </w:pict>
     </w:r>
@@ -7222,12 +7015,54 @@
 </file>
 
 <file path=word/header4.xml><?xml version="1.0" encoding="utf-8"?>
-<w:hdr xmlns:wpc="http://schemas.microsoft.com/office/word/2010/wordprocessingCanvas" xmlns:mc="http://schemas.openxmlformats.org/markup-compatibility/2006" xmlns:o="urn:schemas-microsoft-com:office:office" xmlns:r="http://schemas.openxmlformats.org/officeDocument/2006/relationships" xmlns:m="http://schemas.openxmlformats.org/officeDocument/2006/math" xmlns:v="urn:schemas-microsoft-com:vml" xmlns:wp14="http://schemas.microsoft.com/office/word/2010/wordprocessingDrawing" xmlns:wp="http://schemas.openxmlformats.org/drawingml/2006/wordprocessingDrawing" xmlns:w10="urn:schemas-microsoft-com:office:word" xmlns:w="http://schemas.openxmlformats.org/wordprocessingml/2006/main" xmlns:w14="http://schemas.microsoft.com/office/word/2010/wordml" xmlns:w15="http://schemas.microsoft.com/office/word/2012/wordml" xmlns:wpg="http://schemas.microsoft.com/office/word/2010/wordprocessingGroup" xmlns:wpi="http://schemas.microsoft.com/office/word/2010/wordprocessingInk" xmlns:wne="http://schemas.microsoft.com/office/word/2006/wordml" xmlns:wps="http://schemas.microsoft.com/office/word/2010/wordprocessingShape" xmlns:wpsCustomData="http://www.wps.cn/officeDocument/2013/wpsCustomData" mc:Ignorable="w14 w15 wp14">
+<w:hdr xmlns:wpc="http://schemas.microsoft.com/office/word/2010/wordprocessingCanvas" xmlns:mc="http://schemas.openxmlformats.org/markup-compatibility/2006" xmlns:o="urn:schemas-microsoft-com:office:office" xmlns:r="http://schemas.openxmlformats.org/officeDocument/2006/relationships" xmlns:m="http://schemas.openxmlformats.org/officeDocument/2006/math" xmlns:v="urn:schemas-microsoft-com:vml" xmlns:wp14="http://schemas.microsoft.com/office/word/2010/wordprocessingDrawing" xmlns:wp="http://schemas.openxmlformats.org/drawingml/2006/wordprocessingDrawing" xmlns:w10="urn:schemas-microsoft-com:office:word" xmlns:w="http://schemas.openxmlformats.org/wordprocessingml/2006/main" xmlns:w14="http://schemas.microsoft.com/office/word/2010/wordml" xmlns:w15="http://schemas.microsoft.com/office/word/2012/wordml" xmlns:wne="http://schemas.microsoft.com/office/word/2006/wordml" xmlns:wpg="http://schemas.microsoft.com/office/word/2010/wordprocessingGroup" xmlns:wpi="http://schemas.microsoft.com/office/word/2010/wordprocessingInk" xmlns:wps="http://schemas.microsoft.com/office/word/2010/wordprocessingShape" mc:Ignorable="w14 w15 wp14">
   <w:p>
     <w:pPr>
-      <w:pStyle w:val="11"/>
+      <w:pStyle w:val="Header"/>
+    </w:pPr>
+    <w:r>
+      <w:pict>
+        <v:shapetype id="_x0000_t136" coordsize="21600,21600" o:spt="136" adj="10800" path="m@7,l@8,m@5,21600l@6,21600e">
+          <v:formulas>
+            <v:f eqn="sum #0 0 10800"/>
+            <v:f eqn="prod #0 2 1"/>
+            <v:f eqn="sum 21600 0 @1"/>
+            <v:f eqn="sum 0 0 @2"/>
+            <v:f eqn="sum 21600 0 @3"/>
+            <v:f eqn="if @0 @3 0"/>
+            <v:f eqn="if @0 21600 @1"/>
+            <v:f eqn="if @0 0 @2"/>
+            <v:f eqn="if @0 @4 21600"/>
+            <v:f eqn="mid @5 @6"/>
+            <v:f eqn="mid @8 @5"/>
+            <v:f eqn="mid @7 @8"/>
+            <v:f eqn="mid @6 @7"/>
+            <v:f eqn="sum @6 0 @5"/>
+          </v:formulas>
+          <v:path textpathok="t" o:connecttype="custom" o:connectlocs="@9,0;@10,10800;@11,21600;@12,10800" o:connectangles="270,180,90,0"/>
+          <v:textpath on="t" fitshape="t"/>
+          <v:handles>
+            <v:h position="#0,bottomRight" xrange="6629,14971"/>
+          </v:handles>
+          <o:lock v:ext="edit" text="t" shapetype="t"/>
+        </v:shapetype>
+        <v:shape id="PowerPlusWaterMarkObject51334425" o:spid="_x0000_s2054" type="#_x0000_t136" style="height:63.55pt;margin-left:0;margin-top:0;mso-height-relative:page;mso-position-horizontal:center;mso-position-horizontal-relative:margin;mso-position-vertical:center;mso-position-vertical-relative:margin;mso-width-relative:page;position:absolute;width:635.9pt;z-index:-251655168" coordsize="21600,21600" o:allowincell="f" filled="t" fillcolor="silver" stroked="f">
+          <v:fill opacity="0.5"/>
+          <v:textpath style="font-family:&quot;宋体&quot;;font-size:8pt;v-text-align:center" trim="t" fitpath="t" xscale="f" string="神州交通（内部公开）"/>
+        </v:shape>
+      </w:pict>
+    </w:r>
+  </w:p>
+</w:hdr>
+</file>
+
+<file path=word/header5.xml><?xml version="1.0" encoding="utf-8"?>
+<w:hdr xmlns:wpc="http://schemas.microsoft.com/office/word/2010/wordprocessingCanvas" xmlns:mc="http://schemas.openxmlformats.org/markup-compatibility/2006" xmlns:o="urn:schemas-microsoft-com:office:office" xmlns:r="http://schemas.openxmlformats.org/officeDocument/2006/relationships" xmlns:m="http://schemas.openxmlformats.org/officeDocument/2006/math" xmlns:v="urn:schemas-microsoft-com:vml" xmlns:wp14="http://schemas.microsoft.com/office/word/2010/wordprocessingDrawing" xmlns:wp="http://schemas.openxmlformats.org/drawingml/2006/wordprocessingDrawing" xmlns:w10="urn:schemas-microsoft-com:office:word" xmlns:w="http://schemas.openxmlformats.org/wordprocessingml/2006/main" xmlns:w14="http://schemas.microsoft.com/office/word/2010/wordml" xmlns:w15="http://schemas.microsoft.com/office/word/2012/wordml" xmlns:wne="http://schemas.microsoft.com/office/word/2006/wordml" xmlns:wpg="http://schemas.microsoft.com/office/word/2010/wordprocessingGroup" xmlns:wpi="http://schemas.microsoft.com/office/word/2010/wordprocessingInk" xmlns:wps="http://schemas.microsoft.com/office/word/2010/wordprocessingShape" mc:Ignorable="w14 w15 wp14">
+  <w:p>
+    <w:pPr>
+      <w:pStyle w:val="Header"/>
       <w:pBdr>
-        <w:bottom w:val="none" w:color="auto" w:sz="0" w:space="1"/>
+        <w:bottom w:val="nil"/>
       </w:pBdr>
       <w:jc w:val="right"/>
     </w:pPr>
@@ -7235,43 +7070,41 @@
 </w:hdr>
 </file>
 
-<file path=word/header5.xml><?xml version="1.0" encoding="utf-8"?>
-<w:hdr xmlns:wpc="http://schemas.microsoft.com/office/word/2010/wordprocessingCanvas" xmlns:mc="http://schemas.openxmlformats.org/markup-compatibility/2006" xmlns:o="urn:schemas-microsoft-com:office:office" xmlns:r="http://schemas.openxmlformats.org/officeDocument/2006/relationships" xmlns:m="http://schemas.openxmlformats.org/officeDocument/2006/math" xmlns:v="urn:schemas-microsoft-com:vml" xmlns:wp14="http://schemas.microsoft.com/office/word/2010/wordprocessingDrawing" xmlns:wp="http://schemas.openxmlformats.org/drawingml/2006/wordprocessingDrawing" xmlns:w10="urn:schemas-microsoft-com:office:word" xmlns:w="http://schemas.openxmlformats.org/wordprocessingml/2006/main" xmlns:w14="http://schemas.microsoft.com/office/word/2010/wordml" xmlns:w15="http://schemas.microsoft.com/office/word/2012/wordml" xmlns:wpg="http://schemas.microsoft.com/office/word/2010/wordprocessingGroup" xmlns:wpi="http://schemas.microsoft.com/office/word/2010/wordprocessingInk" xmlns:wne="http://schemas.microsoft.com/office/word/2006/wordml" xmlns:wps="http://schemas.microsoft.com/office/word/2010/wordprocessingShape" xmlns:wpsCustomData="http://www.wps.cn/officeDocument/2013/wpsCustomData" mc:Ignorable="w14 w15 wp14">
+<file path=word/header6.xml><?xml version="1.0" encoding="utf-8"?>
+<w:hdr xmlns:wpc="http://schemas.microsoft.com/office/word/2010/wordprocessingCanvas" xmlns:mc="http://schemas.openxmlformats.org/markup-compatibility/2006" xmlns:o="urn:schemas-microsoft-com:office:office" xmlns:r="http://schemas.openxmlformats.org/officeDocument/2006/relationships" xmlns:m="http://schemas.openxmlformats.org/officeDocument/2006/math" xmlns:v="urn:schemas-microsoft-com:vml" xmlns:wp14="http://schemas.microsoft.com/office/word/2010/wordprocessingDrawing" xmlns:wp="http://schemas.openxmlformats.org/drawingml/2006/wordprocessingDrawing" xmlns:w10="urn:schemas-microsoft-com:office:word" xmlns:w="http://schemas.openxmlformats.org/wordprocessingml/2006/main" xmlns:w14="http://schemas.microsoft.com/office/word/2010/wordml" xmlns:w15="http://schemas.microsoft.com/office/word/2012/wordml" xmlns:wne="http://schemas.microsoft.com/office/word/2006/wordml" xmlns:wpg="http://schemas.microsoft.com/office/word/2010/wordprocessingGroup" xmlns:wpi="http://schemas.microsoft.com/office/word/2010/wordprocessingInk" xmlns:wps="http://schemas.microsoft.com/office/word/2010/wordprocessingShape" mc:Ignorable="w14 w15 wp14">
   <w:p>
     <w:pPr>
-      <w:pStyle w:val="11"/>
+      <w:pStyle w:val="Header"/>
     </w:pPr>
     <w:r>
       <w:pict>
-        <v:shape id="PowerPlusWaterMarkObject51334425" o:spid="_x0000_s1030" o:spt="136" type="#_x0000_t136" style="position:absolute;left:0pt;height:63.55pt;width:635.9pt;mso-position-horizontal:center;mso-position-horizontal-relative:margin;mso-position-vertical:center;mso-position-vertical-relative:margin;rotation:20643840f;z-index:-251654144;mso-width-relative:page;mso-height-relative:page;" fillcolor="#C0C0C0" filled="t" stroked="f" coordsize="21600,21600" o:allowincell="f">
-          <v:path/>
-          <v:fill on="t" opacity="32768f" focussize="0,0"/>
-          <v:stroke on="f"/>
-          <v:imagedata o:title=""/>
-          <o:lock v:ext="edit"/>
-          <v:textpath on="t" fitshape="t" fitpath="t" trim="t" xscale="f" string="神州交通（内部公开）" style="font-family:宋体;font-size:8pt;v-text-align:center;"/>
-        </v:shape>
-      </w:pict>
-    </w:r>
-  </w:p>
-</w:hdr>
-</file>
-
-<file path=word/header6.xml><?xml version="1.0" encoding="utf-8"?>
-<w:hdr xmlns:wpc="http://schemas.microsoft.com/office/word/2010/wordprocessingCanvas" xmlns:mc="http://schemas.openxmlformats.org/markup-compatibility/2006" xmlns:o="urn:schemas-microsoft-com:office:office" xmlns:r="http://schemas.openxmlformats.org/officeDocument/2006/relationships" xmlns:m="http://schemas.openxmlformats.org/officeDocument/2006/math" xmlns:v="urn:schemas-microsoft-com:vml" xmlns:wp14="http://schemas.microsoft.com/office/word/2010/wordprocessingDrawing" xmlns:wp="http://schemas.openxmlformats.org/drawingml/2006/wordprocessingDrawing" xmlns:w10="urn:schemas-microsoft-com:office:word" xmlns:w="http://schemas.openxmlformats.org/wordprocessingml/2006/main" xmlns:w14="http://schemas.microsoft.com/office/word/2010/wordml" xmlns:w15="http://schemas.microsoft.com/office/word/2012/wordml" xmlns:wpg="http://schemas.microsoft.com/office/word/2010/wordprocessingGroup" xmlns:wpi="http://schemas.microsoft.com/office/word/2010/wordprocessingInk" xmlns:wne="http://schemas.microsoft.com/office/word/2006/wordml" xmlns:wps="http://schemas.microsoft.com/office/word/2010/wordprocessingShape" xmlns:wpsCustomData="http://www.wps.cn/officeDocument/2013/wpsCustomData" mc:Ignorable="w14 w15 wp14">
-  <w:p>
-    <w:pPr>
-      <w:pStyle w:val="11"/>
-    </w:pPr>
-    <w:r>
-      <w:pict>
-        <v:shape id="PowerPlusWaterMarkObject51334424" o:spid="_x0000_s1028" o:spt="136" type="#_x0000_t136" style="position:absolute;left:0pt;height:63.55pt;width:635.9pt;mso-position-horizontal:center;mso-position-horizontal-relative:margin;mso-position-vertical:center;mso-position-vertical-relative:margin;rotation:20643840f;z-index:-251655168;mso-width-relative:page;mso-height-relative:page;" fillcolor="#C0C0C0" filled="t" stroked="f" coordsize="21600,21600" o:allowincell="f">
-          <v:path/>
-          <v:fill on="t" opacity="32768f" focussize="0,0"/>
-          <v:stroke on="f"/>
-          <v:imagedata o:title=""/>
-          <o:lock v:ext="edit"/>
-          <v:textpath on="t" fitshape="t" fitpath="t" trim="t" xscale="f" string="神州交通（内部公开）" style="font-family:宋体;font-size:8pt;v-text-align:center;"/>
+        <v:shapetype id="_x0000_t136" coordsize="21600,21600" o:spt="136" adj="10800" path="m@7,l@8,m@5,21600l@6,21600e">
+          <v:formulas>
+            <v:f eqn="sum #0 0 10800"/>
+            <v:f eqn="prod #0 2 1"/>
+            <v:f eqn="sum 21600 0 @1"/>
+            <v:f eqn="sum 0 0 @2"/>
+            <v:f eqn="sum 21600 0 @3"/>
+            <v:f eqn="if @0 @3 0"/>
+            <v:f eqn="if @0 21600 @1"/>
+            <v:f eqn="if @0 0 @2"/>
+            <v:f eqn="if @0 @4 21600"/>
+            <v:f eqn="mid @5 @6"/>
+            <v:f eqn="mid @8 @5"/>
+            <v:f eqn="mid @7 @8"/>
+            <v:f eqn="mid @6 @7"/>
+            <v:f eqn="sum @6 0 @5"/>
+          </v:formulas>
+          <v:path textpathok="t" o:connecttype="custom" o:connectlocs="@9,0;@10,10800;@11,21600;@12,10800" o:connectangles="270,180,90,0"/>
+          <v:textpath on="t" fitshape="t"/>
+          <v:handles>
+            <v:h position="#0,bottomRight" xrange="6629,14971"/>
+          </v:handles>
+          <o:lock v:ext="edit" text="t" shapetype="t"/>
+        </v:shapetype>
+        <v:shape id="PowerPlusWaterMarkObject51334424" o:spid="_x0000_s2052" type="#_x0000_t136" style="height:63.55pt;margin-left:0;margin-top:0;mso-height-relative:page;mso-position-horizontal:center;mso-position-horizontal-relative:margin;mso-position-vertical:center;mso-position-vertical-relative:margin;mso-width-relative:page;position:absolute;width:635.9pt;z-index:-251656192" coordsize="21600,21600" o:allowincell="f" filled="t" fillcolor="silver" stroked="f">
+          <v:fill opacity="0.5"/>
+          <v:textpath style="font-family:&quot;宋体&quot;;font-size:8pt;v-text-align:center" trim="t" fitpath="t" xscale="f" string="神州交通（内部公开）"/>
         </v:shape>
       </w:pict>
     </w:r>
@@ -7280,15 +7113,15 @@
 </file>
 
 <file path=word/numbering.xml><?xml version="1.0" encoding="utf-8"?>
-<w:numbering xmlns:wpc="http://schemas.microsoft.com/office/word/2010/wordprocessingCanvas" xmlns:mc="http://schemas.openxmlformats.org/markup-compatibility/2006" xmlns:o="urn:schemas-microsoft-com:office:office" xmlns:r="http://schemas.openxmlformats.org/officeDocument/2006/relationships" xmlns:m="http://schemas.openxmlformats.org/officeDocument/2006/math" xmlns:v="urn:schemas-microsoft-com:vml" xmlns:wp14="http://schemas.microsoft.com/office/word/2010/wordprocessingDrawing" xmlns:wp="http://schemas.openxmlformats.org/drawingml/2006/wordprocessingDrawing" xmlns:w10="urn:schemas-microsoft-com:office:word" xmlns:w="http://schemas.openxmlformats.org/wordprocessingml/2006/main" xmlns:w14="http://schemas.microsoft.com/office/word/2010/wordml" xmlns:wpg="http://schemas.microsoft.com/office/word/2010/wordprocessingGroup" xmlns:wpi="http://schemas.microsoft.com/office/word/2010/wordprocessingInk" xmlns:wne="http://schemas.microsoft.com/office/word/2006/wordml" xmlns:wps="http://schemas.microsoft.com/office/word/2010/wordprocessingShape" xmlns:wpsCustomData="http://www.wps.cn/officeDocument/2013/wpsCustomData" mc:Ignorable="w14 wp14">
+<w:numbering xmlns:wpc="http://schemas.microsoft.com/office/word/2010/wordprocessingCanvas" xmlns:mc="http://schemas.openxmlformats.org/markup-compatibility/2006" xmlns:o="urn:schemas-microsoft-com:office:office" xmlns:r="http://schemas.openxmlformats.org/officeDocument/2006/relationships" xmlns:m="http://schemas.openxmlformats.org/officeDocument/2006/math" xmlns:v="urn:schemas-microsoft-com:vml" xmlns:wp14="http://schemas.microsoft.com/office/word/2010/wordprocessingDrawing" xmlns:wp="http://schemas.openxmlformats.org/drawingml/2006/wordprocessingDrawing" xmlns:w10="urn:schemas-microsoft-com:office:word" xmlns:w="http://schemas.openxmlformats.org/wordprocessingml/2006/main" xmlns:w14="http://schemas.microsoft.com/office/word/2010/wordml" xmlns:w15="http://schemas.microsoft.com/office/word/2012/wordml" xmlns:wne="http://schemas.microsoft.com/office/word/2006/wordml" xmlns:wpg="http://schemas.microsoft.com/office/word/2010/wordprocessingGroup" xmlns:wpi="http://schemas.microsoft.com/office/word/2010/wordprocessingInk" xmlns:wps="http://schemas.microsoft.com/office/word/2010/wordprocessingShape" mc:Ignorable="w14 w15 wp14">
   <w:abstractNum w:abstractNumId="0">
     <w:nsid w:val="1E2A754A"/>
     <w:multiLevelType w:val="multilevel"/>
     <w:tmpl w:val="1E2A754A"/>
-    <w:lvl w:ilvl="0" w:tentative="0">
+    <w:lvl w:ilvl="0">
       <w:start w:val="5"/>
       <w:numFmt w:val="decimal"/>
-      <w:pStyle w:val="35"/>
+      <w:pStyle w:val="a5"/>
       <w:lvlText w:val="图%1."/>
       <w:lvlJc w:val="left"/>
       <w:pPr>
@@ -7301,7 +7134,7 @@
         <w:rFonts w:hint="default"/>
       </w:rPr>
     </w:lvl>
-    <w:lvl w:ilvl="1" w:tentative="0">
+    <w:lvl w:ilvl="1">
       <w:start w:val="1"/>
       <w:numFmt w:val="decimal"/>
       <w:lvlText w:val="%2."/>
@@ -7316,7 +7149,7 @@
         <w:rFonts w:hint="default"/>
       </w:rPr>
     </w:lvl>
-    <w:lvl w:ilvl="2" w:tentative="0">
+    <w:lvl w:ilvl="2">
       <w:start w:val="1"/>
       <w:numFmt w:val="lowerRoman"/>
       <w:lvlText w:val="%3."/>
@@ -7328,7 +7161,7 @@
         <w:ind w:left="2100" w:hanging="420"/>
       </w:pPr>
     </w:lvl>
-    <w:lvl w:ilvl="3" w:tentative="0">
+    <w:lvl w:ilvl="3">
       <w:start w:val="1"/>
       <w:numFmt w:val="decimal"/>
       <w:lvlText w:val="%4."/>
@@ -7340,7 +7173,7 @@
         <w:ind w:left="2520" w:hanging="420"/>
       </w:pPr>
     </w:lvl>
-    <w:lvl w:ilvl="4" w:tentative="0">
+    <w:lvl w:ilvl="4">
       <w:start w:val="1"/>
       <w:numFmt w:val="lowerLetter"/>
       <w:lvlText w:val="%5)"/>
@@ -7352,7 +7185,7 @@
         <w:ind w:left="2940" w:hanging="420"/>
       </w:pPr>
     </w:lvl>
-    <w:lvl w:ilvl="5" w:tentative="0">
+    <w:lvl w:ilvl="5">
       <w:start w:val="1"/>
       <w:numFmt w:val="lowerRoman"/>
       <w:lvlText w:val="%6."/>
@@ -7364,7 +7197,7 @@
         <w:ind w:left="3360" w:hanging="420"/>
       </w:pPr>
     </w:lvl>
-    <w:lvl w:ilvl="6" w:tentative="0">
+    <w:lvl w:ilvl="6">
       <w:start w:val="1"/>
       <w:numFmt w:val="decimal"/>
       <w:lvlText w:val="%7."/>
@@ -7376,7 +7209,7 @@
         <w:ind w:left="3780" w:hanging="420"/>
       </w:pPr>
     </w:lvl>
-    <w:lvl w:ilvl="7" w:tentative="0">
+    <w:lvl w:ilvl="7">
       <w:start w:val="1"/>
       <w:numFmt w:val="lowerLetter"/>
       <w:lvlText w:val="%8)"/>
@@ -7388,7 +7221,7 @@
         <w:ind w:left="4200" w:hanging="420"/>
       </w:pPr>
     </w:lvl>
-    <w:lvl w:ilvl="8" w:tentative="0">
+    <w:lvl w:ilvl="8">
       <w:start w:val="1"/>
       <w:numFmt w:val="lowerRoman"/>
       <w:lvlText w:val="%9."/>
@@ -7405,10 +7238,10 @@
     <w:nsid w:val="351E0C91"/>
     <w:multiLevelType w:val="multilevel"/>
     <w:tmpl w:val="351E0C91"/>
-    <w:lvl w:ilvl="0" w:tentative="0">
+    <w:lvl w:ilvl="0">
       <w:start w:val="1"/>
       <w:numFmt w:val="bullet"/>
-      <w:pStyle w:val="37"/>
+      <w:pStyle w:val="11"/>
       <w:lvlText w:val=""/>
       <w:lvlJc w:val="left"/>
       <w:pPr>
@@ -7418,10 +7251,10 @@
         <w:ind w:left="620" w:hanging="420"/>
       </w:pPr>
       <w:rPr>
-        <w:rFonts w:hint="default" w:ascii="Wingdings" w:hAnsi="Wingdings"/>
+        <w:rFonts w:ascii="Wingdings" w:hAnsi="Wingdings" w:hint="default"/>
       </w:rPr>
     </w:lvl>
-    <w:lvl w:ilvl="1" w:tentative="0">
+    <w:lvl w:ilvl="1">
       <w:start w:val="1"/>
       <w:numFmt w:val="bullet"/>
       <w:lvlText w:val=""/>
@@ -7433,12 +7266,12 @@
         <w:ind w:left="1040" w:hanging="420"/>
       </w:pPr>
       <w:rPr>
-        <w:rFonts w:hint="default" w:ascii="Wingdings" w:hAnsi="Wingdings"/>
+        <w:rFonts w:ascii="Wingdings" w:hAnsi="Wingdings" w:hint="default"/>
         <w:color w:val="auto"/>
         <w:sz w:val="21"/>
       </w:rPr>
     </w:lvl>
-    <w:lvl w:ilvl="2" w:tentative="0">
+    <w:lvl w:ilvl="2">
       <w:start w:val="1"/>
       <w:numFmt w:val="bullet"/>
       <w:lvlText w:val=""/>
@@ -7450,11 +7283,11 @@
         <w:ind w:left="1460" w:hanging="420"/>
       </w:pPr>
       <w:rPr>
-        <w:rFonts w:hint="default" w:ascii="Wingdings" w:hAnsi="Wingdings"/>
+        <w:rFonts w:ascii="Wingdings" w:hAnsi="Wingdings" w:hint="default"/>
         <w:b w:val="0"/>
       </w:rPr>
     </w:lvl>
-    <w:lvl w:ilvl="3" w:tentative="0">
+    <w:lvl w:ilvl="3">
       <w:start w:val="1"/>
       <w:numFmt w:val="bullet"/>
       <w:lvlText w:val=""/>
@@ -7466,10 +7299,10 @@
         <w:ind w:left="1880" w:hanging="420"/>
       </w:pPr>
       <w:rPr>
-        <w:rFonts w:hint="default" w:ascii="Wingdings" w:hAnsi="Wingdings"/>
+        <w:rFonts w:ascii="Wingdings" w:hAnsi="Wingdings" w:hint="default"/>
       </w:rPr>
     </w:lvl>
-    <w:lvl w:ilvl="4" w:tentative="0">
+    <w:lvl w:ilvl="4">
       <w:start w:val="1"/>
       <w:numFmt w:val="bullet"/>
       <w:lvlText w:val=""/>
@@ -7481,10 +7314,10 @@
         <w:ind w:left="2300" w:hanging="420"/>
       </w:pPr>
       <w:rPr>
-        <w:rFonts w:hint="default" w:ascii="Wingdings" w:hAnsi="Wingdings"/>
+        <w:rFonts w:ascii="Wingdings" w:hAnsi="Wingdings" w:hint="default"/>
       </w:rPr>
     </w:lvl>
-    <w:lvl w:ilvl="5" w:tentative="0">
+    <w:lvl w:ilvl="5">
       <w:start w:val="1"/>
       <w:numFmt w:val="bullet"/>
       <w:lvlText w:val=""/>
@@ -7496,10 +7329,10 @@
         <w:ind w:left="2720" w:hanging="420"/>
       </w:pPr>
       <w:rPr>
-        <w:rFonts w:hint="default" w:ascii="Wingdings" w:hAnsi="Wingdings"/>
+        <w:rFonts w:ascii="Wingdings" w:hAnsi="Wingdings" w:hint="default"/>
       </w:rPr>
     </w:lvl>
-    <w:lvl w:ilvl="6" w:tentative="0">
+    <w:lvl w:ilvl="6">
       <w:start w:val="1"/>
       <w:numFmt w:val="bullet"/>
       <w:lvlText w:val=""/>
@@ -7511,10 +7344,10 @@
         <w:ind w:left="3140" w:hanging="420"/>
       </w:pPr>
       <w:rPr>
-        <w:rFonts w:hint="default" w:ascii="Wingdings" w:hAnsi="Wingdings"/>
+        <w:rFonts w:ascii="Wingdings" w:hAnsi="Wingdings" w:hint="default"/>
       </w:rPr>
     </w:lvl>
-    <w:lvl w:ilvl="7" w:tentative="0">
+    <w:lvl w:ilvl="7">
       <w:start w:val="1"/>
       <w:numFmt w:val="bullet"/>
       <w:lvlText w:val=""/>
@@ -7526,10 +7359,10 @@
         <w:ind w:left="3560" w:hanging="420"/>
       </w:pPr>
       <w:rPr>
-        <w:rFonts w:hint="default" w:ascii="Wingdings" w:hAnsi="Wingdings"/>
+        <w:rFonts w:ascii="Wingdings" w:hAnsi="Wingdings" w:hint="default"/>
       </w:rPr>
     </w:lvl>
-    <w:lvl w:ilvl="8" w:tentative="0">
+    <w:lvl w:ilvl="8">
       <w:start w:val="1"/>
       <w:numFmt w:val="bullet"/>
       <w:lvlText w:val=""/>
@@ -7541,7 +7374,7 @@
         <w:ind w:left="3980" w:hanging="420"/>
       </w:pPr>
       <w:rPr>
-        <w:rFonts w:hint="default" w:ascii="Wingdings" w:hAnsi="Wingdings"/>
+        <w:rFonts w:ascii="Wingdings" w:hAnsi="Wingdings" w:hint="default"/>
       </w:rPr>
     </w:lvl>
   </w:abstractNum>
@@ -7549,7 +7382,7 @@
     <w:nsid w:val="39175AA3"/>
     <w:multiLevelType w:val="multilevel"/>
     <w:tmpl w:val="39175AA3"/>
-    <w:lvl w:ilvl="0" w:tentative="0">
+    <w:lvl w:ilvl="0">
       <w:start w:val="1"/>
       <w:numFmt w:val="decimal"/>
       <w:lvlText w:val="%1"/>
@@ -7558,12 +7391,12 @@
         <w:ind w:left="1303" w:hanging="420"/>
       </w:pPr>
       <w:rPr>
-        <w:rFonts w:hint="default" w:ascii="宋体" w:hAnsi="宋体" w:eastAsia="宋体" w:cs="宋体"/>
+        <w:rFonts w:ascii="宋体" w:eastAsia="宋体" w:hAnsi="宋体" w:cs="宋体" w:hint="default"/>
         <w:sz w:val="32"/>
         <w:szCs w:val="32"/>
       </w:rPr>
     </w:lvl>
-    <w:lvl w:ilvl="1" w:tentative="0">
+    <w:lvl w:ilvl="1">
       <w:start w:val="1"/>
       <w:numFmt w:val="lowerLetter"/>
       <w:lvlText w:val="%2)"/>
@@ -7572,7 +7405,7 @@
         <w:ind w:left="1723" w:hanging="420"/>
       </w:pPr>
     </w:lvl>
-    <w:lvl w:ilvl="2" w:tentative="0">
+    <w:lvl w:ilvl="2">
       <w:start w:val="1"/>
       <w:numFmt w:val="lowerRoman"/>
       <w:lvlText w:val="%3."/>
@@ -7581,7 +7414,7 @@
         <w:ind w:left="2143" w:hanging="420"/>
       </w:pPr>
     </w:lvl>
-    <w:lvl w:ilvl="3" w:tentative="0">
+    <w:lvl w:ilvl="3">
       <w:start w:val="1"/>
       <w:numFmt w:val="decimal"/>
       <w:lvlText w:val="%4."/>
@@ -7590,7 +7423,7 @@
         <w:ind w:left="2563" w:hanging="420"/>
       </w:pPr>
     </w:lvl>
-    <w:lvl w:ilvl="4" w:tentative="0">
+    <w:lvl w:ilvl="4">
       <w:start w:val="1"/>
       <w:numFmt w:val="lowerLetter"/>
       <w:lvlText w:val="%5)"/>
@@ -7599,7 +7432,7 @@
         <w:ind w:left="2983" w:hanging="420"/>
       </w:pPr>
     </w:lvl>
-    <w:lvl w:ilvl="5" w:tentative="0">
+    <w:lvl w:ilvl="5">
       <w:start w:val="1"/>
       <w:numFmt w:val="lowerRoman"/>
       <w:lvlText w:val="%6."/>
@@ -7608,7 +7441,7 @@
         <w:ind w:left="3403" w:hanging="420"/>
       </w:pPr>
     </w:lvl>
-    <w:lvl w:ilvl="6" w:tentative="0">
+    <w:lvl w:ilvl="6">
       <w:start w:val="1"/>
       <w:numFmt w:val="decimal"/>
       <w:lvlText w:val="%7."/>
@@ -7617,7 +7450,7 @@
         <w:ind w:left="3823" w:hanging="420"/>
       </w:pPr>
     </w:lvl>
-    <w:lvl w:ilvl="7" w:tentative="0">
+    <w:lvl w:ilvl="7">
       <w:start w:val="1"/>
       <w:numFmt w:val="lowerLetter"/>
       <w:lvlText w:val="%8)"/>
@@ -7626,7 +7459,7 @@
         <w:ind w:left="4243" w:hanging="420"/>
       </w:pPr>
     </w:lvl>
-    <w:lvl w:ilvl="8" w:tentative="0">
+    <w:lvl w:ilvl="8">
       <w:start w:val="1"/>
       <w:numFmt w:val="lowerRoman"/>
       <w:lvlText w:val="%9."/>
@@ -7649,270 +7482,268 @@
 </file>
 
 <file path=word/styles.xml><?xml version="1.0" encoding="utf-8"?>
-<w:styles xmlns:mc="http://schemas.openxmlformats.org/markup-compatibility/2006" xmlns:o="urn:schemas-microsoft-com:office:office" xmlns:r="http://schemas.openxmlformats.org/officeDocument/2006/relationships" xmlns:m="http://schemas.openxmlformats.org/officeDocument/2006/math" xmlns:v="urn:schemas-microsoft-com:vml" xmlns:w="http://schemas.openxmlformats.org/wordprocessingml/2006/main" xmlns:w14="http://schemas.microsoft.com/office/word/2010/wordml" xmlns:w10="urn:schemas-microsoft-com:office:word" xmlns:sl="http://schemas.openxmlformats.org/schemaLibrary/2006/main" xmlns:wpsCustomData="http://www.wps.cn/officeDocument/2013/wpsCustomData" mc:Ignorable="w14">
+<w:styles xmlns:mc="http://schemas.openxmlformats.org/markup-compatibility/2006" xmlns:r="http://schemas.openxmlformats.org/officeDocument/2006/relationships" xmlns:w="http://schemas.openxmlformats.org/wordprocessingml/2006/main" xmlns:w14="http://schemas.microsoft.com/office/word/2010/wordml" xmlns:w15="http://schemas.microsoft.com/office/word/2012/wordml" mc:Ignorable="w14 w15">
   <w:docDefaults>
     <w:rPrDefault>
       <w:rPr>
-        <w:rFonts w:ascii="Times New Roman" w:hAnsi="Times New Roman" w:eastAsia="宋体" w:cs="Times New Roman"/>
+        <w:rFonts w:ascii="Times New Roman" w:eastAsia="宋体" w:hAnsi="Times New Roman" w:cs="Times New Roman"/>
       </w:rPr>
     </w:rPrDefault>
     <w:pPrDefault/>
   </w:docDefaults>
-  <w:latentStyles w:count="260" w:defQFormat="0" w:defUnhideWhenUsed="1" w:defSemiHidden="1" w:defUIPriority="99" w:defLockedState="0">
-    <w:lsdException w:qFormat="1" w:unhideWhenUsed="0" w:uiPriority="0" w:semiHidden="0" w:name="Normal"/>
-    <w:lsdException w:qFormat="1" w:unhideWhenUsed="0" w:uiPriority="9" w:semiHidden="0" w:name="heading 1"/>
-    <w:lsdException w:qFormat="1" w:unhideWhenUsed="0" w:uiPriority="0" w:semiHidden="0" w:name="heading 2"/>
-    <w:lsdException w:qFormat="1" w:unhideWhenUsed="0" w:uiPriority="0" w:semiHidden="0" w:name="heading 3"/>
-    <w:lsdException w:qFormat="1" w:unhideWhenUsed="0" w:uiPriority="9" w:semiHidden="0" w:name="heading 4"/>
-    <w:lsdException w:qFormat="1" w:uiPriority="9" w:name="heading 5"/>
-    <w:lsdException w:qFormat="1" w:uiPriority="9" w:name="heading 6"/>
-    <w:lsdException w:qFormat="1" w:uiPriority="9" w:name="heading 7"/>
-    <w:lsdException w:qFormat="1" w:uiPriority="9" w:name="heading 8"/>
-    <w:lsdException w:qFormat="1" w:uiPriority="9" w:name="heading 9"/>
-    <w:lsdException w:uiPriority="99" w:name="index 1"/>
-    <w:lsdException w:uiPriority="99" w:name="index 2"/>
-    <w:lsdException w:uiPriority="99" w:name="index 3"/>
-    <w:lsdException w:uiPriority="99" w:name="index 4"/>
-    <w:lsdException w:uiPriority="99" w:name="index 5"/>
-    <w:lsdException w:uiPriority="99" w:name="index 6"/>
-    <w:lsdException w:uiPriority="99" w:name="index 7"/>
-    <w:lsdException w:uiPriority="99" w:name="index 8"/>
-    <w:lsdException w:uiPriority="99" w:name="index 9"/>
-    <w:lsdException w:qFormat="1" w:uiPriority="39" w:semiHidden="0" w:name="toc 1"/>
-    <w:lsdException w:qFormat="1" w:uiPriority="39" w:semiHidden="0" w:name="toc 2"/>
-    <w:lsdException w:uiPriority="39" w:name="toc 3"/>
-    <w:lsdException w:uiPriority="39" w:name="toc 4"/>
-    <w:lsdException w:uiPriority="39" w:name="toc 5"/>
-    <w:lsdException w:uiPriority="39" w:name="toc 6"/>
-    <w:lsdException w:uiPriority="39" w:name="toc 7"/>
-    <w:lsdException w:uiPriority="39" w:name="toc 8"/>
-    <w:lsdException w:uiPriority="39" w:name="toc 9"/>
-    <w:lsdException w:qFormat="1" w:unhideWhenUsed="0" w:uiPriority="0" w:semiHidden="0" w:name="Normal Indent"/>
-    <w:lsdException w:uiPriority="99" w:name="footnote text"/>
-    <w:lsdException w:qFormat="1" w:uiPriority="99" w:semiHidden="0" w:name="annotation text"/>
-    <w:lsdException w:qFormat="1" w:uiPriority="0" w:semiHidden="0" w:name="header"/>
-    <w:lsdException w:qFormat="1" w:uiPriority="99" w:semiHidden="0" w:name="footer"/>
-    <w:lsdException w:uiPriority="99" w:name="index heading"/>
-    <w:lsdException w:qFormat="1" w:uiPriority="35" w:name="caption"/>
-    <w:lsdException w:uiPriority="99" w:name="table of figures"/>
-    <w:lsdException w:uiPriority="99" w:name="envelope address"/>
-    <w:lsdException w:uiPriority="99" w:name="envelope return"/>
-    <w:lsdException w:uiPriority="99" w:name="footnote reference"/>
-    <w:lsdException w:qFormat="1" w:uiPriority="99" w:semiHidden="0" w:name="annotation reference"/>
-    <w:lsdException w:uiPriority="99" w:name="line number"/>
-    <w:lsdException w:uiPriority="99" w:name="page number"/>
-    <w:lsdException w:uiPriority="99" w:name="endnote reference"/>
-    <w:lsdException w:uiPriority="99" w:name="endnote text"/>
-    <w:lsdException w:uiPriority="99" w:name="table of authorities"/>
-    <w:lsdException w:uiPriority="99" w:name="macro"/>
-    <w:lsdException w:uiPriority="99" w:name="toa heading"/>
-    <w:lsdException w:uiPriority="99" w:name="List"/>
-    <w:lsdException w:uiPriority="99" w:name="List Bullet"/>
-    <w:lsdException w:uiPriority="99" w:name="List Number"/>
-    <w:lsdException w:uiPriority="99" w:name="List 2"/>
-    <w:lsdException w:uiPriority="99" w:name="List 3"/>
-    <w:lsdException w:uiPriority="99" w:name="List 4"/>
-    <w:lsdException w:uiPriority="99" w:name="List 5"/>
-    <w:lsdException w:uiPriority="99" w:name="List Bullet 2"/>
-    <w:lsdException w:uiPriority="99" w:name="List Bullet 3"/>
-    <w:lsdException w:uiPriority="99" w:name="List Bullet 4"/>
-    <w:lsdException w:uiPriority="99" w:name="List Bullet 5"/>
-    <w:lsdException w:uiPriority="99" w:name="List Number 2"/>
-    <w:lsdException w:uiPriority="99" w:name="List Number 3"/>
-    <w:lsdException w:uiPriority="99" w:name="List Number 4"/>
-    <w:lsdException w:uiPriority="99" w:name="List Number 5"/>
-    <w:lsdException w:qFormat="1" w:unhideWhenUsed="0" w:uiPriority="10" w:semiHidden="0" w:name="Title"/>
-    <w:lsdException w:uiPriority="99" w:name="Closing"/>
-    <w:lsdException w:uiPriority="99" w:name="Signature"/>
-    <w:lsdException w:qFormat="1" w:uiPriority="1" w:semiHidden="0" w:name="Default Paragraph Font"/>
-    <w:lsdException w:qFormat="1" w:unhideWhenUsed="0" w:uiPriority="1" w:semiHidden="0" w:name="Body Text"/>
-    <w:lsdException w:uiPriority="99" w:name="Body Text Indent"/>
-    <w:lsdException w:uiPriority="99" w:name="List Continue"/>
-    <w:lsdException w:uiPriority="99" w:name="List Continue 2"/>
-    <w:lsdException w:uiPriority="99" w:name="List Continue 3"/>
-    <w:lsdException w:uiPriority="99" w:name="List Continue 4"/>
-    <w:lsdException w:uiPriority="99" w:name="List Continue 5"/>
-    <w:lsdException w:uiPriority="99" w:name="Message Header"/>
-    <w:lsdException w:qFormat="1" w:unhideWhenUsed="0" w:uiPriority="11" w:semiHidden="0" w:name="Subtitle"/>
-    <w:lsdException w:uiPriority="99" w:name="Salutation"/>
-    <w:lsdException w:uiPriority="99" w:name="Date"/>
-    <w:lsdException w:uiPriority="99" w:name="Body Text First Indent"/>
-    <w:lsdException w:uiPriority="99" w:name="Body Text First Indent 2"/>
-    <w:lsdException w:uiPriority="99" w:name="Note Heading"/>
-    <w:lsdException w:uiPriority="99" w:name="Body Text 2"/>
-    <w:lsdException w:uiPriority="99" w:name="Body Text 3"/>
-    <w:lsdException w:uiPriority="99" w:name="Body Text Indent 2"/>
-    <w:lsdException w:uiPriority="99" w:name="Body Text Indent 3"/>
-    <w:lsdException w:uiPriority="99" w:name="Block Text"/>
-    <w:lsdException w:qFormat="1" w:uiPriority="99" w:semiHidden="0" w:name="Hyperlink"/>
-    <w:lsdException w:uiPriority="99" w:name="FollowedHyperlink"/>
-    <w:lsdException w:qFormat="1" w:unhideWhenUsed="0" w:uiPriority="22" w:semiHidden="0" w:name="Strong"/>
-    <w:lsdException w:qFormat="1" w:unhideWhenUsed="0" w:uiPriority="20" w:semiHidden="0" w:name="Emphasis"/>
-    <w:lsdException w:uiPriority="99" w:name="Document Map"/>
-    <w:lsdException w:uiPriority="99" w:name="Plain Text"/>
-    <w:lsdException w:uiPriority="99" w:name="E-mail Signature"/>
-    <w:lsdException w:qFormat="1" w:uiPriority="99" w:semiHidden="0" w:name="Normal (Web)"/>
-    <w:lsdException w:uiPriority="99" w:name="HTML Acronym"/>
-    <w:lsdException w:uiPriority="99" w:name="HTML Address"/>
-    <w:lsdException w:uiPriority="99" w:name="HTML Cite"/>
-    <w:lsdException w:uiPriority="99" w:name="HTML Code"/>
-    <w:lsdException w:uiPriority="99" w:name="HTML Definition"/>
-    <w:lsdException w:uiPriority="99" w:name="HTML Keyboard"/>
-    <w:lsdException w:uiPriority="99" w:name="HTML Preformatted"/>
-    <w:lsdException w:uiPriority="99" w:name="HTML Sample"/>
-    <w:lsdException w:uiPriority="99" w:name="HTML Typewriter"/>
-    <w:lsdException w:uiPriority="99" w:name="HTML Variable"/>
-    <w:lsdException w:qFormat="1" w:uiPriority="99" w:semiHidden="0" w:name="Normal Table"/>
-    <w:lsdException w:qFormat="1" w:uiPriority="99" w:semiHidden="0" w:name="annotation subject"/>
-    <w:lsdException w:uiPriority="99" w:name="Table Simple 1"/>
-    <w:lsdException w:uiPriority="99" w:name="Table Simple 2"/>
-    <w:lsdException w:uiPriority="99" w:name="Table Simple 3"/>
-    <w:lsdException w:uiPriority="99" w:name="Table Classic 1"/>
-    <w:lsdException w:uiPriority="99" w:name="Table Classic 2"/>
-    <w:lsdException w:uiPriority="99" w:name="Table Classic 3"/>
-    <w:lsdException w:uiPriority="99" w:name="Table Classic 4"/>
-    <w:lsdException w:uiPriority="99" w:name="Table Colorful 1"/>
-    <w:lsdException w:uiPriority="99" w:name="Table Colorful 2"/>
-    <w:lsdException w:uiPriority="99" w:name="Table Colorful 3"/>
-    <w:lsdException w:uiPriority="99" w:name="Table Columns 1"/>
-    <w:lsdException w:uiPriority="99" w:name="Table Columns 2"/>
-    <w:lsdException w:uiPriority="99" w:name="Table Columns 3"/>
-    <w:lsdException w:uiPriority="99" w:name="Table Columns 4"/>
-    <w:lsdException w:uiPriority="99" w:name="Table Columns 5"/>
-    <w:lsdException w:uiPriority="99" w:name="Table Grid 1"/>
-    <w:lsdException w:uiPriority="99" w:name="Table Grid 2"/>
-    <w:lsdException w:uiPriority="99" w:name="Table Grid 3"/>
-    <w:lsdException w:uiPriority="99" w:name="Table Grid 4"/>
-    <w:lsdException w:uiPriority="99" w:name="Table Grid 5"/>
-    <w:lsdException w:uiPriority="99" w:name="Table Grid 6"/>
-    <w:lsdException w:uiPriority="99" w:name="Table Grid 7"/>
-    <w:lsdException w:uiPriority="99" w:name="Table Grid 8"/>
-    <w:lsdException w:uiPriority="99" w:name="Table List 1"/>
-    <w:lsdException w:uiPriority="99" w:name="Table List 2"/>
-    <w:lsdException w:uiPriority="99" w:name="Table List 3"/>
-    <w:lsdException w:uiPriority="99" w:name="Table List 4"/>
-    <w:lsdException w:uiPriority="99" w:name="Table List 5"/>
-    <w:lsdException w:uiPriority="99" w:name="Table List 6"/>
-    <w:lsdException w:uiPriority="99" w:name="Table List 7"/>
-    <w:lsdException w:uiPriority="99" w:name="Table List 8"/>
-    <w:lsdException w:uiPriority="99" w:name="Table 3D effects 1"/>
-    <w:lsdException w:uiPriority="99" w:name="Table 3D effects 2"/>
-    <w:lsdException w:uiPriority="99" w:name="Table 3D effects 3"/>
-    <w:lsdException w:uiPriority="99" w:name="Table Contemporary"/>
-    <w:lsdException w:uiPriority="99" w:name="Table Elegant"/>
-    <w:lsdException w:uiPriority="99" w:name="Table Professional"/>
-    <w:lsdException w:uiPriority="99" w:name="Table Subtle 1"/>
-    <w:lsdException w:uiPriority="99" w:name="Table Subtle 2"/>
-    <w:lsdException w:uiPriority="99" w:name="Table Web 1"/>
-    <w:lsdException w:uiPriority="99" w:name="Table Web 2"/>
-    <w:lsdException w:uiPriority="99" w:name="Table Web 3"/>
-    <w:lsdException w:qFormat="1" w:uiPriority="99" w:semiHidden="0" w:name="Balloon Text"/>
-    <w:lsdException w:qFormat="1" w:unhideWhenUsed="0" w:uiPriority="0" w:semiHidden="0" w:name="Table Grid"/>
-    <w:lsdException w:uiPriority="99" w:name="Table Theme"/>
-    <w:lsdException w:unhideWhenUsed="0" w:uiPriority="60" w:semiHidden="0" w:name="Light Shading"/>
-    <w:lsdException w:unhideWhenUsed="0" w:uiPriority="61" w:semiHidden="0" w:name="Light List"/>
-    <w:lsdException w:unhideWhenUsed="0" w:uiPriority="62" w:semiHidden="0" w:name="Light Grid"/>
-    <w:lsdException w:unhideWhenUsed="0" w:uiPriority="63" w:semiHidden="0" w:name="Medium Shading 1"/>
-    <w:lsdException w:unhideWhenUsed="0" w:uiPriority="64" w:semiHidden="0" w:name="Medium Shading 2"/>
-    <w:lsdException w:unhideWhenUsed="0" w:uiPriority="65" w:semiHidden="0" w:name="Medium List 1"/>
-    <w:lsdException w:unhideWhenUsed="0" w:uiPriority="66" w:semiHidden="0" w:name="Medium List 2"/>
-    <w:lsdException w:unhideWhenUsed="0" w:uiPriority="67" w:semiHidden="0" w:name="Medium Grid 1"/>
-    <w:lsdException w:unhideWhenUsed="0" w:uiPriority="68" w:semiHidden="0" w:name="Medium Grid 2"/>
-    <w:lsdException w:unhideWhenUsed="0" w:uiPriority="69" w:semiHidden="0" w:name="Medium Grid 3"/>
-    <w:lsdException w:unhideWhenUsed="0" w:uiPriority="70" w:semiHidden="0" w:name="Dark List"/>
-    <w:lsdException w:unhideWhenUsed="0" w:uiPriority="71" w:semiHidden="0" w:name="Colorful Shading"/>
-    <w:lsdException w:unhideWhenUsed="0" w:uiPriority="72" w:semiHidden="0" w:name="Colorful List"/>
-    <w:lsdException w:unhideWhenUsed="0" w:uiPriority="73" w:semiHidden="0" w:name="Colorful Grid"/>
-    <w:lsdException w:unhideWhenUsed="0" w:uiPriority="60" w:semiHidden="0" w:name="Light Shading Accent 1"/>
-    <w:lsdException w:unhideWhenUsed="0" w:uiPriority="61" w:semiHidden="0" w:name="Light List Accent 1"/>
-    <w:lsdException w:unhideWhenUsed="0" w:uiPriority="62" w:semiHidden="0" w:name="Light Grid Accent 1"/>
-    <w:lsdException w:unhideWhenUsed="0" w:uiPriority="63" w:semiHidden="0" w:name="Medium Shading 1 Accent 1"/>
-    <w:lsdException w:unhideWhenUsed="0" w:uiPriority="64" w:semiHidden="0" w:name="Medium Shading 2 Accent 1"/>
-    <w:lsdException w:unhideWhenUsed="0" w:uiPriority="65" w:semiHidden="0" w:name="Medium List 1 Accent 1"/>
-    <w:lsdException w:qFormat="1" w:unhideWhenUsed="0" w:uiPriority="99" w:semiHidden="0" w:name="List Paragraph"/>
-    <w:lsdException w:unhideWhenUsed="0" w:uiPriority="66" w:semiHidden="0" w:name="Medium List 2 Accent 1"/>
-    <w:lsdException w:unhideWhenUsed="0" w:uiPriority="67" w:semiHidden="0" w:name="Medium Grid 1 Accent 1"/>
-    <w:lsdException w:unhideWhenUsed="0" w:uiPriority="68" w:semiHidden="0" w:name="Medium Grid 2 Accent 1"/>
-    <w:lsdException w:unhideWhenUsed="0" w:uiPriority="69" w:semiHidden="0" w:name="Medium Grid 3 Accent 1"/>
-    <w:lsdException w:unhideWhenUsed="0" w:uiPriority="70" w:semiHidden="0" w:name="Dark List Accent 1"/>
-    <w:lsdException w:unhideWhenUsed="0" w:uiPriority="71" w:semiHidden="0" w:name="Colorful Shading Accent 1"/>
-    <w:lsdException w:unhideWhenUsed="0" w:uiPriority="72" w:semiHidden="0" w:name="Colorful List Accent 1"/>
-    <w:lsdException w:unhideWhenUsed="0" w:uiPriority="73" w:semiHidden="0" w:name="Colorful Grid Accent 1"/>
-    <w:lsdException w:unhideWhenUsed="0" w:uiPriority="60" w:semiHidden="0" w:name="Light Shading Accent 2"/>
-    <w:lsdException w:unhideWhenUsed="0" w:uiPriority="61" w:semiHidden="0" w:name="Light List Accent 2"/>
-    <w:lsdException w:unhideWhenUsed="0" w:uiPriority="62" w:semiHidden="0" w:name="Light Grid Accent 2"/>
-    <w:lsdException w:unhideWhenUsed="0" w:uiPriority="63" w:semiHidden="0" w:name="Medium Shading 1 Accent 2"/>
-    <w:lsdException w:unhideWhenUsed="0" w:uiPriority="64" w:semiHidden="0" w:name="Medium Shading 2 Accent 2"/>
-    <w:lsdException w:unhideWhenUsed="0" w:uiPriority="65" w:semiHidden="0" w:name="Medium List 1 Accent 2"/>
-    <w:lsdException w:unhideWhenUsed="0" w:uiPriority="66" w:semiHidden="0" w:name="Medium List 2 Accent 2"/>
-    <w:lsdException w:unhideWhenUsed="0" w:uiPriority="67" w:semiHidden="0" w:name="Medium Grid 1 Accent 2"/>
-    <w:lsdException w:unhideWhenUsed="0" w:uiPriority="68" w:semiHidden="0" w:name="Medium Grid 2 Accent 2"/>
-    <w:lsdException w:unhideWhenUsed="0" w:uiPriority="69" w:semiHidden="0" w:name="Medium Grid 3 Accent 2"/>
-    <w:lsdException w:unhideWhenUsed="0" w:uiPriority="70" w:semiHidden="0" w:name="Dark List Accent 2"/>
-    <w:lsdException w:unhideWhenUsed="0" w:uiPriority="71" w:semiHidden="0" w:name="Colorful Shading Accent 2"/>
-    <w:lsdException w:unhideWhenUsed="0" w:uiPriority="72" w:semiHidden="0" w:name="Colorful List Accent 2"/>
-    <w:lsdException w:unhideWhenUsed="0" w:uiPriority="73" w:semiHidden="0" w:name="Colorful Grid Accent 2"/>
-    <w:lsdException w:unhideWhenUsed="0" w:uiPriority="60" w:semiHidden="0" w:name="Light Shading Accent 3"/>
-    <w:lsdException w:unhideWhenUsed="0" w:uiPriority="61" w:semiHidden="0" w:name="Light List Accent 3"/>
-    <w:lsdException w:unhideWhenUsed="0" w:uiPriority="62" w:semiHidden="0" w:name="Light Grid Accent 3"/>
-    <w:lsdException w:unhideWhenUsed="0" w:uiPriority="63" w:semiHidden="0" w:name="Medium Shading 1 Accent 3"/>
-    <w:lsdException w:unhideWhenUsed="0" w:uiPriority="64" w:semiHidden="0" w:name="Medium Shading 2 Accent 3"/>
-    <w:lsdException w:unhideWhenUsed="0" w:uiPriority="65" w:semiHidden="0" w:name="Medium List 1 Accent 3"/>
-    <w:lsdException w:unhideWhenUsed="0" w:uiPriority="66" w:semiHidden="0" w:name="Medium List 2 Accent 3"/>
-    <w:lsdException w:unhideWhenUsed="0" w:uiPriority="67" w:semiHidden="0" w:name="Medium Grid 1 Accent 3"/>
-    <w:lsdException w:unhideWhenUsed="0" w:uiPriority="68" w:semiHidden="0" w:name="Medium Grid 2 Accent 3"/>
-    <w:lsdException w:unhideWhenUsed="0" w:uiPriority="69" w:semiHidden="0" w:name="Medium Grid 3 Accent 3"/>
-    <w:lsdException w:unhideWhenUsed="0" w:uiPriority="70" w:semiHidden="0" w:name="Dark List Accent 3"/>
-    <w:lsdException w:unhideWhenUsed="0" w:uiPriority="71" w:semiHidden="0" w:name="Colorful Shading Accent 3"/>
-    <w:lsdException w:unhideWhenUsed="0" w:uiPriority="72" w:semiHidden="0" w:name="Colorful List Accent 3"/>
-    <w:lsdException w:unhideWhenUsed="0" w:uiPriority="73" w:semiHidden="0" w:name="Colorful Grid Accent 3"/>
-    <w:lsdException w:unhideWhenUsed="0" w:uiPriority="60" w:semiHidden="0" w:name="Light Shading Accent 4"/>
-    <w:lsdException w:unhideWhenUsed="0" w:uiPriority="61" w:semiHidden="0" w:name="Light List Accent 4"/>
-    <w:lsdException w:unhideWhenUsed="0" w:uiPriority="62" w:semiHidden="0" w:name="Light Grid Accent 4"/>
-    <w:lsdException w:unhideWhenUsed="0" w:uiPriority="63" w:semiHidden="0" w:name="Medium Shading 1 Accent 4"/>
-    <w:lsdException w:unhideWhenUsed="0" w:uiPriority="64" w:semiHidden="0" w:name="Medium Shading 2 Accent 4"/>
-    <w:lsdException w:unhideWhenUsed="0" w:uiPriority="65" w:semiHidden="0" w:name="Medium List 1 Accent 4"/>
-    <w:lsdException w:unhideWhenUsed="0" w:uiPriority="66" w:semiHidden="0" w:name="Medium List 2 Accent 4"/>
-    <w:lsdException w:unhideWhenUsed="0" w:uiPriority="67" w:semiHidden="0" w:name="Medium Grid 1 Accent 4"/>
-    <w:lsdException w:unhideWhenUsed="0" w:uiPriority="68" w:semiHidden="0" w:name="Medium Grid 2 Accent 4"/>
-    <w:lsdException w:unhideWhenUsed="0" w:uiPriority="69" w:semiHidden="0" w:name="Medium Grid 3 Accent 4"/>
-    <w:lsdException w:unhideWhenUsed="0" w:uiPriority="70" w:semiHidden="0" w:name="Dark List Accent 4"/>
-    <w:lsdException w:unhideWhenUsed="0" w:uiPriority="71" w:semiHidden="0" w:name="Colorful Shading Accent 4"/>
-    <w:lsdException w:unhideWhenUsed="0" w:uiPriority="72" w:semiHidden="0" w:name="Colorful List Accent 4"/>
-    <w:lsdException w:unhideWhenUsed="0" w:uiPriority="73" w:semiHidden="0" w:name="Colorful Grid Accent 4"/>
-    <w:lsdException w:unhideWhenUsed="0" w:uiPriority="60" w:semiHidden="0" w:name="Light Shading Accent 5"/>
-    <w:lsdException w:unhideWhenUsed="0" w:uiPriority="61" w:semiHidden="0" w:name="Light List Accent 5"/>
-    <w:lsdException w:unhideWhenUsed="0" w:uiPriority="62" w:semiHidden="0" w:name="Light Grid Accent 5"/>
-    <w:lsdException w:unhideWhenUsed="0" w:uiPriority="63" w:semiHidden="0" w:name="Medium Shading 1 Accent 5"/>
-    <w:lsdException w:unhideWhenUsed="0" w:uiPriority="64" w:semiHidden="0" w:name="Medium Shading 2 Accent 5"/>
-    <w:lsdException w:unhideWhenUsed="0" w:uiPriority="65" w:semiHidden="0" w:name="Medium List 1 Accent 5"/>
-    <w:lsdException w:unhideWhenUsed="0" w:uiPriority="66" w:semiHidden="0" w:name="Medium List 2 Accent 5"/>
-    <w:lsdException w:unhideWhenUsed="0" w:uiPriority="67" w:semiHidden="0" w:name="Medium Grid 1 Accent 5"/>
-    <w:lsdException w:unhideWhenUsed="0" w:uiPriority="68" w:semiHidden="0" w:name="Medium Grid 2 Accent 5"/>
-    <w:lsdException w:unhideWhenUsed="0" w:uiPriority="69" w:semiHidden="0" w:name="Medium Grid 3 Accent 5"/>
-    <w:lsdException w:unhideWhenUsed="0" w:uiPriority="70" w:semiHidden="0" w:name="Dark List Accent 5"/>
-    <w:lsdException w:unhideWhenUsed="0" w:uiPriority="71" w:semiHidden="0" w:name="Colorful Shading Accent 5"/>
-    <w:lsdException w:unhideWhenUsed="0" w:uiPriority="72" w:semiHidden="0" w:name="Colorful List Accent 5"/>
-    <w:lsdException w:unhideWhenUsed="0" w:uiPriority="73" w:semiHidden="0" w:name="Colorful Grid Accent 5"/>
-    <w:lsdException w:unhideWhenUsed="0" w:uiPriority="60" w:semiHidden="0" w:name="Light Shading Accent 6"/>
-    <w:lsdException w:unhideWhenUsed="0" w:uiPriority="61" w:semiHidden="0" w:name="Light List Accent 6"/>
-    <w:lsdException w:unhideWhenUsed="0" w:uiPriority="62" w:semiHidden="0" w:name="Light Grid Accent 6"/>
-    <w:lsdException w:unhideWhenUsed="0" w:uiPriority="63" w:semiHidden="0" w:name="Medium Shading 1 Accent 6"/>
-    <w:lsdException w:unhideWhenUsed="0" w:uiPriority="64" w:semiHidden="0" w:name="Medium Shading 2 Accent 6"/>
-    <w:lsdException w:unhideWhenUsed="0" w:uiPriority="65" w:semiHidden="0" w:name="Medium List 1 Accent 6"/>
-    <w:lsdException w:unhideWhenUsed="0" w:uiPriority="66" w:semiHidden="0" w:name="Medium List 2 Accent 6"/>
-    <w:lsdException w:unhideWhenUsed="0" w:uiPriority="67" w:semiHidden="0" w:name="Medium Grid 1 Accent 6"/>
-    <w:lsdException w:unhideWhenUsed="0" w:uiPriority="68" w:semiHidden="0" w:name="Medium Grid 2 Accent 6"/>
-    <w:lsdException w:unhideWhenUsed="0" w:uiPriority="69" w:semiHidden="0" w:name="Medium Grid 3 Accent 6"/>
-    <w:lsdException w:unhideWhenUsed="0" w:uiPriority="70" w:semiHidden="0" w:name="Dark List Accent 6"/>
-    <w:lsdException w:unhideWhenUsed="0" w:uiPriority="71" w:semiHidden="0" w:name="Colorful Shading Accent 6"/>
-    <w:lsdException w:unhideWhenUsed="0" w:uiPriority="72" w:semiHidden="0" w:name="Colorful List Accent 6"/>
-    <w:lsdException w:unhideWhenUsed="0" w:uiPriority="73" w:semiHidden="0" w:name="Colorful Grid Accent 6"/>
+  <w:latentStyles w:defLockedState="0" w:defUIPriority="99" w:defSemiHidden="1" w:defUnhideWhenUsed="1" w:defQFormat="0" w:count="260">
+    <w:lsdException w:name="Normal" w:semiHidden="0" w:uiPriority="0" w:unhideWhenUsed="0" w:qFormat="1"/>
+    <w:lsdException w:name="heading 1" w:semiHidden="0" w:uiPriority="9" w:unhideWhenUsed="0" w:qFormat="1"/>
+    <w:lsdException w:name="heading 2" w:semiHidden="0" w:uiPriority="0" w:unhideWhenUsed="0" w:qFormat="1"/>
+    <w:lsdException w:name="heading 3" w:semiHidden="0" w:uiPriority="0" w:unhideWhenUsed="0" w:qFormat="1"/>
+    <w:lsdException w:name="heading 4" w:semiHidden="0" w:uiPriority="9" w:unhideWhenUsed="0" w:qFormat="1"/>
+    <w:lsdException w:name="heading 5" w:uiPriority="9" w:qFormat="1"/>
+    <w:lsdException w:name="heading 6" w:uiPriority="9" w:qFormat="1"/>
+    <w:lsdException w:name="heading 7" w:uiPriority="9" w:qFormat="1"/>
+    <w:lsdException w:name="heading 8" w:uiPriority="9" w:qFormat="1"/>
+    <w:lsdException w:name="heading 9" w:uiPriority="9" w:qFormat="1"/>
+    <w:lsdException w:name="index 1"/>
+    <w:lsdException w:name="index 2"/>
+    <w:lsdException w:name="index 3"/>
+    <w:lsdException w:name="index 4"/>
+    <w:lsdException w:name="index 5"/>
+    <w:lsdException w:name="index 6"/>
+    <w:lsdException w:name="index 7"/>
+    <w:lsdException w:name="index 8"/>
+    <w:lsdException w:name="index 9"/>
+    <w:lsdException w:name="toc 1" w:semiHidden="0" w:uiPriority="39" w:qFormat="1"/>
+    <w:lsdException w:name="toc 2" w:semiHidden="0" w:uiPriority="39" w:qFormat="1"/>
+    <w:lsdException w:name="toc 3" w:uiPriority="39"/>
+    <w:lsdException w:name="toc 4" w:uiPriority="39"/>
+    <w:lsdException w:name="toc 5" w:uiPriority="39"/>
+    <w:lsdException w:name="toc 6" w:uiPriority="39"/>
+    <w:lsdException w:name="toc 7" w:uiPriority="39"/>
+    <w:lsdException w:name="toc 8" w:uiPriority="39"/>
+    <w:lsdException w:name="toc 9" w:uiPriority="39"/>
+    <w:lsdException w:name="Normal Indent" w:semiHidden="0" w:uiPriority="0" w:unhideWhenUsed="0" w:qFormat="1"/>
+    <w:lsdException w:name="footnote text"/>
+    <w:lsdException w:name="annotation text" w:semiHidden="0" w:qFormat="1"/>
+    <w:lsdException w:name="header" w:semiHidden="0" w:uiPriority="0" w:qFormat="1"/>
+    <w:lsdException w:name="footer" w:semiHidden="0" w:qFormat="1"/>
+    <w:lsdException w:name="index heading"/>
+    <w:lsdException w:name="caption" w:uiPriority="35" w:qFormat="1"/>
+    <w:lsdException w:name="table of figures"/>
+    <w:lsdException w:name="envelope address"/>
+    <w:lsdException w:name="envelope return"/>
+    <w:lsdException w:name="footnote reference"/>
+    <w:lsdException w:name="annotation reference" w:semiHidden="0" w:qFormat="1"/>
+    <w:lsdException w:name="line number"/>
+    <w:lsdException w:name="page number"/>
+    <w:lsdException w:name="endnote reference"/>
+    <w:lsdException w:name="endnote text"/>
+    <w:lsdException w:name="table of authorities"/>
+    <w:lsdException w:name="macro"/>
+    <w:lsdException w:name="toa heading"/>
+    <w:lsdException w:name="List"/>
+    <w:lsdException w:name="List Bullet"/>
+    <w:lsdException w:name="List Number"/>
+    <w:lsdException w:name="List 2"/>
+    <w:lsdException w:name="List 3"/>
+    <w:lsdException w:name="List 4"/>
+    <w:lsdException w:name="List 5"/>
+    <w:lsdException w:name="List Bullet 2"/>
+    <w:lsdException w:name="List Bullet 3"/>
+    <w:lsdException w:name="List Bullet 4"/>
+    <w:lsdException w:name="List Bullet 5"/>
+    <w:lsdException w:name="List Number 2"/>
+    <w:lsdException w:name="List Number 3"/>
+    <w:lsdException w:name="List Number 4"/>
+    <w:lsdException w:name="List Number 5"/>
+    <w:lsdException w:name="Title" w:semiHidden="0" w:uiPriority="10" w:unhideWhenUsed="0" w:qFormat="1"/>
+    <w:lsdException w:name="Closing"/>
+    <w:lsdException w:name="Signature"/>
+    <w:lsdException w:name="Default Paragraph Font" w:semiHidden="0" w:uiPriority="1" w:qFormat="1"/>
+    <w:lsdException w:name="Body Text" w:semiHidden="0" w:uiPriority="1" w:unhideWhenUsed="0" w:qFormat="1"/>
+    <w:lsdException w:name="Body Text Indent"/>
+    <w:lsdException w:name="List Continue"/>
+    <w:lsdException w:name="List Continue 2"/>
+    <w:lsdException w:name="List Continue 3"/>
+    <w:lsdException w:name="List Continue 4"/>
+    <w:lsdException w:name="List Continue 5"/>
+    <w:lsdException w:name="Message Header"/>
+    <w:lsdException w:name="Subtitle" w:semiHidden="0" w:uiPriority="11" w:unhideWhenUsed="0" w:qFormat="1"/>
+    <w:lsdException w:name="Salutation"/>
+    <w:lsdException w:name="Date"/>
+    <w:lsdException w:name="Body Text First Indent"/>
+    <w:lsdException w:name="Body Text First Indent 2"/>
+    <w:lsdException w:name="Body Text 2"/>
+    <w:lsdException w:name="Body Text 3"/>
+    <w:lsdException w:name="Body Text Indent 2"/>
+    <w:lsdException w:name="Body Text Indent 3"/>
+    <w:lsdException w:name="Block Text"/>
+    <w:lsdException w:name="Hyperlink" w:semiHidden="0" w:qFormat="1"/>
+    <w:lsdException w:name="FollowedHyperlink"/>
+    <w:lsdException w:name="Strong" w:semiHidden="0" w:uiPriority="22" w:unhideWhenUsed="0" w:qFormat="1"/>
+    <w:lsdException w:name="Emphasis" w:semiHidden="0" w:uiPriority="20" w:unhideWhenUsed="0" w:qFormat="1"/>
+    <w:lsdException w:name="Document Map"/>
+    <w:lsdException w:name="Plain Text"/>
+    <w:lsdException w:name="E-mail Signature"/>
+    <w:lsdException w:name="Normal (Web)" w:semiHidden="0" w:qFormat="1"/>
+    <w:lsdException w:name="HTML Acronym"/>
+    <w:lsdException w:name="HTML Address"/>
+    <w:lsdException w:name="HTML Cite"/>
+    <w:lsdException w:name="HTML Code"/>
+    <w:lsdException w:name="HTML Definition"/>
+    <w:lsdException w:name="HTML Keyboard"/>
+    <w:lsdException w:name="HTML Preformatted"/>
+    <w:lsdException w:name="HTML Sample"/>
+    <w:lsdException w:name="HTML Typewriter"/>
+    <w:lsdException w:name="HTML Variable"/>
+    <w:lsdException w:name="Normal Table" w:semiHidden="0" w:qFormat="1"/>
+    <w:lsdException w:name="annotation subject" w:semiHidden="0" w:qFormat="1"/>
+    <w:lsdException w:name="Table Simple 1"/>
+    <w:lsdException w:name="Table Simple 2"/>
+    <w:lsdException w:name="Table Simple 3"/>
+    <w:lsdException w:name="Table Classic 1"/>
+    <w:lsdException w:name="Table Classic 2"/>
+    <w:lsdException w:name="Table Classic 3"/>
+    <w:lsdException w:name="Table Classic 4"/>
+    <w:lsdException w:name="Table Colorful 1"/>
+    <w:lsdException w:name="Table Colorful 2"/>
+    <w:lsdException w:name="Table Colorful 3"/>
+    <w:lsdException w:name="Table Columns 1"/>
+    <w:lsdException w:name="Table Columns 2"/>
+    <w:lsdException w:name="Table Columns 3"/>
+    <w:lsdException w:name="Table Columns 4"/>
+    <w:lsdException w:name="Table Columns 5"/>
+    <w:lsdException w:name="Table Grid 1"/>
+    <w:lsdException w:name="Table Grid 2"/>
+    <w:lsdException w:name="Table Grid 3"/>
+    <w:lsdException w:name="Table Grid 4"/>
+    <w:lsdException w:name="Table Grid 5"/>
+    <w:lsdException w:name="Table Grid 6"/>
+    <w:lsdException w:name="Table Grid 7"/>
+    <w:lsdException w:name="Table Grid 8"/>
+    <w:lsdException w:name="Table List 1"/>
+    <w:lsdException w:name="Table List 2"/>
+    <w:lsdException w:name="Table List 3"/>
+    <w:lsdException w:name="Table List 4"/>
+    <w:lsdException w:name="Table List 5"/>
+    <w:lsdException w:name="Table List 6"/>
+    <w:lsdException w:name="Table List 7"/>
+    <w:lsdException w:name="Table List 8"/>
+    <w:lsdException w:name="Table 3D effects 1"/>
+    <w:lsdException w:name="Table 3D effects 2"/>
+    <w:lsdException w:name="Table 3D effects 3"/>
+    <w:lsdException w:name="Table Contemporary"/>
+    <w:lsdException w:name="Table Elegant"/>
+    <w:lsdException w:name="Table Professional"/>
+    <w:lsdException w:name="Table Subtle 1"/>
+    <w:lsdException w:name="Table Subtle 2"/>
+    <w:lsdException w:name="Table Web 1"/>
+    <w:lsdException w:name="Table Web 2"/>
+    <w:lsdException w:name="Table Web 3"/>
+    <w:lsdException w:name="Balloon Text" w:semiHidden="0" w:qFormat="1"/>
+    <w:lsdException w:name="Table Grid" w:semiHidden="0" w:uiPriority="0" w:unhideWhenUsed="0" w:qFormat="1"/>
+    <w:lsdException w:name="Table Theme"/>
+    <w:lsdException w:name="Light Shading" w:semiHidden="0" w:uiPriority="60" w:unhideWhenUsed="0"/>
+    <w:lsdException w:name="Light List" w:semiHidden="0" w:uiPriority="61" w:unhideWhenUsed="0"/>
+    <w:lsdException w:name="Light Grid" w:semiHidden="0" w:uiPriority="62" w:unhideWhenUsed="0"/>
+    <w:lsdException w:name="Medium Shading 1" w:semiHidden="0" w:uiPriority="63" w:unhideWhenUsed="0"/>
+    <w:lsdException w:name="Medium Shading 2" w:semiHidden="0" w:uiPriority="64" w:unhideWhenUsed="0"/>
+    <w:lsdException w:name="Medium List 1" w:semiHidden="0" w:uiPriority="65" w:unhideWhenUsed="0"/>
+    <w:lsdException w:name="Medium List 2" w:semiHidden="0" w:uiPriority="66" w:unhideWhenUsed="0"/>
+    <w:lsdException w:name="Medium Grid 1" w:semiHidden="0" w:uiPriority="67" w:unhideWhenUsed="0"/>
+    <w:lsdException w:name="Medium Grid 2" w:semiHidden="0" w:uiPriority="68" w:unhideWhenUsed="0"/>
+    <w:lsdException w:name="Medium Grid 3" w:semiHidden="0" w:uiPriority="69" w:unhideWhenUsed="0"/>
+    <w:lsdException w:name="Dark List" w:semiHidden="0" w:uiPriority="70" w:unhideWhenUsed="0"/>
+    <w:lsdException w:name="Colorful Shading" w:semiHidden="0" w:uiPriority="71" w:unhideWhenUsed="0"/>
+    <w:lsdException w:name="Colorful List" w:semiHidden="0" w:uiPriority="72" w:unhideWhenUsed="0"/>
+    <w:lsdException w:name="Colorful Grid" w:semiHidden="0" w:uiPriority="73" w:unhideWhenUsed="0"/>
+    <w:lsdException w:name="Light Shading Accent 1" w:semiHidden="0" w:uiPriority="60" w:unhideWhenUsed="0"/>
+    <w:lsdException w:name="Light List Accent 1" w:semiHidden="0" w:uiPriority="61" w:unhideWhenUsed="0"/>
+    <w:lsdException w:name="Light Grid Accent 1" w:semiHidden="0" w:uiPriority="62" w:unhideWhenUsed="0"/>
+    <w:lsdException w:name="Medium Shading 1 Accent 1" w:semiHidden="0" w:uiPriority="63" w:unhideWhenUsed="0"/>
+    <w:lsdException w:name="Medium Shading 2 Accent 1" w:semiHidden="0" w:uiPriority="64" w:unhideWhenUsed="0"/>
+    <w:lsdException w:name="Medium List 1 Accent 1" w:semiHidden="0" w:uiPriority="65" w:unhideWhenUsed="0"/>
+    <w:lsdException w:name="List Paragraph" w:semiHidden="0" w:unhideWhenUsed="0" w:qFormat="1"/>
+    <w:lsdException w:name="Medium List 2 Accent 1" w:semiHidden="0" w:uiPriority="66" w:unhideWhenUsed="0"/>
+    <w:lsdException w:name="Medium Grid 1 Accent 1" w:semiHidden="0" w:uiPriority="67" w:unhideWhenUsed="0"/>
+    <w:lsdException w:name="Medium Grid 2 Accent 1" w:semiHidden="0" w:uiPriority="68" w:unhideWhenUsed="0"/>
+    <w:lsdException w:name="Medium Grid 3 Accent 1" w:semiHidden="0" w:uiPriority="69" w:unhideWhenUsed="0"/>
+    <w:lsdException w:name="Dark List Accent 1" w:semiHidden="0" w:uiPriority="70" w:unhideWhenUsed="0"/>
+    <w:lsdException w:name="Colorful Shading Accent 1" w:semiHidden="0" w:uiPriority="71" w:unhideWhenUsed="0"/>
+    <w:lsdException w:name="Colorful List Accent 1" w:semiHidden="0" w:uiPriority="72" w:unhideWhenUsed="0"/>
+    <w:lsdException w:name="Colorful Grid Accent 1" w:semiHidden="0" w:uiPriority="73" w:unhideWhenUsed="0"/>
+    <w:lsdException w:name="Light Shading Accent 2" w:semiHidden="0" w:uiPriority="60" w:unhideWhenUsed="0"/>
+    <w:lsdException w:name="Light List Accent 2" w:semiHidden="0" w:uiPriority="61" w:unhideWhenUsed="0"/>
+    <w:lsdException w:name="Light Grid Accent 2" w:semiHidden="0" w:uiPriority="62" w:unhideWhenUsed="0"/>
+    <w:lsdException w:name="Medium Shading 1 Accent 2" w:semiHidden="0" w:uiPriority="63" w:unhideWhenUsed="0"/>
+    <w:lsdException w:name="Medium Shading 2 Accent 2" w:semiHidden="0" w:uiPriority="64" w:unhideWhenUsed="0"/>
+    <w:lsdException w:name="Medium List 1 Accent 2" w:semiHidden="0" w:uiPriority="65" w:unhideWhenUsed="0"/>
+    <w:lsdException w:name="Medium List 2 Accent 2" w:semiHidden="0" w:uiPriority="66" w:unhideWhenUsed="0"/>
+    <w:lsdException w:name="Medium Grid 1 Accent 2" w:semiHidden="0" w:uiPriority="67" w:unhideWhenUsed="0"/>
+    <w:lsdException w:name="Medium Grid 2 Accent 2" w:semiHidden="0" w:uiPriority="68" w:unhideWhenUsed="0"/>
+    <w:lsdException w:name="Medium Grid 3 Accent 2" w:semiHidden="0" w:uiPriority="69" w:unhideWhenUsed="0"/>
+    <w:lsdException w:name="Dark List Accent 2" w:semiHidden="0" w:uiPriority="70" w:unhideWhenUsed="0"/>
+    <w:lsdException w:name="Colorful Shading Accent 2" w:semiHidden="0" w:uiPriority="71" w:unhideWhenUsed="0"/>
+    <w:lsdException w:name="Colorful List Accent 2" w:semiHidden="0" w:uiPriority="72" w:unhideWhenUsed="0"/>
+    <w:lsdException w:name="Colorful Grid Accent 2" w:semiHidden="0" w:uiPriority="73" w:unhideWhenUsed="0"/>
+    <w:lsdException w:name="Light Shading Accent 3" w:semiHidden="0" w:uiPriority="60" w:unhideWhenUsed="0"/>
+    <w:lsdException w:name="Light List Accent 3" w:semiHidden="0" w:uiPriority="61" w:unhideWhenUsed="0"/>
+    <w:lsdException w:name="Light Grid Accent 3" w:semiHidden="0" w:uiPriority="62" w:unhideWhenUsed="0"/>
+    <w:lsdException w:name="Medium Shading 1 Accent 3" w:semiHidden="0" w:uiPriority="63" w:unhideWhenUsed="0"/>
+    <w:lsdException w:name="Medium Shading 2 Accent 3" w:semiHidden="0" w:uiPriority="64" w:unhideWhenUsed="0"/>
+    <w:lsdException w:name="Medium List 1 Accent 3" w:semiHidden="0" w:uiPriority="65" w:unhideWhenUsed="0"/>
+    <w:lsdException w:name="Medium List 2 Accent 3" w:semiHidden="0" w:uiPriority="66" w:unhideWhenUsed="0"/>
+    <w:lsdException w:name="Medium Grid 1 Accent 3" w:semiHidden="0" w:uiPriority="67" w:unhideWhenUsed="0"/>
+    <w:lsdException w:name="Medium Grid 2 Accent 3" w:semiHidden="0" w:uiPriority="68" w:unhideWhenUsed="0"/>
+    <w:lsdException w:name="Medium Grid 3 Accent 3" w:semiHidden="0" w:uiPriority="69" w:unhideWhenUsed="0"/>
+    <w:lsdException w:name="Dark List Accent 3" w:semiHidden="0" w:uiPriority="70" w:unhideWhenUsed="0"/>
+    <w:lsdException w:name="Colorful Shading Accent 3" w:semiHidden="0" w:uiPriority="71" w:unhideWhenUsed="0"/>
+    <w:lsdException w:name="Colorful List Accent 3" w:semiHidden="0" w:uiPriority="72" w:unhideWhenUsed="0"/>
+    <w:lsdException w:name="Colorful Grid Accent 3" w:semiHidden="0" w:uiPriority="73" w:unhideWhenUsed="0"/>
+    <w:lsdException w:name="Light Shading Accent 4" w:semiHidden="0" w:uiPriority="60" w:unhideWhenUsed="0"/>
+    <w:lsdException w:name="Light List Accent 4" w:semiHidden="0" w:uiPriority="61" w:unhideWhenUsed="0"/>
+    <w:lsdException w:name="Light Grid Accent 4" w:semiHidden="0" w:uiPriority="62" w:unhideWhenUsed="0"/>
+    <w:lsdException w:name="Medium Shading 1 Accent 4" w:semiHidden="0" w:uiPriority="63" w:unhideWhenUsed="0"/>
+    <w:lsdException w:name="Medium Shading 2 Accent 4" w:semiHidden="0" w:uiPriority="64" w:unhideWhenUsed="0"/>
+    <w:lsdException w:name="Medium List 1 Accent 4" w:semiHidden="0" w:uiPriority="65" w:unhideWhenUsed="0"/>
+    <w:lsdException w:name="Medium List 2 Accent 4" w:semiHidden="0" w:uiPriority="66" w:unhideWhenUsed="0"/>
+    <w:lsdException w:name="Medium Grid 1 Accent 4" w:semiHidden="0" w:uiPriority="67" w:unhideWhenUsed="0"/>
+    <w:lsdException w:name="Medium Grid 2 Accent 4" w:semiHidden="0" w:uiPriority="68" w:unhideWhenUsed="0"/>
+    <w:lsdException w:name="Medium Grid 3 Accent 4" w:semiHidden="0" w:uiPriority="69" w:unhideWhenUsed="0"/>
+    <w:lsdException w:name="Dark List Accent 4" w:semiHidden="0" w:uiPriority="70" w:unhideWhenUsed="0"/>
+    <w:lsdException w:name="Colorful Shading Accent 4" w:semiHidden="0" w:uiPriority="71" w:unhideWhenUsed="0"/>
+    <w:lsdException w:name="Colorful List Accent 4" w:semiHidden="0" w:uiPriority="72" w:unhideWhenUsed="0"/>
+    <w:lsdException w:name="Colorful Grid Accent 4" w:semiHidden="0" w:uiPriority="73" w:unhideWhenUsed="0"/>
+    <w:lsdException w:name="Light Shading Accent 5" w:semiHidden="0" w:uiPriority="60" w:unhideWhenUsed="0"/>
+    <w:lsdException w:name="Light List Accent 5" w:semiHidden="0" w:uiPriority="61" w:unhideWhenUsed="0"/>
+    <w:lsdException w:name="Light Grid Accent 5" w:semiHidden="0" w:uiPriority="62" w:unhideWhenUsed="0"/>
+    <w:lsdException w:name="Medium Shading 1 Accent 5" w:semiHidden="0" w:uiPriority="63" w:unhideWhenUsed="0"/>
+    <w:lsdException w:name="Medium Shading 2 Accent 5" w:semiHidden="0" w:uiPriority="64" w:unhideWhenUsed="0"/>
+    <w:lsdException w:name="Medium List 1 Accent 5" w:semiHidden="0" w:uiPriority="65" w:unhideWhenUsed="0"/>
+    <w:lsdException w:name="Medium List 2 Accent 5" w:semiHidden="0" w:uiPriority="66" w:unhideWhenUsed="0"/>
+    <w:lsdException w:name="Medium Grid 1 Accent 5" w:semiHidden="0" w:uiPriority="67" w:unhideWhenUsed="0"/>
+    <w:lsdException w:name="Medium Grid 2 Accent 5" w:semiHidden="0" w:uiPriority="68" w:unhideWhenUsed="0"/>
+    <w:lsdException w:name="Medium Grid 3 Accent 5" w:semiHidden="0" w:uiPriority="69" w:unhideWhenUsed="0"/>
+    <w:lsdException w:name="Dark List Accent 5" w:semiHidden="0" w:uiPriority="70" w:unhideWhenUsed="0"/>
+    <w:lsdException w:name="Colorful Shading Accent 5" w:semiHidden="0" w:uiPriority="71" w:unhideWhenUsed="0"/>
+    <w:lsdException w:name="Colorful List Accent 5" w:semiHidden="0" w:uiPriority="72" w:unhideWhenUsed="0"/>
+    <w:lsdException w:name="Colorful Grid Accent 5" w:semiHidden="0" w:uiPriority="73" w:unhideWhenUsed="0"/>
+    <w:lsdException w:name="Light Shading Accent 6" w:semiHidden="0" w:uiPriority="60" w:unhideWhenUsed="0"/>
+    <w:lsdException w:name="Light List Accent 6" w:semiHidden="0" w:uiPriority="61" w:unhideWhenUsed="0"/>
+    <w:lsdException w:name="Light Grid Accent 6" w:semiHidden="0" w:uiPriority="62" w:unhideWhenUsed="0"/>
+    <w:lsdException w:name="Medium Shading 1 Accent 6" w:semiHidden="0" w:uiPriority="63" w:unhideWhenUsed="0"/>
+    <w:lsdException w:name="Medium Shading 2 Accent 6" w:semiHidden="0" w:uiPriority="64" w:unhideWhenUsed="0"/>
+    <w:lsdException w:name="Medium List 1 Accent 6" w:semiHidden="0" w:uiPriority="65" w:unhideWhenUsed="0"/>
+    <w:lsdException w:name="Medium List 2 Accent 6" w:semiHidden="0" w:uiPriority="66" w:unhideWhenUsed="0"/>
+    <w:lsdException w:name="Medium Grid 1 Accent 6" w:semiHidden="0" w:uiPriority="67" w:unhideWhenUsed="0"/>
+    <w:lsdException w:name="Medium Grid 2 Accent 6" w:semiHidden="0" w:uiPriority="68" w:unhideWhenUsed="0"/>
+    <w:lsdException w:name="Medium Grid 3 Accent 6" w:semiHidden="0" w:uiPriority="69" w:unhideWhenUsed="0"/>
+    <w:lsdException w:name="Dark List Accent 6" w:semiHidden="0" w:uiPriority="70" w:unhideWhenUsed="0"/>
+    <w:lsdException w:name="Colorful Shading Accent 6" w:semiHidden="0" w:uiPriority="71" w:unhideWhenUsed="0"/>
+    <w:lsdException w:name="Colorful List Accent 6" w:semiHidden="0" w:uiPriority="72" w:unhideWhenUsed="0"/>
+    <w:lsdException w:name="Colorful Grid Accent 6" w:semiHidden="0" w:uiPriority="73" w:unhideWhenUsed="0"/>
   </w:latentStyles>
-  <w:style w:type="paragraph" w:default="1" w:styleId="1">
+  <w:style w:type="paragraph" w:default="1" w:styleId="Normal">
     <w:name w:val="Normal"/>
     <w:qFormat/>
-    <w:uiPriority w:val="0"/>
     <w:pPr>
       <w:widowControl w:val="0"/>
       <w:adjustRightInd w:val="0"/>
@@ -7922,20 +7753,20 @@
       <w:jc w:val="both"/>
     </w:pPr>
     <w:rPr>
-      <w:rFonts w:ascii="Times New Roman" w:hAnsi="Times New Roman" w:eastAsia="宋体" w:cs="Times New Roman"/>
+      <w:rFonts w:ascii="Times New Roman" w:eastAsia="宋体" w:hAnsi="Times New Roman" w:cs="Times New Roman"/>
       <w:kern w:val="2"/>
       <w:sz w:val="24"/>
       <w:szCs w:val="24"/>
       <w:lang w:val="en-US" w:eastAsia="zh-CN" w:bidi="ar-SA"/>
     </w:rPr>
   </w:style>
-  <w:style w:type="paragraph" w:styleId="2">
+  <w:style w:type="paragraph" w:styleId="Heading1">
     <w:name w:val="heading 1"/>
-    <w:basedOn w:val="1"/>
-    <w:next w:val="1"/>
-    <w:link w:val="21"/>
+    <w:basedOn w:val="Normal"/>
+    <w:next w:val="Normal"/>
+    <w:link w:val="1"/>
+    <w:uiPriority w:val="9"/>
     <w:qFormat/>
-    <w:uiPriority w:val="9"/>
     <w:pPr>
       <w:keepNext/>
       <w:keepLines/>
@@ -7950,13 +7781,12 @@
       <w:szCs w:val="44"/>
     </w:rPr>
   </w:style>
-  <w:style w:type="paragraph" w:styleId="3">
+  <w:style w:type="paragraph" w:styleId="Heading2">
     <w:name w:val="heading 2"/>
-    <w:basedOn w:val="1"/>
-    <w:next w:val="1"/>
-    <w:link w:val="22"/>
+    <w:basedOn w:val="Normal"/>
+    <w:next w:val="Normal"/>
+    <w:link w:val="2"/>
     <w:qFormat/>
-    <w:uiPriority w:val="0"/>
     <w:pPr>
       <w:keepNext/>
       <w:keepLines/>
@@ -7967,20 +7797,19 @@
       <w:outlineLvl w:val="1"/>
     </w:pPr>
     <w:rPr>
-      <w:rFonts w:ascii="Arial" w:hAnsi="Arial" w:eastAsia="黑体"/>
+      <w:rFonts w:ascii="Arial" w:eastAsia="黑体" w:hAnsi="Arial"/>
       <w:b/>
       <w:bCs/>
       <w:sz w:val="32"/>
       <w:szCs w:val="32"/>
     </w:rPr>
   </w:style>
-  <w:style w:type="paragraph" w:styleId="4">
+  <w:style w:type="paragraph" w:styleId="Heading3">
     <w:name w:val="heading 3"/>
-    <w:basedOn w:val="1"/>
-    <w:next w:val="1"/>
-    <w:link w:val="23"/>
+    <w:basedOn w:val="Normal"/>
+    <w:next w:val="Normal"/>
+    <w:link w:val="3"/>
     <w:qFormat/>
-    <w:uiPriority w:val="0"/>
     <w:pPr>
       <w:keepNext/>
       <w:keepLines/>
@@ -7998,13 +7827,13 @@
       <w:szCs w:val="32"/>
     </w:rPr>
   </w:style>
-  <w:style w:type="paragraph" w:styleId="5">
+  <w:style w:type="paragraph" w:styleId="Heading4">
     <w:name w:val="heading 4"/>
-    <w:basedOn w:val="1"/>
-    <w:next w:val="1"/>
-    <w:link w:val="24"/>
+    <w:basedOn w:val="Normal"/>
+    <w:next w:val="Normal"/>
+    <w:link w:val="4"/>
+    <w:uiPriority w:val="9"/>
     <w:qFormat/>
-    <w:uiPriority w:val="9"/>
     <w:pPr>
       <w:keepNext/>
       <w:keepLines/>
@@ -8012,24 +7841,24 @@
       <w:outlineLvl w:val="3"/>
     </w:pPr>
     <w:rPr>
-      <w:rFonts w:ascii="等线 Light" w:hAnsi="等线 Light" w:eastAsia="等线 Light"/>
+      <w:rFonts w:ascii="等线 Light" w:eastAsia="等线 Light" w:hAnsi="等线 Light"/>
       <w:b/>
       <w:bCs/>
       <w:sz w:val="28"/>
       <w:szCs w:val="28"/>
     </w:rPr>
   </w:style>
-  <w:style w:type="character" w:default="1" w:styleId="18">
+  <w:style w:type="character" w:default="1" w:styleId="DefaultParagraphFont">
     <w:name w:val="Default Paragraph Font"/>
+    <w:uiPriority w:val="1"/>
     <w:unhideWhenUsed/>
     <w:qFormat/>
-    <w:uiPriority w:val="1"/>
   </w:style>
-  <w:style w:type="table" w:default="1" w:styleId="16">
+  <w:style w:type="table" w:default="1" w:styleId="TableNormal">
     <w:name w:val="Normal Table"/>
+    <w:uiPriority w:val="99"/>
     <w:unhideWhenUsed/>
     <w:qFormat/>
-    <w:uiPriority w:val="99"/>
     <w:tblPr>
       <w:tblCellMar>
         <w:top w:w="0" w:type="dxa"/>
@@ -8039,12 +7868,11 @@
       </w:tblCellMar>
     </w:tblPr>
   </w:style>
-  <w:style w:type="paragraph" w:styleId="6">
+  <w:style w:type="paragraph" w:styleId="NormalIndent">
     <w:name w:val="Normal Indent"/>
-    <w:basedOn w:val="1"/>
-    <w:link w:val="25"/>
+    <w:basedOn w:val="Normal"/>
+    <w:link w:val="a"/>
     <w:qFormat/>
-    <w:uiPriority w:val="0"/>
     <w:pPr>
       <w:adjustRightInd/>
       <w:snapToGrid/>
@@ -8056,36 +7884,36 @@
       <w:sz w:val="20"/>
     </w:rPr>
   </w:style>
-  <w:style w:type="paragraph" w:styleId="7">
+  <w:style w:type="paragraph" w:styleId="CommentText">
     <w:name w:val="annotation text"/>
-    <w:basedOn w:val="1"/>
-    <w:link w:val="26"/>
+    <w:basedOn w:val="Normal"/>
+    <w:link w:val="a0"/>
+    <w:uiPriority w:val="99"/>
     <w:unhideWhenUsed/>
     <w:qFormat/>
-    <w:uiPriority w:val="99"/>
     <w:pPr>
       <w:jc w:val="left"/>
     </w:pPr>
   </w:style>
-  <w:style w:type="paragraph" w:styleId="8">
+  <w:style w:type="paragraph" w:styleId="BodyText">
     <w:name w:val="Body Text"/>
-    <w:basedOn w:val="1"/>
+    <w:basedOn w:val="Normal"/>
+    <w:uiPriority w:val="1"/>
     <w:qFormat/>
-    <w:uiPriority w:val="1"/>
     <w:rPr>
-      <w:rFonts w:ascii="宋体" w:hAnsi="宋体" w:eastAsia="宋体" w:cs="宋体"/>
+      <w:rFonts w:ascii="宋体" w:eastAsia="宋体" w:hAnsi="宋体" w:cs="宋体"/>
       <w:sz w:val="24"/>
       <w:szCs w:val="24"/>
       <w:lang w:val="en-US" w:eastAsia="zh-CN" w:bidi="ar-SA"/>
     </w:rPr>
   </w:style>
-  <w:style w:type="paragraph" w:styleId="9">
+  <w:style w:type="paragraph" w:styleId="BalloonText">
     <w:name w:val="Balloon Text"/>
-    <w:basedOn w:val="1"/>
-    <w:link w:val="27"/>
+    <w:basedOn w:val="Normal"/>
+    <w:link w:val="a1"/>
+    <w:uiPriority w:val="99"/>
     <w:unhideWhenUsed/>
     <w:qFormat/>
-    <w:uiPriority w:val="99"/>
     <w:pPr>
       <w:spacing w:line="240" w:lineRule="auto"/>
     </w:pPr>
@@ -8094,13 +7922,13 @@
       <w:szCs w:val="18"/>
     </w:rPr>
   </w:style>
-  <w:style w:type="paragraph" w:styleId="10">
+  <w:style w:type="paragraph" w:styleId="Footer">
     <w:name w:val="footer"/>
-    <w:basedOn w:val="1"/>
-    <w:link w:val="28"/>
+    <w:basedOn w:val="Normal"/>
+    <w:link w:val="a2"/>
+    <w:uiPriority w:val="99"/>
     <w:unhideWhenUsed/>
     <w:qFormat/>
-    <w:uiPriority w:val="99"/>
     <w:pPr>
       <w:tabs>
         <w:tab w:val="center" w:pos="4153"/>
@@ -8117,16 +7945,15 @@
       <w:szCs w:val="18"/>
     </w:rPr>
   </w:style>
-  <w:style w:type="paragraph" w:styleId="11">
+  <w:style w:type="paragraph" w:styleId="Header">
     <w:name w:val="header"/>
-    <w:basedOn w:val="1"/>
-    <w:link w:val="29"/>
+    <w:basedOn w:val="Normal"/>
+    <w:link w:val="a3"/>
     <w:unhideWhenUsed/>
     <w:qFormat/>
-    <w:uiPriority w:val="0"/>
     <w:pPr>
       <w:pBdr>
-        <w:bottom w:val="single" w:color="auto" w:sz="6" w:space="1"/>
+        <w:bottom w:val="single" w:sz="6" w:space="1" w:color="auto"/>
       </w:pBdr>
       <w:tabs>
         <w:tab w:val="center" w:pos="4153"/>
@@ -8143,31 +7970,31 @@
       <w:szCs w:val="18"/>
     </w:rPr>
   </w:style>
-  <w:style w:type="paragraph" w:styleId="12">
+  <w:style w:type="paragraph" w:styleId="TOC1">
     <w:name w:val="toc 1"/>
-    <w:basedOn w:val="1"/>
-    <w:next w:val="1"/>
+    <w:basedOn w:val="Normal"/>
+    <w:next w:val="Normal"/>
+    <w:uiPriority w:val="39"/>
     <w:unhideWhenUsed/>
     <w:qFormat/>
+  </w:style>
+  <w:style w:type="paragraph" w:styleId="TOC2">
+    <w:name w:val="toc 2"/>
+    <w:basedOn w:val="Normal"/>
+    <w:next w:val="Normal"/>
     <w:uiPriority w:val="39"/>
-  </w:style>
-  <w:style w:type="paragraph" w:styleId="13">
-    <w:name w:val="toc 2"/>
-    <w:basedOn w:val="1"/>
-    <w:next w:val="1"/>
     <w:unhideWhenUsed/>
     <w:qFormat/>
-    <w:uiPriority w:val="39"/>
     <w:pPr>
       <w:ind w:left="420" w:leftChars="200"/>
     </w:pPr>
   </w:style>
-  <w:style w:type="paragraph" w:styleId="14">
+  <w:style w:type="paragraph" w:styleId="NormalWeb">
     <w:name w:val="Normal (Web)"/>
-    <w:basedOn w:val="1"/>
+    <w:basedOn w:val="Normal"/>
+    <w:uiPriority w:val="99"/>
     <w:unhideWhenUsed/>
     <w:qFormat/>
-    <w:uiPriority w:val="99"/>
     <w:pPr>
       <w:widowControl/>
       <w:adjustRightInd/>
@@ -8181,62 +8008,61 @@
       <w:kern w:val="0"/>
     </w:rPr>
   </w:style>
-  <w:style w:type="paragraph" w:styleId="15">
+  <w:style w:type="paragraph" w:styleId="CommentSubject">
     <w:name w:val="annotation subject"/>
-    <w:basedOn w:val="7"/>
-    <w:next w:val="7"/>
-    <w:link w:val="30"/>
+    <w:basedOn w:val="CommentText"/>
+    <w:next w:val="CommentText"/>
+    <w:link w:val="a4"/>
+    <w:uiPriority w:val="99"/>
     <w:unhideWhenUsed/>
     <w:qFormat/>
-    <w:uiPriority w:val="99"/>
     <w:rPr>
       <w:b/>
       <w:bCs/>
     </w:rPr>
   </w:style>
-  <w:style w:type="table" w:styleId="17">
+  <w:style w:type="table" w:styleId="TableGrid">
     <w:name w:val="Table Grid"/>
-    <w:basedOn w:val="16"/>
+    <w:basedOn w:val="TableNormal"/>
     <w:qFormat/>
-    <w:uiPriority w:val="0"/>
     <w:tblPr>
       <w:tblBorders>
-        <w:top w:val="single" w:color="auto" w:sz="4" w:space="0"/>
-        <w:left w:val="single" w:color="auto" w:sz="4" w:space="0"/>
-        <w:bottom w:val="single" w:color="auto" w:sz="4" w:space="0"/>
-        <w:right w:val="single" w:color="auto" w:sz="4" w:space="0"/>
-        <w:insideH w:val="single" w:color="auto" w:sz="4" w:space="0"/>
-        <w:insideV w:val="single" w:color="auto" w:sz="4" w:space="0"/>
+        <w:top w:val="single" w:sz="4" w:space="0" w:color="auto"/>
+        <w:left w:val="single" w:sz="4" w:space="0" w:color="auto"/>
+        <w:bottom w:val="single" w:sz="4" w:space="0" w:color="auto"/>
+        <w:right w:val="single" w:sz="4" w:space="0" w:color="auto"/>
+        <w:insideH w:val="single" w:sz="4" w:space="0" w:color="auto"/>
+        <w:insideV w:val="single" w:sz="4" w:space="0" w:color="auto"/>
       </w:tblBorders>
     </w:tblPr>
   </w:style>
-  <w:style w:type="character" w:styleId="19">
+  <w:style w:type="character" w:styleId="Hyperlink">
     <w:name w:val="Hyperlink"/>
+    <w:uiPriority w:val="99"/>
     <w:unhideWhenUsed/>
     <w:qFormat/>
-    <w:uiPriority w:val="99"/>
     <w:rPr>
       <w:color w:val="0000FF"/>
       <w:u w:val="single"/>
     </w:rPr>
   </w:style>
-  <w:style w:type="character" w:styleId="20">
+  <w:style w:type="character" w:styleId="CommentReference">
     <w:name w:val="annotation reference"/>
+    <w:uiPriority w:val="99"/>
     <w:unhideWhenUsed/>
     <w:qFormat/>
-    <w:uiPriority w:val="99"/>
     <w:rPr>
       <w:sz w:val="21"/>
       <w:szCs w:val="21"/>
     </w:rPr>
   </w:style>
-  <w:style w:type="character" w:customStyle="1" w:styleId="21">
+  <w:style w:type="character" w:customStyle="1" w:styleId="1">
     <w:name w:val="标题 1 字符"/>
-    <w:link w:val="2"/>
+    <w:link w:val="Heading1"/>
+    <w:uiPriority w:val="9"/>
     <w:qFormat/>
-    <w:uiPriority w:val="9"/>
     <w:rPr>
-      <w:rFonts w:ascii="Times New Roman" w:hAnsi="Times New Roman" w:eastAsia="宋体" w:cs="Times New Roman"/>
+      <w:rFonts w:ascii="Times New Roman" w:eastAsia="宋体" w:hAnsi="Times New Roman" w:cs="Times New Roman"/>
       <w:b/>
       <w:bCs/>
       <w:kern w:val="44"/>
@@ -8244,39 +8070,37 @@
       <w:szCs w:val="44"/>
     </w:rPr>
   </w:style>
-  <w:style w:type="character" w:customStyle="1" w:styleId="22">
+  <w:style w:type="character" w:customStyle="1" w:styleId="2">
     <w:name w:val="标题 2 字符"/>
-    <w:link w:val="3"/>
+    <w:link w:val="Heading2"/>
     <w:qFormat/>
-    <w:uiPriority w:val="0"/>
     <w:rPr>
-      <w:rFonts w:ascii="Arial" w:hAnsi="Arial" w:eastAsia="黑体" w:cs="Times New Roman"/>
+      <w:rFonts w:ascii="Arial" w:eastAsia="黑体" w:hAnsi="Arial" w:cs="Times New Roman"/>
       <w:b/>
       <w:bCs/>
       <w:sz w:val="32"/>
       <w:szCs w:val="32"/>
     </w:rPr>
   </w:style>
-  <w:style w:type="character" w:customStyle="1" w:styleId="23">
+  <w:style w:type="character" w:customStyle="1" w:styleId="3">
     <w:name w:val="标题 3 字符"/>
-    <w:link w:val="4"/>
+    <w:link w:val="Heading3"/>
     <w:qFormat/>
-    <w:uiPriority w:val="0"/>
     <w:rPr>
-      <w:rFonts w:ascii="Times New Roman" w:hAnsi="Times New Roman" w:eastAsia="黑体" w:cs="Times New Roman"/>
+      <w:rFonts w:ascii="Times New Roman" w:eastAsia="黑体" w:hAnsi="Times New Roman" w:cs="Times New Roman"/>
       <w:b/>
       <w:bCs/>
       <w:sz w:val="32"/>
       <w:szCs w:val="32"/>
     </w:rPr>
   </w:style>
-  <w:style w:type="character" w:customStyle="1" w:styleId="24">
+  <w:style w:type="character" w:customStyle="1" w:styleId="4">
     <w:name w:val="标题 4 字符"/>
-    <w:link w:val="5"/>
+    <w:link w:val="Heading4"/>
+    <w:uiPriority w:val="9"/>
     <w:qFormat/>
-    <w:uiPriority w:val="9"/>
     <w:rPr>
-      <w:rFonts w:ascii="等线 Light" w:hAnsi="等线 Light" w:eastAsia="等线 Light" w:cs="Times New Roman"/>
+      <w:rFonts w:ascii="等线 Light" w:eastAsia="等线 Light" w:hAnsi="等线 Light" w:cs="Times New Roman"/>
       <w:b/>
       <w:bCs/>
       <w:kern w:val="2"/>
@@ -8284,82 +8108,79 @@
       <w:szCs w:val="28"/>
     </w:rPr>
   </w:style>
-  <w:style w:type="character" w:customStyle="1" w:styleId="25">
+  <w:style w:type="character" w:customStyle="1" w:styleId="a">
     <w:name w:val="正文缩进 字符"/>
-    <w:link w:val="6"/>
+    <w:link w:val="NormalIndent"/>
     <w:qFormat/>
-    <w:uiPriority w:val="0"/>
     <w:rPr>
-      <w:rFonts w:ascii="Times New Roman" w:hAnsi="Times New Roman" w:eastAsia="宋体" w:cs="Times New Roman"/>
+      <w:rFonts w:ascii="Times New Roman" w:eastAsia="宋体" w:hAnsi="Times New Roman" w:cs="Times New Roman"/>
       <w:kern w:val="0"/>
       <w:sz w:val="20"/>
       <w:szCs w:val="24"/>
     </w:rPr>
   </w:style>
-  <w:style w:type="character" w:customStyle="1" w:styleId="26">
+  <w:style w:type="character" w:customStyle="1" w:styleId="a0">
     <w:name w:val="批注文字 字符"/>
-    <w:link w:val="7"/>
+    <w:link w:val="CommentText"/>
+    <w:uiPriority w:val="99"/>
     <w:semiHidden/>
     <w:qFormat/>
-    <w:uiPriority w:val="99"/>
     <w:rPr>
-      <w:rFonts w:ascii="Times New Roman" w:hAnsi="Times New Roman" w:eastAsia="宋体" w:cs="Times New Roman"/>
+      <w:rFonts w:ascii="Times New Roman" w:eastAsia="宋体" w:hAnsi="Times New Roman" w:cs="Times New Roman"/>
       <w:sz w:val="24"/>
       <w:szCs w:val="24"/>
     </w:rPr>
   </w:style>
-  <w:style w:type="character" w:customStyle="1" w:styleId="27">
+  <w:style w:type="character" w:customStyle="1" w:styleId="a1">
     <w:name w:val="批注框文本 字符"/>
-    <w:link w:val="9"/>
+    <w:link w:val="BalloonText"/>
+    <w:uiPriority w:val="99"/>
     <w:semiHidden/>
     <w:qFormat/>
-    <w:uiPriority w:val="99"/>
     <w:rPr>
-      <w:rFonts w:ascii="Times New Roman" w:hAnsi="Times New Roman" w:eastAsia="宋体" w:cs="Times New Roman"/>
+      <w:rFonts w:ascii="Times New Roman" w:eastAsia="宋体" w:hAnsi="Times New Roman" w:cs="Times New Roman"/>
       <w:sz w:val="18"/>
       <w:szCs w:val="18"/>
     </w:rPr>
   </w:style>
-  <w:style w:type="character" w:customStyle="1" w:styleId="28">
+  <w:style w:type="character" w:customStyle="1" w:styleId="a2">
     <w:name w:val="页脚 字符"/>
-    <w:link w:val="10"/>
+    <w:link w:val="Footer"/>
+    <w:uiPriority w:val="99"/>
     <w:qFormat/>
-    <w:uiPriority w:val="99"/>
     <w:rPr>
       <w:sz w:val="18"/>
       <w:szCs w:val="18"/>
     </w:rPr>
   </w:style>
-  <w:style w:type="character" w:customStyle="1" w:styleId="29">
+  <w:style w:type="character" w:customStyle="1" w:styleId="a3">
     <w:name w:val="页眉 字符"/>
-    <w:link w:val="11"/>
+    <w:link w:val="Header"/>
     <w:qFormat/>
-    <w:uiPriority w:val="0"/>
     <w:rPr>
       <w:sz w:val="18"/>
       <w:szCs w:val="18"/>
     </w:rPr>
   </w:style>
-  <w:style w:type="character" w:customStyle="1" w:styleId="30">
+  <w:style w:type="character" w:customStyle="1" w:styleId="a4">
     <w:name w:val="批注主题 字符"/>
-    <w:link w:val="15"/>
+    <w:link w:val="CommentSubject"/>
+    <w:uiPriority w:val="99"/>
     <w:semiHidden/>
     <w:qFormat/>
-    <w:uiPriority w:val="99"/>
     <w:rPr>
-      <w:rFonts w:ascii="Times New Roman" w:hAnsi="Times New Roman" w:eastAsia="宋体" w:cs="Times New Roman"/>
+      <w:rFonts w:ascii="Times New Roman" w:eastAsia="宋体" w:hAnsi="Times New Roman" w:cs="Times New Roman"/>
       <w:b/>
       <w:bCs/>
       <w:sz w:val="24"/>
       <w:szCs w:val="24"/>
     </w:rPr>
   </w:style>
-  <w:style w:type="paragraph" w:customStyle="1" w:styleId="31">
+  <w:style w:type="paragraph" w:customStyle="1" w:styleId="10">
     <w:name w:val="样式1"/>
-    <w:basedOn w:val="3"/>
-    <w:link w:val="32"/>
+    <w:basedOn w:val="Heading2"/>
+    <w:link w:val="1Char"/>
     <w:qFormat/>
-    <w:uiPriority w:val="0"/>
     <w:pPr>
       <w:spacing w:line="240" w:lineRule="atLeast"/>
       <w:ind w:firstLine="723"/>
@@ -8368,42 +8189,38 @@
       <w:sz w:val="36"/>
     </w:rPr>
   </w:style>
-  <w:style w:type="character" w:customStyle="1" w:styleId="32">
+  <w:style w:type="character" w:customStyle="1" w:styleId="1Char">
     <w:name w:val="样式1 Char"/>
-    <w:link w:val="31"/>
+    <w:link w:val="10"/>
     <w:qFormat/>
-    <w:uiPriority w:val="0"/>
     <w:rPr>
-      <w:rFonts w:ascii="Arial" w:hAnsi="Arial" w:eastAsia="黑体" w:cs="Times New Roman"/>
+      <w:rFonts w:ascii="Arial" w:eastAsia="黑体" w:hAnsi="Arial" w:cs="Times New Roman"/>
       <w:b/>
       <w:bCs/>
       <w:sz w:val="36"/>
       <w:szCs w:val="32"/>
     </w:rPr>
   </w:style>
-  <w:style w:type="character" w:customStyle="1" w:styleId="33">
+  <w:style w:type="character" w:customStyle="1" w:styleId="apple-converted-space">
     <w:name w:val="apple-converted-space"/>
     <w:qFormat/>
-    <w:uiPriority w:val="0"/>
   </w:style>
-  <w:style w:type="character" w:customStyle="1" w:styleId="34">
+  <w:style w:type="character" w:customStyle="1" w:styleId="CharChar">
     <w:name w:val="图案编号 Char Char"/>
-    <w:link w:val="35"/>
+    <w:link w:val="a5"/>
     <w:qFormat/>
-    <w:uiPriority w:val="0"/>
     <w:rPr>
-      <w:rFonts w:ascii="Times New Roman" w:hAnsi="Times New Roman" w:eastAsia="宋体" w:cs="Times New Roman"/>
+      <w:rFonts w:ascii="Times New Roman" w:eastAsia="宋体" w:hAnsi="Times New Roman" w:cs="Times New Roman"/>
       <w:kern w:val="0"/>
       <w:sz w:val="20"/>
       <w:szCs w:val="24"/>
     </w:rPr>
   </w:style>
-  <w:style w:type="paragraph" w:customStyle="1" w:styleId="35">
+  <w:style w:type="paragraph" w:customStyle="1" w:styleId="a5">
     <w:name w:val="图案编号"/>
-    <w:basedOn w:val="1"/>
-    <w:link w:val="34"/>
+    <w:basedOn w:val="Normal"/>
+    <w:link w:val="CharChar"/>
     <w:qFormat/>
-    <w:uiPriority w:val="0"/>
     <w:pPr>
       <w:numPr>
         <w:ilvl w:val="0"/>
@@ -8419,11 +8236,10 @@
       <w:sz w:val="20"/>
     </w:rPr>
   </w:style>
-  <w:style w:type="paragraph" w:customStyle="1" w:styleId="36">
+  <w:style w:type="paragraph" w:customStyle="1" w:styleId="CharChar1CharCharCharCharCharCharChar">
     <w:name w:val="Char Char1 Char Char Char Char Char Char Char"/>
-    <w:basedOn w:val="1"/>
+    <w:basedOn w:val="Normal"/>
     <w:qFormat/>
-    <w:uiPriority w:val="0"/>
     <w:pPr>
       <w:tabs>
         <w:tab w:val="left" w:pos="360"/>
@@ -8437,11 +8253,10 @@
       <w:kern w:val="0"/>
     </w:rPr>
   </w:style>
-  <w:style w:type="paragraph" w:customStyle="1" w:styleId="37">
+  <w:style w:type="paragraph" w:customStyle="1" w:styleId="11">
     <w:name w:val="编号1"/>
-    <w:basedOn w:val="1"/>
+    <w:basedOn w:val="Normal"/>
     <w:qFormat/>
-    <w:uiPriority w:val="0"/>
     <w:pPr>
       <w:numPr>
         <w:ilvl w:val="0"/>
@@ -8458,19 +8273,18 @@
       <w:szCs w:val="22"/>
     </w:rPr>
   </w:style>
-  <w:style w:type="paragraph" w:styleId="38">
+  <w:style w:type="paragraph" w:styleId="ListParagraph">
     <w:name w:val="List Paragraph"/>
-    <w:basedOn w:val="1"/>
+    <w:basedOn w:val="Normal"/>
+    <w:uiPriority w:val="99"/>
     <w:qFormat/>
-    <w:uiPriority w:val="99"/>
     <w:pPr>
       <w:ind w:firstLine="420"/>
     </w:pPr>
   </w:style>
-  <w:style w:type="paragraph" w:customStyle="1" w:styleId="39">
+  <w:style w:type="paragraph" w:customStyle="1" w:styleId="Default">
     <w:name w:val="Default"/>
     <w:qFormat/>
-    <w:uiPriority w:val="0"/>
     <w:pPr>
       <w:widowControl w:val="0"/>
       <w:autoSpaceDE w:val="0"/>
@@ -8478,18 +8292,17 @@
       <w:adjustRightInd w:val="0"/>
     </w:pPr>
     <w:rPr>
-      <w:rFonts w:ascii="Times New Roman" w:hAnsi="Times New Roman" w:eastAsia="宋体" w:cs="Times New Roman"/>
+      <w:rFonts w:ascii="Times New Roman" w:eastAsia="宋体" w:hAnsi="Times New Roman" w:cs="Times New Roman"/>
       <w:color w:val="000000"/>
       <w:sz w:val="24"/>
       <w:szCs w:val="24"/>
       <w:lang w:val="en-US" w:eastAsia="zh-CN" w:bidi="ar-SA"/>
     </w:rPr>
   </w:style>
-  <w:style w:type="paragraph" w:customStyle="1" w:styleId="40">
+  <w:style w:type="paragraph" w:customStyle="1" w:styleId="newstyle15">
     <w:name w:val="newstyle15"/>
-    <w:basedOn w:val="1"/>
+    <w:basedOn w:val="Normal"/>
     <w:qFormat/>
-    <w:uiPriority w:val="0"/>
     <w:pPr>
       <w:widowControl/>
       <w:adjustRightInd/>
@@ -8503,13 +8316,13 @@
       <w:kern w:val="0"/>
     </w:rPr>
   </w:style>
-  <w:style w:type="paragraph" w:customStyle="1" w:styleId="41">
+  <w:style w:type="paragraph" w:customStyle="1" w:styleId="TOC10">
     <w:name w:val="TOC 标题1"/>
-    <w:basedOn w:val="2"/>
-    <w:next w:val="1"/>
+    <w:basedOn w:val="Heading1"/>
+    <w:next w:val="Normal"/>
+    <w:uiPriority w:val="39"/>
     <w:unhideWhenUsed/>
     <w:qFormat/>
-    <w:uiPriority w:val="39"/>
     <w:pPr>
       <w:widowControl/>
       <w:adjustRightInd/>
@@ -8529,11 +8342,11 @@
       <w:szCs w:val="32"/>
     </w:rPr>
   </w:style>
-  <w:style w:type="paragraph" w:customStyle="1" w:styleId="42">
+  <w:style w:type="paragraph" w:customStyle="1" w:styleId="12">
     <w:name w:val="列出段落1"/>
-    <w:basedOn w:val="1"/>
+    <w:basedOn w:val="Normal"/>
+    <w:uiPriority w:val="34"/>
     <w:qFormat/>
-    <w:uiPriority w:val="34"/>
     <w:pPr>
       <w:tabs>
         <w:tab w:val="left" w:pos="0"/>
@@ -8548,24 +8361,22 @@
       <w:szCs w:val="22"/>
     </w:rPr>
   </w:style>
-  <w:style w:type="paragraph" w:customStyle="1" w:styleId="43">
+  <w:style w:type="paragraph" w:customStyle="1" w:styleId="WPSOffice2">
     <w:name w:val="WPSOffice手动目录 2"/>
     <w:qFormat/>
-    <w:uiPriority w:val="0"/>
     <w:pPr>
       <w:ind w:left="200" w:leftChars="200"/>
     </w:pPr>
     <w:rPr>
-      <w:rFonts w:ascii="Times New Roman" w:hAnsi="Times New Roman" w:eastAsia="宋体" w:cs="Times New Roman"/>
+      <w:rFonts w:ascii="Times New Roman" w:eastAsia="宋体" w:hAnsi="Times New Roman" w:cs="Times New Roman"/>
       <w:lang w:val="en-US" w:eastAsia="zh-CN" w:bidi="ar-SA"/>
     </w:rPr>
   </w:style>
-  <w:style w:type="paragraph" w:customStyle="1" w:styleId="44">
+  <w:style w:type="paragraph" w:customStyle="1" w:styleId="WPSOffice1">
     <w:name w:val="WPSOffice手动目录 1"/>
     <w:qFormat/>
-    <w:uiPriority w:val="0"/>
     <w:rPr>
-      <w:rFonts w:ascii="Times New Roman" w:hAnsi="Times New Roman" w:eastAsia="宋体" w:cs="Times New Roman"/>
+      <w:rFonts w:ascii="Times New Roman" w:eastAsia="宋体" w:hAnsi="Times New Roman" w:cs="Times New Roman"/>
       <w:lang w:val="en-US" w:eastAsia="zh-CN" w:bidi="ar-SA"/>
     </w:rPr>
   </w:style>
